--- a/CV.docx
+++ b/CV.docx
@@ -12,6 +12,8 @@
           <w:docGrid w:type="lines" w:linePitch="312" w:charSpace="0"/>
         </w:sectPr>
       </w:pPr>
+      <w:bookmarkStart w:id="3" w:name="_GoBack"/>
+      <w:bookmarkEnd w:id="3"/>
       <w:r>
         <mc:AlternateContent>
           <mc:Choice Requires="wps">
@@ -139,7 +141,29 @@
                                 <w:szCs w:val="21"/>
                                 <w:lang w:val="en-US" w:eastAsia="zh-CN" w:bidi="ar"/>
                               </w:rPr>
-                              <w:t>。后跟随浙江大学人工智能研究院副所长况琨老师进行SRTP研究基于因果的Shapley value，一项院级优秀SQTP团队负责人。共发表SCI论文2篇，在审论文2篇，申请专利一项。主要成果列表如下:</w:t>
+                              <w:t>。后跟随浙江大学人工智能研究院副所长况琨老师进行SRTP研究基于因果的Shapley value，一项院级优秀SQTP团队负责人。</w:t>
+                            </w:r>
+                            <w:r>
+                              <w:rPr>
+                                <w:rFonts w:hint="eastAsia" w:ascii="Times New Roman" w:hAnsi="Times New Roman" w:eastAsia="宋体" w:cs="Times New Roman"/>
+                                <w:b/>
+                                <w:bCs/>
+                                <w:kern w:val="0"/>
+                                <w:sz w:val="21"/>
+                                <w:szCs w:val="21"/>
+                                <w:lang w:val="en-US" w:eastAsia="zh-CN" w:bidi="ar"/>
+                              </w:rPr>
+                              <w:t>共发表SCI论文3篇，在审论文1篇，申请专利一项。</w:t>
+                            </w:r>
+                            <w:r>
+                              <w:rPr>
+                                <w:rFonts w:hint="eastAsia" w:ascii="Times New Roman" w:hAnsi="Times New Roman" w:eastAsia="宋体" w:cs="Times New Roman"/>
+                                <w:kern w:val="0"/>
+                                <w:sz w:val="21"/>
+                                <w:szCs w:val="21"/>
+                                <w:lang w:val="en-US" w:eastAsia="zh-CN" w:bidi="ar"/>
+                              </w:rPr>
+                              <w:t>主要成果列表如下:</w:t>
                             </w:r>
                           </w:p>
                           <w:p>
@@ -517,7 +541,7 @@
                                 <w:szCs w:val="21"/>
                                 <w:lang w:val="en-US" w:eastAsia="zh-CN"/>
                               </w:rPr>
-                              <w:t>以</w:t>
+                              <w:t>2022年</w:t>
                             </w:r>
                             <w:r>
                               <w:rPr>
@@ -629,7 +653,7 @@
                                 <w:szCs w:val="21"/>
                                 <w:lang w:val="en-US" w:eastAsia="zh-CN"/>
                               </w:rPr>
-                              <w:t>在投《</w:t>
+                              <w:t>发表《</w:t>
                             </w:r>
                             <w:r>
                               <w:rPr>
@@ -678,7 +702,7 @@
                                 <w:szCs w:val="21"/>
                                 <w:lang w:val="en-US" w:eastAsia="zh-CN"/>
                               </w:rPr>
-                              <w:t>文献调研、数据处理、代码撰写、数据可视化、论文撰写。</w:t>
+                              <w:t>文献调研、数据处理、代码撰写、可视化、论文撰写。</w:t>
                             </w:r>
                           </w:p>
                           <w:p>
@@ -724,7 +748,7 @@
                                 <w:szCs w:val="21"/>
                                 <w:lang w:val="en-US" w:eastAsia="zh-CN"/>
                               </w:rPr>
-                              <w:t>2021年以第四作者身份在</w:t>
+                              <w:t>以第四作者身份在</w:t>
                             </w:r>
                             <w:r>
                               <w:rPr>
@@ -760,16 +784,7 @@
                                 <w:szCs w:val="21"/>
                                 <w:lang w:val="en-US" w:eastAsia="zh-CN"/>
                               </w:rPr>
-                              <w:t>C</w:t>
-                            </w:r>
-                            <w:r>
-                              <w:rPr>
-                                <w:rFonts w:hint="default" w:ascii="Times New Roman" w:hAnsi="Times New Roman" w:eastAsia="宋体" w:cs="Times New Roman"/>
-                                <w:sz w:val="21"/>
-                                <w:szCs w:val="21"/>
-                                <w:lang w:val="en-US" w:eastAsia="zh-CN"/>
-                              </w:rPr>
-                              <w:t>ausal discovery-based external attention in neural networks for accurate and reliable fault detection and diagnosis of building energy systems</w:t>
+                              <w:t>Causal discovery-based external attention in neural networks for accurate and reliable fault detection and diagnosis of building energy systems</w:t>
                             </w:r>
                             <w:r>
                               <w:rPr>
@@ -1037,7 +1052,7 @@
           </mc:Choice>
           <mc:Fallback>
             <w:pict>
-              <v:shape id="_x0000_s1026" o:spid="_x0000_s1026" o:spt="202" type="#_x0000_t202" style="position:absolute;left:0pt;margin-left:-48.5pt;margin-top:237.25pt;height:262.5pt;width:524.25pt;mso-position-horizontal-relative:margin;z-index:251669504;mso-width-relative:page;mso-height-relative:page;" filled="f" stroked="f" coordsize="21600,21600" o:gfxdata="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">
+              <v:shape id="_x0000_s1026" o:spid="_x0000_s1026" o:spt="202" type="#_x0000_t202" style="position:absolute;left:0pt;margin-left:-48.5pt;margin-top:237.25pt;height:262.5pt;width:524.25pt;mso-position-horizontal-relative:margin;z-index:251669504;mso-width-relative:page;mso-height-relative:page;" filled="f" stroked="f" coordsize="21600,21600" o:gfxdata="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">
                 <v:fill on="f" focussize="0,0"/>
                 <v:stroke on="f" weight="0.5pt"/>
                 <v:imagedata o:title=""/>
@@ -1120,7 +1135,29 @@
                           <w:szCs w:val="21"/>
                           <w:lang w:val="en-US" w:eastAsia="zh-CN" w:bidi="ar"/>
                         </w:rPr>
-                        <w:t>。后跟随浙江大学人工智能研究院副所长况琨老师进行SRTP研究基于因果的Shapley value，一项院级优秀SQTP团队负责人。共发表SCI论文2篇，在审论文2篇，申请专利一项。主要成果列表如下:</w:t>
+                        <w:t>。后跟随浙江大学人工智能研究院副所长况琨老师进行SRTP研究基于因果的Shapley value，一项院级优秀SQTP团队负责人。</w:t>
+                      </w:r>
+                      <w:r>
+                        <w:rPr>
+                          <w:rFonts w:hint="eastAsia" w:ascii="Times New Roman" w:hAnsi="Times New Roman" w:eastAsia="宋体" w:cs="Times New Roman"/>
+                          <w:b/>
+                          <w:bCs/>
+                          <w:kern w:val="0"/>
+                          <w:sz w:val="21"/>
+                          <w:szCs w:val="21"/>
+                          <w:lang w:val="en-US" w:eastAsia="zh-CN" w:bidi="ar"/>
+                        </w:rPr>
+                        <w:t>共发表SCI论文3篇，在审论文1篇，申请专利一项。</w:t>
+                      </w:r>
+                      <w:r>
+                        <w:rPr>
+                          <w:rFonts w:hint="eastAsia" w:ascii="Times New Roman" w:hAnsi="Times New Roman" w:eastAsia="宋体" w:cs="Times New Roman"/>
+                          <w:kern w:val="0"/>
+                          <w:sz w:val="21"/>
+                          <w:szCs w:val="21"/>
+                          <w:lang w:val="en-US" w:eastAsia="zh-CN" w:bidi="ar"/>
+                        </w:rPr>
+                        <w:t>主要成果列表如下:</w:t>
                       </w:r>
                     </w:p>
                     <w:p>
@@ -1498,7 +1535,7 @@
                           <w:szCs w:val="21"/>
                           <w:lang w:val="en-US" w:eastAsia="zh-CN"/>
                         </w:rPr>
-                        <w:t>以</w:t>
+                        <w:t>2022年</w:t>
                       </w:r>
                       <w:r>
                         <w:rPr>
@@ -1610,7 +1647,7 @@
                           <w:szCs w:val="21"/>
                           <w:lang w:val="en-US" w:eastAsia="zh-CN"/>
                         </w:rPr>
-                        <w:t>在投《</w:t>
+                        <w:t>发表《</w:t>
                       </w:r>
                       <w:r>
                         <w:rPr>
@@ -1659,7 +1696,7 @@
                           <w:szCs w:val="21"/>
                           <w:lang w:val="en-US" w:eastAsia="zh-CN"/>
                         </w:rPr>
-                        <w:t>文献调研、数据处理、代码撰写、数据可视化、论文撰写。</w:t>
+                        <w:t>文献调研、数据处理、代码撰写、可视化、论文撰写。</w:t>
                       </w:r>
                     </w:p>
                     <w:p>
@@ -1705,7 +1742,7 @@
                           <w:szCs w:val="21"/>
                           <w:lang w:val="en-US" w:eastAsia="zh-CN"/>
                         </w:rPr>
-                        <w:t>2021年以第四作者身份在</w:t>
+                        <w:t>以第四作者身份在</w:t>
                       </w:r>
                       <w:r>
                         <w:rPr>
@@ -1741,16 +1778,7 @@
                           <w:szCs w:val="21"/>
                           <w:lang w:val="en-US" w:eastAsia="zh-CN"/>
                         </w:rPr>
-                        <w:t>C</w:t>
-                      </w:r>
-                      <w:r>
-                        <w:rPr>
-                          <w:rFonts w:hint="default" w:ascii="Times New Roman" w:hAnsi="Times New Roman" w:eastAsia="宋体" w:cs="Times New Roman"/>
-                          <w:sz w:val="21"/>
-                          <w:szCs w:val="21"/>
-                          <w:lang w:val="en-US" w:eastAsia="zh-CN"/>
-                        </w:rPr>
-                        <w:t>ausal discovery-based external attention in neural networks for accurate and reliable fault detection and diagnosis of building energy systems</w:t>
+                        <w:t>Causal discovery-based external attention in neural networks for accurate and reliable fault detection and diagnosis of building energy systems</w:t>
                       </w:r>
                       <w:r>
                         <w:rPr>
@@ -2115,7 +2143,7 @@
           </mc:Choice>
           <mc:Fallback>
             <w:pict>
-              <v:shape id="文本框 42" o:spid="_x0000_s1026" o:spt="202" type="#_x0000_t202" style="position:absolute;left:0pt;margin-left:-47.55pt;margin-top:604.05pt;height:44.4pt;width:515.45pt;z-index:251674624;mso-width-relative:page;mso-height-relative:page;" filled="f" stroked="f" coordsize="21600,21600" o:gfxdata="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">
+              <v:shape id="文本框 42" o:spid="_x0000_s1026" o:spt="202" type="#_x0000_t202" style="position:absolute;left:0pt;margin-left:-47.55pt;margin-top:604.05pt;height:44.4pt;width:515.45pt;z-index:251674624;mso-width-relative:page;mso-height-relative:page;" filled="f" stroked="f" coordsize="21600,21600" o:gfxdata="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">
                 <v:fill on="f" focussize="0,0"/>
                 <v:stroke on="f" weight="0.5pt"/>
                 <v:imagedata o:title=""/>
@@ -2550,7 +2578,7 @@
           </mc:Choice>
           <mc:Fallback>
             <w:pict>
-              <v:shape id="_x0000_s1026" o:spid="_x0000_s1026" o:spt="202" type="#_x0000_t202" style="position:absolute;left:0pt;margin-left:-47.35pt;margin-top:520.95pt;height:60.4pt;width:515.95pt;z-index:251676672;mso-width-relative:page;mso-height-relative:page;" filled="f" stroked="f" coordsize="21600,21600" o:gfxdata="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">
+              <v:shape id="_x0000_s1026" o:spid="_x0000_s1026" o:spt="202" type="#_x0000_t202" style="position:absolute;left:0pt;margin-left:-47.35pt;margin-top:520.95pt;height:60.4pt;width:515.95pt;z-index:251676672;mso-width-relative:page;mso-height-relative:page;" filled="f" stroked="f" coordsize="21600,21600" o:gfxdata="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">
                 <v:fill on="f" focussize="0,0"/>
                 <v:stroke on="f" weight="0.5pt"/>
                 <v:imagedata o:title=""/>
@@ -3140,7 +3168,7 @@
           </mc:Choice>
           <mc:Fallback>
             <w:pict>
-              <v:group id="_x0000_s1026" o:spid="_x0000_s1026" o:spt="203" style="position:absolute;left:0pt;margin-left:-48.6pt;margin-top:497.2pt;height:23.55pt;width:524.8pt;z-index:251677696;mso-width-relative:page;mso-height-relative:page;" coordorigin="5858,11116" coordsize="10497,471" o:gfxdata="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">
+              <v:group id="_x0000_s1026" o:spid="_x0000_s1026" o:spt="203" style="position:absolute;left:0pt;margin-left:-48.6pt;margin-top:497.2pt;height:23.55pt;width:524.8pt;z-index:251677696;mso-width-relative:page;mso-height-relative:page;" coordorigin="5858,11116" coordsize="10497,471" o:gfxdata="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">
                 <o:lock v:ext="edit" aspectratio="f"/>
                 <v:group id="_x0000_s1026" o:spid="_x0000_s1026" o:spt="203" style="position:absolute;left:5858;top:11140;height:442;width:10497;" coordorigin="5497,3702" coordsize="10497,442" o:gfxdata="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">
                   <o:lock v:ext="edit" aspectratio="f"/>
@@ -3486,7 +3514,7 @@
           </mc:Choice>
           <mc:Fallback>
             <w:pict>
-              <v:group id="_x0000_s1026" o:spid="_x0000_s1026" o:spt="203" style="position:absolute;left:0pt;margin-left:-49.8pt;margin-top:213.9pt;height:23.55pt;width:524.85pt;z-index:251662336;mso-width-relative:page;mso-height-relative:page;" coordorigin="5843,5980" coordsize="10497,471" o:gfxdata="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">
+              <v:group id="_x0000_s1026" o:spid="_x0000_s1026" o:spt="203" style="position:absolute;left:0pt;margin-left:-49.8pt;margin-top:213.9pt;height:23.55pt;width:524.85pt;z-index:251662336;mso-width-relative:page;mso-height-relative:page;" coordorigin="5843,5980" coordsize="10497,471" o:gfxdata="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">
                 <o:lock v:ext="edit" aspectratio="f"/>
                 <v:group id="_x0000_s1026" o:spid="_x0000_s1026" o:spt="203" style="position:absolute;left:5843;top:5997;height:442;width:10497;" coordorigin="5497,3702" coordsize="10497,442" o:gfxdata="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">
                   <o:lock v:ext="edit" aspectratio="f"/>
@@ -4070,7 +4098,7 @@
           </mc:Choice>
           <mc:Fallback>
             <w:pict>
-              <v:shape id="_x0000_s1026" o:spid="_x0000_s1026" o:spt="202" type="#_x0000_t202" style="position:absolute;left:0pt;margin-left:-46.95pt;margin-top:83.35pt;height:129.05pt;width:518.95pt;mso-position-horizontal-relative:margin;z-index:251663360;mso-width-relative:page;mso-height-relative:page;" filled="f" stroked="f" coordsize="21600,21600" o:gfxdata="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">
+              <v:shape id="_x0000_s1026" o:spid="_x0000_s1026" o:spt="202" type="#_x0000_t202" style="position:absolute;left:0pt;margin-left:-46.95pt;margin-top:83.35pt;height:129.05pt;width:518.95pt;mso-position-horizontal-relative:margin;z-index:251663360;mso-width-relative:page;mso-height-relative:page;" filled="f" stroked="f" coordsize="21600,21600" o:gfxdata="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">
                 <v:fill on="f" focussize="0,0"/>
                 <v:stroke on="f" weight="0.5pt"/>
                 <v:imagedata o:title=""/>
@@ -4758,7 +4786,7 @@
           </mc:Choice>
           <mc:Fallback>
             <w:pict>
-              <v:group id="_x0000_s1026" o:spid="_x0000_s1026" o:spt="203" style="position:absolute;left:0pt;margin-left:-49.3pt;margin-top:61.85pt;height:23.5pt;width:524.85pt;z-index:251675648;mso-width-relative:page;mso-height-relative:page;" coordorigin="5843,5914" coordsize="10497,581" o:gfxdata="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">
+              <v:group id="_x0000_s1026" o:spid="_x0000_s1026" o:spt="203" style="position:absolute;left:0pt;margin-left:-49.3pt;margin-top:61.85pt;height:23.5pt;width:524.85pt;z-index:251675648;mso-width-relative:page;mso-height-relative:page;" coordorigin="5843,5914" coordsize="10497,581" o:gfxdata="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">
                 <o:lock v:ext="edit" aspectratio="f"/>
                 <v:group id="组合 13" o:spid="_x0000_s1026" o:spt="203" style="position:absolute;left:5843;top:5997;height:442;width:10497;" coordorigin="5497,3702" coordsize="10497,442" o:gfxdata="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">
                   <o:lock v:ext="edit" aspectratio="f"/>
@@ -5093,7 +5121,7 @@
           </mc:Choice>
           <mc:Fallback>
             <w:pict>
-              <v:shape id="文本框 37" o:spid="_x0000_s1026" o:spt="202" type="#_x0000_t202" style="position:absolute;left:0pt;margin-left:250.7pt;margin-top:-28.7pt;height:75.65pt;width:200.3pt;z-index:251665408;mso-width-relative:page;mso-height-relative:page;" filled="f" stroked="f" coordsize="21600,21600" o:gfxdata="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">
+              <v:shape id="文本框 37" o:spid="_x0000_s1026" o:spt="202" type="#_x0000_t202" style="position:absolute;left:0pt;margin-left:250.7pt;margin-top:-28.7pt;height:75.65pt;width:200.3pt;z-index:251665408;mso-width-relative:page;mso-height-relative:page;" filled="f" stroked="f" coordsize="21600,21600" o:gfxdata="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">
                 <v:fill on="f" focussize="0,0"/>
                 <v:stroke on="f"/>
                 <v:imagedata o:title=""/>
@@ -5384,7 +5412,7 @@
           </mc:Choice>
           <mc:Fallback>
             <w:pict>
-              <v:line id="_x0000_s1026" o:spid="_x0000_s1026" o:spt="20" style="position:absolute;left:0pt;margin-left:-94.7pt;margin-top:-56.4pt;height:0pt;width:602.75pt;z-index:251671552;mso-width-relative:page;mso-height-relative:page;" filled="f" stroked="t" coordsize="21600,21600" o:gfxdata="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">
+              <v:line id="_x0000_s1026" o:spid="_x0000_s1026" o:spt="20" style="position:absolute;left:0pt;margin-left:-94.7pt;margin-top:-56.4pt;height:0pt;width:602.75pt;z-index:251671552;mso-width-relative:page;mso-height-relative:page;" filled="f" stroked="t" coordsize="21600,21600" o:gfxdata="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">
                 <v:fill on="f" focussize="0,0"/>
                 <v:stroke weight="2.25pt" color="#222222 [3204]" miterlimit="8" joinstyle="miter"/>
                 <v:imagedata o:title=""/>
@@ -5660,7 +5688,7 @@
           </mc:Choice>
           <mc:Fallback>
             <w:pict>
-              <v:shape id="文本框 37" o:spid="_x0000_s1026" o:spt="202" type="#_x0000_t202" style="position:absolute;left:0pt;margin-left:83.7pt;margin-top:-28.3pt;height:85.75pt;width:143.1pt;z-index:251664384;mso-width-relative:page;mso-height-relative:page;" filled="f" stroked="f" coordsize="21600,21600" o:gfxdata="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">
+              <v:shape id="文本框 37" o:spid="_x0000_s1026" o:spt="202" type="#_x0000_t202" style="position:absolute;left:0pt;margin-left:83.7pt;margin-top:-28.3pt;height:85.75pt;width:143.1pt;z-index:251664384;mso-width-relative:page;mso-height-relative:page;" filled="f" stroked="f" coordsize="21600,21600" o:gfxdata="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">
                 <v:fill on="f" focussize="0,0"/>
                 <v:stroke on="f"/>
                 <v:imagedata o:title=""/>
@@ -5982,7 +6010,7 @@
           </mc:Choice>
           <mc:Fallback>
             <w:pict>
-              <v:shape id="_x0000_s1026" o:spid="_x0000_s1026" o:spt="202" type="#_x0000_t202" style="position:absolute;left:0pt;margin-left:78.45pt;margin-top:-57.7pt;height:45.05pt;width:80.45pt;z-index:251660288;mso-width-relative:page;mso-height-relative:page;" filled="f" stroked="f" coordsize="21600,21600" o:gfxdata="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">
+              <v:shape id="_x0000_s1026" o:spid="_x0000_s1026" o:spt="202" type="#_x0000_t202" style="position:absolute;left:0pt;margin-left:78.45pt;margin-top:-57.7pt;height:45.05pt;width:80.45pt;z-index:251660288;mso-width-relative:page;mso-height-relative:page;" filled="f" stroked="f" coordsize="21600,21600" o:gfxdata="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">
                 <v:fill on="f" focussize="0,0"/>
                 <v:stroke on="f" weight="0.5pt"/>
                 <v:imagedata o:title=""/>
@@ -6136,7 +6164,7 @@
           </mc:Choice>
           <mc:Fallback>
             <w:pict>
-              <v:rect id="_x0000_s1026" o:spid="_x0000_s1026" o:spt="1" style="position:absolute;left:0pt;margin-left:-95.85pt;margin-top:-76.95pt;height:134.7pt;width:620.9pt;z-index:251659264;v-text-anchor:middle;mso-width-relative:page;mso-height-relative:page;" fillcolor="#EEEEEE" filled="t" stroked="f" coordsize="21600,21600" o:gfxdata="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">
+              <v:rect id="_x0000_s1026" o:spid="_x0000_s1026" o:spt="1" style="position:absolute;left:0pt;margin-left:-95.85pt;margin-top:-76.95pt;height:134.7pt;width:620.9pt;z-index:251659264;v-text-anchor:middle;mso-width-relative:page;mso-height-relative:page;" fillcolor="#EEEEEE" filled="t" stroked="f" coordsize="21600,21600" o:gfxdata="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">
                 <v:fill on="t" focussize="0,0"/>
                 <v:stroke on="f" weight="1pt" miterlimit="8" joinstyle="miter"/>
                 <v:imagedata o:title=""/>
@@ -7138,8 +7166,6 @@
           <w:lang w:eastAsia="zh-CN"/>
         </w:rPr>
       </w:pPr>
-      <w:bookmarkStart w:id="3" w:name="_GoBack"/>
-      <w:bookmarkEnd w:id="3"/>
     </w:p>
     <w:sectPr>
       <w:pgSz w:w="11906" w:h="16838"/>

--- a/CV.docx
+++ b/CV.docx
@@ -12,24 +12,25 @@
           <w:docGrid w:type="lines" w:linePitch="312" w:charSpace="0"/>
         </w:sectPr>
       </w:pPr>
-      <w:bookmarkStart w:id="3" w:name="_GoBack"/>
-      <w:bookmarkEnd w:id="3"/>
       <w:r>
+        <w:rPr>
+          <w:sz w:val="21"/>
+        </w:rPr>
         <mc:AlternateContent>
           <mc:Choice Requires="wps">
             <w:drawing>
-              <wp:anchor distT="0" distB="0" distL="114300" distR="114300" simplePos="0" relativeHeight="251669504" behindDoc="0" locked="0" layoutInCell="1" allowOverlap="1">
+              <wp:anchor distT="0" distB="0" distL="114300" distR="114300" simplePos="0" relativeHeight="251679744" behindDoc="0" locked="0" layoutInCell="1" allowOverlap="1">
                 <wp:simplePos x="0" y="0"/>
-                <wp:positionH relativeFrom="margin">
-                  <wp:posOffset>-615950</wp:posOffset>
+                <wp:positionH relativeFrom="column">
+                  <wp:posOffset>2813050</wp:posOffset>
                 </wp:positionH>
                 <wp:positionV relativeFrom="paragraph">
-                  <wp:posOffset>3013075</wp:posOffset>
+                  <wp:posOffset>6372225</wp:posOffset>
                 </wp:positionV>
-                <wp:extent cx="6657975" cy="3333750"/>
+                <wp:extent cx="3023235" cy="767080"/>
                 <wp:effectExtent l="0" t="0" r="0" b="0"/>
                 <wp:wrapNone/>
-                <wp:docPr id="35" name="文本框 35"/>
+                <wp:docPr id="7" name="文本框 7"/>
                 <wp:cNvGraphicFramePr/>
                 <a:graphic xmlns:a="http://schemas.openxmlformats.org/drawingml/2006/main">
                   <a:graphicData uri="http://schemas.microsoft.com/office/word/2010/wordprocessingShape">
@@ -38,7 +39,7 @@
                       <wps:spPr>
                         <a:xfrm>
                           <a:off x="0" y="0"/>
-                          <a:ext cx="6657975" cy="3333750"/>
+                          <a:ext cx="3023235" cy="767080"/>
                         </a:xfrm>
                         <a:prstGeom prst="rect">
                           <a:avLst/>
@@ -67,9 +68,15 @@
                         <w:txbxContent>
                           <w:p>
                             <w:pPr>
+                              <w:pStyle w:val="7"/>
                               <w:keepNext w:val="0"/>
                               <w:keepLines w:val="0"/>
                               <w:pageBreakBefore w:val="0"/>
+                              <w:widowControl w:val="0"/>
+                              <w:numPr>
+                                <w:ilvl w:val="0"/>
+                                <w:numId w:val="0"/>
+                              </w:numPr>
                               <w:kinsoku/>
                               <w:wordWrap/>
                               <w:overflowPunct/>
@@ -80,100 +87,58 @@
                               <w:adjustRightInd w:val="0"/>
                               <w:snapToGrid w:val="0"/>
                               <w:spacing w:line="312" w:lineRule="auto"/>
+                              <w:ind w:leftChars="0"/>
                               <w:textAlignment w:val="auto"/>
                               <w:rPr>
+                                <w:rFonts w:hint="eastAsia" w:ascii="Times New Roman" w:hAnsi="Times New Roman" w:eastAsia="宋体" w:cs="Times New Roman"/>
+                                <w:kern w:val="0"/>
+                                <w:sz w:val="21"/>
+                                <w:szCs w:val="21"/>
+                                <w:lang w:val="en-US" w:eastAsia="zh-CN" w:bidi="ar"/>
+                              </w:rPr>
+                            </w:pPr>
+                            <w:r>
+                              <w:rPr>
                                 <w:rFonts w:hint="default" w:ascii="Times New Roman" w:hAnsi="Times New Roman" w:eastAsia="宋体" w:cs="Times New Roman"/>
                                 <w:kern w:val="0"/>
                                 <w:sz w:val="21"/>
                                 <w:szCs w:val="21"/>
                                 <w:lang w:val="en-US" w:eastAsia="zh-CN" w:bidi="ar"/>
                               </w:rPr>
-                            </w:pPr>
-                            <w:r>
-                              <w:rPr>
-                                <w:rFonts w:hint="eastAsia" w:ascii="Times New Roman" w:hAnsi="Times New Roman" w:eastAsia="宋体" w:cs="Times New Roman"/>
-                                <w:kern w:val="0"/>
-                                <w:sz w:val="21"/>
-                                <w:szCs w:val="21"/>
-                                <w:lang w:val="en-US" w:eastAsia="zh-CN" w:bidi="ar"/>
-                              </w:rPr>
-                              <w:t>2019年进入能源工程学院赵阳老师课题组进行科研训练，主要研究方向为基于</w:t>
-                            </w:r>
-                            <w:r>
-                              <w:rPr>
-                                <w:rFonts w:hint="eastAsia" w:ascii="Times New Roman" w:hAnsi="Times New Roman" w:eastAsia="宋体" w:cs="Times New Roman"/>
-                                <w:b/>
-                                <w:bCs/>
-                                <w:kern w:val="0"/>
-                                <w:sz w:val="21"/>
-                                <w:szCs w:val="21"/>
-                                <w:lang w:val="en-US" w:eastAsia="zh-CN" w:bidi="ar"/>
-                              </w:rPr>
-                              <w:t>大数据的建筑能源系统负荷预测与故障诊断</w:t>
-                            </w:r>
-                            <w:r>
-                              <w:rPr>
-                                <w:rFonts w:hint="eastAsia" w:ascii="Times New Roman" w:hAnsi="Times New Roman" w:eastAsia="宋体" w:cs="Times New Roman"/>
-                                <w:kern w:val="0"/>
-                                <w:sz w:val="21"/>
-                                <w:szCs w:val="21"/>
-                                <w:lang w:val="en-US" w:eastAsia="zh-CN" w:bidi="ar"/>
-                              </w:rPr>
-                              <w:t>,目前研究课题为</w:t>
-                            </w:r>
-                            <w:r>
-                              <w:rPr>
-                                <w:rFonts w:hint="eastAsia" w:ascii="Times New Roman" w:hAnsi="Times New Roman" w:eastAsia="宋体" w:cs="Times New Roman"/>
-                                <w:b/>
-                                <w:bCs/>
-                                <w:kern w:val="0"/>
-                                <w:sz w:val="21"/>
-                                <w:szCs w:val="21"/>
-                                <w:lang w:val="en-US" w:eastAsia="zh-CN" w:bidi="ar"/>
-                              </w:rPr>
-                              <w:t>预测模型的持续学习与多任务学习</w:t>
-                            </w:r>
-                            <w:r>
-                              <w:rPr>
-                                <w:rFonts w:hint="eastAsia" w:ascii="Times New Roman" w:hAnsi="Times New Roman" w:eastAsia="宋体" w:cs="Times New Roman"/>
-                                <w:kern w:val="0"/>
-                                <w:sz w:val="21"/>
-                                <w:szCs w:val="21"/>
-                                <w:lang w:val="en-US" w:eastAsia="zh-CN" w:bidi="ar"/>
-                              </w:rPr>
-                              <w:t>。后跟随浙江大学人工智能研究院副所长况琨老师进行SRTP研究基于因果的Shapley value，一项院级优秀SQTP团队负责人。</w:t>
-                            </w:r>
-                            <w:r>
-                              <w:rPr>
-                                <w:rFonts w:hint="eastAsia" w:ascii="Times New Roman" w:hAnsi="Times New Roman" w:eastAsia="宋体" w:cs="Times New Roman"/>
-                                <w:b/>
-                                <w:bCs/>
-                                <w:kern w:val="0"/>
-                                <w:sz w:val="21"/>
-                                <w:szCs w:val="21"/>
-                                <w:lang w:val="en-US" w:eastAsia="zh-CN" w:bidi="ar"/>
-                              </w:rPr>
-                              <w:t>共发表SCI论文3篇，在审论文1篇，申请专利一项。</w:t>
-                            </w:r>
-                            <w:r>
-                              <w:rPr>
-                                <w:rFonts w:hint="eastAsia" w:ascii="Times New Roman" w:hAnsi="Times New Roman" w:eastAsia="宋体" w:cs="Times New Roman"/>
-                                <w:kern w:val="0"/>
-                                <w:sz w:val="21"/>
-                                <w:szCs w:val="21"/>
-                                <w:lang w:val="en-US" w:eastAsia="zh-CN" w:bidi="ar"/>
-                              </w:rPr>
-                              <w:t>主要成果列表如下:</w:t>
+                              <w:t>●</w:t>
+                            </w:r>
+                            <w:r>
+                              <w:rPr>
+                                <w:rFonts w:hint="eastAsia" w:ascii="Times New Roman" w:hAnsi="Times New Roman" w:cs="Times New Roman"/>
+                                <w:kern w:val="0"/>
+                                <w:sz w:val="21"/>
+                                <w:szCs w:val="21"/>
+                                <w:lang w:val="en-US" w:eastAsia="zh-CN" w:bidi="ar"/>
+                              </w:rPr>
+                              <w:t xml:space="preserve"> </w:t>
+                            </w:r>
+                            <w:r>
+                              <w:rPr>
+                                <w:rFonts w:hint="eastAsia" w:ascii="Times New Roman" w:hAnsi="Times New Roman" w:eastAsia="宋体" w:cs="Times New Roman"/>
+                                <w:kern w:val="0"/>
+                                <w:sz w:val="21"/>
+                                <w:szCs w:val="21"/>
+                                <w:lang w:val="en-US" w:eastAsia="zh-CN" w:bidi="ar"/>
+                              </w:rPr>
+                              <w:t>浙江省高等数学竞赛一等奖</w:t>
                             </w:r>
                           </w:p>
                           <w:p>
                             <w:pPr>
-                              <w:pStyle w:val="3"/>
+                              <w:pStyle w:val="7"/>
                               <w:keepNext w:val="0"/>
                               <w:keepLines w:val="0"/>
                               <w:pageBreakBefore w:val="0"/>
-                              <w:widowControl/>
-                              <w:suppressLineNumbers w:val="0"/>
+                              <w:widowControl w:val="0"/>
+                              <w:numPr>
+                                <w:ilvl w:val="0"/>
+                                <w:numId w:val="0"/>
+                              </w:numPr>
                               <w:kinsoku/>
                               <w:wordWrap/>
                               <w:overflowPunct/>
@@ -181,157 +146,51 @@
                               <w:autoSpaceDE/>
                               <w:autoSpaceDN/>
                               <w:bidi w:val="0"/>
-                              <w:adjustRightInd/>
-                              <w:snapToGrid/>
+                              <w:adjustRightInd w:val="0"/>
+                              <w:snapToGrid w:val="0"/>
                               <w:spacing w:line="312" w:lineRule="auto"/>
-                              <w:jc w:val="left"/>
+                              <w:ind w:leftChars="0"/>
                               <w:textAlignment w:val="auto"/>
                               <w:rPr>
                                 <w:rFonts w:hint="default" w:ascii="Times New Roman" w:hAnsi="Times New Roman" w:eastAsia="宋体" w:cs="Times New Roman"/>
-                                <w:sz w:val="21"/>
-                                <w:szCs w:val="21"/>
-                                <w:lang w:val="en-US" w:eastAsia="zh-CN"/>
+                                <w:kern w:val="0"/>
+                                <w:sz w:val="21"/>
+                                <w:szCs w:val="21"/>
+                                <w:lang w:val="en-US" w:eastAsia="zh-CN" w:bidi="ar"/>
                               </w:rPr>
                             </w:pPr>
                             <w:r>
                               <w:rPr>
                                 <w:rFonts w:hint="default" w:ascii="Times New Roman" w:hAnsi="Times New Roman" w:eastAsia="宋体" w:cs="Times New Roman"/>
-                                <w:sz w:val="21"/>
-                                <w:szCs w:val="21"/>
-                                <w:lang w:val="en-US" w:eastAsia="zh-CN"/>
+                                <w:kern w:val="0"/>
+                                <w:sz w:val="21"/>
+                                <w:szCs w:val="21"/>
+                                <w:lang w:val="en-US" w:eastAsia="zh-CN" w:bidi="ar"/>
                               </w:rPr>
                               <w:t>●</w:t>
                             </w:r>
                             <w:r>
                               <w:rPr>
                                 <w:rFonts w:hint="eastAsia" w:ascii="Times New Roman" w:hAnsi="Times New Roman" w:cs="Times New Roman"/>
-                                <w:sz w:val="21"/>
-                                <w:szCs w:val="21"/>
-                                <w:lang w:val="en-US" w:eastAsia="zh-CN"/>
-                              </w:rPr>
-                              <w:t>2021年以第三作者身份在</w:t>
-                            </w:r>
-                            <w:r>
-                              <w:rPr>
-                                <w:rFonts w:hint="eastAsia" w:ascii="Times New Roman" w:hAnsi="Times New Roman" w:eastAsia="宋体" w:cs="Times New Roman"/>
-                                <w:sz w:val="21"/>
-                                <w:szCs w:val="21"/>
-                                <w:lang w:val="en-US" w:eastAsia="zh-CN"/>
-                              </w:rPr>
-                              <w:t>《</w:t>
-                            </w:r>
-                            <w:r>
-                              <w:rPr>
-                                <w:rFonts w:hint="default" w:ascii="Times New Roman" w:hAnsi="Times New Roman" w:eastAsia="宋体" w:cs="Times New Roman"/>
-                                <w:sz w:val="21"/>
-                                <w:szCs w:val="21"/>
-                                <w:lang w:val="en-US" w:eastAsia="zh-CN"/>
-                              </w:rPr>
-                              <w:t>Building Simulation》</w:t>
-                            </w:r>
-                            <w:r>
-                              <w:rPr>
-                                <w:rFonts w:hint="eastAsia" w:ascii="Times New Roman" w:hAnsi="Times New Roman" w:eastAsia="宋体" w:cs="Times New Roman"/>
-                                <w:sz w:val="21"/>
-                                <w:szCs w:val="21"/>
-                                <w:lang w:val="en-US" w:eastAsia="zh-CN"/>
-                              </w:rPr>
-                              <w:t>(</w:t>
-                            </w:r>
-                            <w:r>
-                              <w:rPr>
-                                <w:rFonts w:hint="eastAsia" w:ascii="Times New Roman" w:hAnsi="Times New Roman" w:cs="Times New Roman"/>
-                                <w:sz w:val="21"/>
-                                <w:szCs w:val="21"/>
-                                <w:lang w:val="en-US" w:eastAsia="zh-CN"/>
-                              </w:rPr>
-                              <w:t>中科院2区</w:t>
-                            </w:r>
-                            <w:r>
-                              <w:rPr>
-                                <w:rFonts w:hint="eastAsia" w:ascii="Times New Roman" w:hAnsi="Times New Roman" w:eastAsia="宋体" w:cs="Times New Roman"/>
-                                <w:sz w:val="21"/>
-                                <w:szCs w:val="21"/>
-                                <w:lang w:val="en-US" w:eastAsia="zh-CN"/>
-                              </w:rPr>
-                              <w:t>)</w:t>
-                            </w:r>
-                            <w:r>
-                              <w:rPr>
-                                <w:rFonts w:hint="eastAsia" w:ascii="Times New Roman" w:hAnsi="Times New Roman" w:cs="Times New Roman"/>
-                                <w:sz w:val="21"/>
-                                <w:szCs w:val="21"/>
-                                <w:lang w:val="en-US" w:eastAsia="zh-CN"/>
-                              </w:rPr>
-                              <w:t>上发表</w:t>
-                            </w:r>
-                            <w:r>
-                              <w:rPr>
-                                <w:rFonts w:hint="eastAsia" w:ascii="Times New Roman" w:hAnsi="Times New Roman" w:eastAsia="宋体" w:cs="Times New Roman"/>
-                                <w:sz w:val="21"/>
-                                <w:szCs w:val="21"/>
-                                <w:lang w:val="en-US" w:eastAsia="zh-CN"/>
-                              </w:rPr>
-                              <w:t>《</w:t>
-                            </w:r>
-                            <w:r>
-                              <w:rPr>
-                                <w:rFonts w:hint="default" w:ascii="Times New Roman" w:hAnsi="Times New Roman" w:eastAsia="宋体" w:cs="Times New Roman"/>
-                                <w:sz w:val="21"/>
-                                <w:szCs w:val="21"/>
-                                <w:lang w:val="en-US" w:eastAsia="zh-CN"/>
-                              </w:rPr>
-                              <w:t>A real-time abnormal operation pattern detection method for building energy systems based on association rule bases</w:t>
-                            </w:r>
-                            <w:r>
-                              <w:rPr>
-                                <w:rFonts w:hint="eastAsia" w:ascii="Times New Roman" w:hAnsi="Times New Roman" w:eastAsia="宋体" w:cs="Times New Roman"/>
-                                <w:sz w:val="21"/>
-                                <w:szCs w:val="21"/>
-                                <w:lang w:val="en-US" w:eastAsia="zh-CN"/>
-                              </w:rPr>
-                              <w:t>》</w:t>
-                            </w:r>
-                            <w:bookmarkStart w:id="0" w:name="OLE_LINK1"/>
-                            <w:r>
-                              <w:rPr>
-                                <w:rFonts w:hint="eastAsia" w:ascii="Times New Roman" w:hAnsi="Times New Roman" w:cs="Times New Roman"/>
-                                <w:sz w:val="21"/>
-                                <w:szCs w:val="21"/>
-                                <w:lang w:val="en-US" w:eastAsia="zh-CN"/>
-                              </w:rPr>
-                              <w:t>。</w:t>
-                            </w:r>
-                            <w:r>
-                              <w:rPr>
-                                <w:rFonts w:hint="eastAsia" w:ascii="Times New Roman" w:hAnsi="Times New Roman" w:cs="Times New Roman"/>
-                                <w:b/>
-                                <w:bCs/>
-                                <w:sz w:val="21"/>
-                                <w:szCs w:val="21"/>
-                                <w:lang w:val="en-US" w:eastAsia="zh-CN"/>
-                              </w:rPr>
-                              <w:t>贡献:</w:t>
-                            </w:r>
-                            <w:bookmarkEnd w:id="0"/>
-                            <w:r>
-                              <w:rPr>
-                                <w:rFonts w:hint="eastAsia" w:ascii="Times New Roman" w:hAnsi="Times New Roman" w:cs="Times New Roman"/>
-                                <w:sz w:val="21"/>
-                                <w:szCs w:val="21"/>
-                                <w:lang w:val="en-US" w:eastAsia="zh-CN"/>
-                              </w:rPr>
-                              <w:t xml:space="preserve"> 文献调研、数据可视化。</w:t>
+                                <w:kern w:val="0"/>
+                                <w:sz w:val="21"/>
+                                <w:szCs w:val="21"/>
+                                <w:lang w:val="en-US" w:eastAsia="zh-CN" w:bidi="ar"/>
+                              </w:rPr>
+                              <w:t xml:space="preserve"> 浙江大学节能减排竞赛三等奖</w:t>
                             </w:r>
                           </w:p>
                           <w:p>
                             <w:pPr>
-                              <w:pStyle w:val="3"/>
+                              <w:pStyle w:val="7"/>
                               <w:keepNext w:val="0"/>
                               <w:keepLines w:val="0"/>
                               <w:pageBreakBefore w:val="0"/>
-                              <w:widowControl/>
-                              <w:suppressLineNumbers w:val="0"/>
+                              <w:widowControl w:val="0"/>
+                              <w:numPr>
+                                <w:ilvl w:val="0"/>
+                                <w:numId w:val="0"/>
+                              </w:numPr>
                               <w:kinsoku/>
                               <w:wordWrap/>
                               <w:overflowPunct/>
@@ -339,709 +198,23 @@
                               <w:autoSpaceDE/>
                               <w:autoSpaceDN/>
                               <w:bidi w:val="0"/>
-                              <w:adjustRightInd/>
-                              <w:snapToGrid/>
+                              <w:adjustRightInd w:val="0"/>
+                              <w:snapToGrid w:val="0"/>
                               <w:spacing w:line="312" w:lineRule="auto"/>
-                              <w:jc w:val="left"/>
+                              <w:ind w:leftChars="0"/>
                               <w:textAlignment w:val="auto"/>
                               <w:rPr>
-                                <w:rFonts w:hint="default" w:ascii="Times New Roman" w:hAnsi="Times New Roman" w:eastAsia="宋体" w:cs="Times New Roman"/>
-                                <w:sz w:val="21"/>
-                                <w:szCs w:val="21"/>
-                                <w:lang w:val="en-US" w:eastAsia="zh-CN"/>
-                              </w:rPr>
-                            </w:pPr>
-                            <w:r>
-                              <w:rPr>
-                                <w:rFonts w:hint="default" w:ascii="Times New Roman" w:hAnsi="Times New Roman" w:eastAsia="宋体" w:cs="Times New Roman"/>
-                                <w:sz w:val="21"/>
-                                <w:szCs w:val="21"/>
-                                <w:lang w:val="en-US" w:eastAsia="zh-CN"/>
-                              </w:rPr>
-                              <w:t>●</w:t>
-                            </w:r>
-                            <w:r>
-                              <w:rPr>
-                                <w:rFonts w:hint="eastAsia" w:ascii="Times New Roman" w:hAnsi="Times New Roman" w:cs="Times New Roman"/>
-                                <w:sz w:val="21"/>
-                                <w:szCs w:val="21"/>
-                                <w:lang w:val="en-US" w:eastAsia="zh-CN"/>
-                              </w:rPr>
-                              <w:t>2021年以第二作者身份在</w:t>
-                            </w:r>
-                            <w:r>
-                              <w:rPr>
-                                <w:rFonts w:hint="eastAsia" w:ascii="Times New Roman" w:hAnsi="Times New Roman" w:eastAsia="宋体" w:cs="Times New Roman"/>
-                                <w:sz w:val="21"/>
-                                <w:szCs w:val="21"/>
-                                <w:lang w:val="en-US" w:eastAsia="zh-CN"/>
-                              </w:rPr>
-                              <w:t>《</w:t>
-                            </w:r>
-                            <w:r>
-                              <w:rPr>
-                                <w:rFonts w:hint="default" w:ascii="Times New Roman" w:hAnsi="Times New Roman" w:eastAsia="宋体" w:cs="Times New Roman"/>
-                                <w:sz w:val="21"/>
-                                <w:szCs w:val="21"/>
-                                <w:lang w:val="en-US" w:eastAsia="zh-CN"/>
-                              </w:rPr>
-                              <w:t>Applied energy》</w:t>
-                            </w:r>
-                            <w:r>
-                              <w:rPr>
-                                <w:rFonts w:hint="eastAsia" w:ascii="Times New Roman" w:hAnsi="Times New Roman" w:eastAsia="宋体" w:cs="Times New Roman"/>
-                                <w:sz w:val="21"/>
-                                <w:szCs w:val="21"/>
-                                <w:lang w:val="en-US" w:eastAsia="zh-CN"/>
-                              </w:rPr>
-                              <w:t>(</w:t>
-                            </w:r>
-                            <w:r>
-                              <w:rPr>
-                                <w:rFonts w:hint="eastAsia" w:ascii="Times New Roman" w:hAnsi="Times New Roman" w:cs="Times New Roman"/>
-                                <w:sz w:val="21"/>
-                                <w:szCs w:val="21"/>
-                                <w:lang w:val="en-US" w:eastAsia="zh-CN"/>
-                              </w:rPr>
-                              <w:t>中科院</w:t>
-                            </w:r>
-                            <w:r>
-                              <w:rPr>
-                                <w:rFonts w:hint="eastAsia" w:ascii="Times New Roman" w:hAnsi="Times New Roman" w:eastAsia="宋体" w:cs="Times New Roman"/>
-                                <w:sz w:val="21"/>
-                                <w:szCs w:val="21"/>
-                                <w:lang w:val="en-US" w:eastAsia="zh-CN"/>
-                              </w:rPr>
-                              <w:t>1</w:t>
-                            </w:r>
-                            <w:r>
-                              <w:rPr>
-                                <w:rFonts w:hint="eastAsia" w:ascii="Times New Roman" w:hAnsi="Times New Roman" w:cs="Times New Roman"/>
-                                <w:sz w:val="21"/>
-                                <w:szCs w:val="21"/>
-                                <w:lang w:val="en-US" w:eastAsia="zh-CN"/>
-                              </w:rPr>
-                              <w:t>区</w:t>
-                            </w:r>
-                            <w:r>
-                              <w:rPr>
-                                <w:rFonts w:hint="eastAsia" w:ascii="Times New Roman" w:hAnsi="Times New Roman" w:eastAsia="宋体" w:cs="Times New Roman"/>
-                                <w:sz w:val="21"/>
-                                <w:szCs w:val="21"/>
-                                <w:lang w:val="en-US" w:eastAsia="zh-CN"/>
-                              </w:rPr>
-                              <w:t>,Top)</w:t>
-                            </w:r>
-                            <w:r>
-                              <w:rPr>
-                                <w:rFonts w:hint="eastAsia" w:ascii="Times New Roman" w:hAnsi="Times New Roman" w:cs="Times New Roman"/>
-                                <w:sz w:val="21"/>
-                                <w:szCs w:val="21"/>
-                                <w:lang w:val="en-US" w:eastAsia="zh-CN"/>
-                              </w:rPr>
-                              <w:t>上发表</w:t>
-                            </w:r>
-                            <w:r>
-                              <w:rPr>
-                                <w:rFonts w:hint="eastAsia" w:ascii="Times New Roman" w:hAnsi="Times New Roman" w:eastAsia="宋体" w:cs="Times New Roman"/>
-                                <w:sz w:val="21"/>
-                                <w:szCs w:val="21"/>
-                                <w:lang w:val="en-US" w:eastAsia="zh-CN"/>
-                              </w:rPr>
-                              <w:t>《</w:t>
-                            </w:r>
-                            <w:r>
-                              <w:rPr>
-                                <w:rFonts w:hint="default" w:ascii="Times New Roman" w:hAnsi="Times New Roman" w:eastAsia="宋体" w:cs="Times New Roman"/>
-                                <w:sz w:val="21"/>
-                                <w:szCs w:val="21"/>
-                                <w:lang w:val="en-US" w:eastAsia="zh-CN"/>
-                              </w:rPr>
-                              <w:t>A Hierarchical Object Oriented Bayesian Network-based Fault Diagnosis Method for Building Energy Systems</w:t>
-                            </w:r>
-                            <w:r>
-                              <w:rPr>
-                                <w:rFonts w:hint="eastAsia" w:ascii="Times New Roman" w:hAnsi="Times New Roman" w:eastAsia="宋体" w:cs="Times New Roman"/>
-                                <w:sz w:val="21"/>
-                                <w:szCs w:val="21"/>
-                                <w:lang w:val="en-US" w:eastAsia="zh-CN"/>
-                              </w:rPr>
-                              <w:t>》</w:t>
-                            </w:r>
-                            <w:r>
-                              <w:rPr>
-                                <w:rFonts w:hint="eastAsia" w:ascii="Times New Roman" w:hAnsi="Times New Roman" w:cs="Times New Roman"/>
-                                <w:sz w:val="21"/>
-                                <w:szCs w:val="21"/>
-                                <w:lang w:val="en-US" w:eastAsia="zh-CN"/>
-                              </w:rPr>
-                              <w:t>。</w:t>
-                            </w:r>
-                            <w:r>
-                              <w:rPr>
-                                <w:rFonts w:hint="eastAsia" w:ascii="Times New Roman" w:hAnsi="Times New Roman" w:cs="Times New Roman"/>
-                                <w:b/>
-                                <w:bCs/>
-                                <w:sz w:val="21"/>
-                                <w:szCs w:val="21"/>
-                                <w:lang w:val="en-US" w:eastAsia="zh-CN"/>
-                              </w:rPr>
-                              <w:t>贡献:</w:t>
-                            </w:r>
-                            <w:r>
-                              <w:rPr>
-                                <w:rFonts w:hint="eastAsia" w:ascii="Times New Roman" w:hAnsi="Times New Roman" w:cs="Times New Roman"/>
-                                <w:sz w:val="21"/>
-                                <w:szCs w:val="21"/>
-                                <w:lang w:val="en-US" w:eastAsia="zh-CN"/>
-                              </w:rPr>
-                              <w:t xml:space="preserve"> 数据处理、数据可视化。</w:t>
-                            </w:r>
-                          </w:p>
-                          <w:p>
-                            <w:pPr>
-                              <w:pStyle w:val="3"/>
-                              <w:keepNext w:val="0"/>
-                              <w:keepLines w:val="0"/>
-                              <w:pageBreakBefore w:val="0"/>
-                              <w:widowControl/>
-                              <w:suppressLineNumbers w:val="0"/>
-                              <w:kinsoku/>
-                              <w:wordWrap/>
-                              <w:overflowPunct/>
-                              <w:topLinePunct w:val="0"/>
-                              <w:autoSpaceDE/>
-                              <w:autoSpaceDN/>
-                              <w:bidi w:val="0"/>
-                              <w:adjustRightInd/>
-                              <w:snapToGrid/>
-                              <w:spacing w:line="312" w:lineRule="auto"/>
-                              <w:jc w:val="left"/>
-                              <w:textAlignment w:val="auto"/>
-                              <w:rPr>
-                                <w:rFonts w:hint="eastAsia" w:ascii="Times New Roman" w:hAnsi="Times New Roman" w:cs="Times New Roman"/>
-                                <w:sz w:val="21"/>
-                                <w:szCs w:val="21"/>
-                                <w:lang w:val="en-US" w:eastAsia="zh-CN"/>
-                              </w:rPr>
-                            </w:pPr>
-                            <w:r>
-                              <w:rPr>
-                                <w:rFonts w:hint="default" w:ascii="Times New Roman" w:hAnsi="Times New Roman" w:eastAsia="宋体" w:cs="Times New Roman"/>
-                                <w:sz w:val="21"/>
-                                <w:szCs w:val="21"/>
-                                <w:lang w:val="en-US" w:eastAsia="zh-CN"/>
-                              </w:rPr>
-                              <w:t>●</w:t>
-                            </w:r>
-                            <w:r>
-                              <w:rPr>
-                                <w:rFonts w:hint="eastAsia" w:ascii="Times New Roman" w:hAnsi="Times New Roman" w:cs="Times New Roman"/>
-                                <w:sz w:val="21"/>
-                                <w:szCs w:val="21"/>
-                                <w:lang w:val="en-US" w:eastAsia="zh-CN"/>
-                              </w:rPr>
-                              <w:t>2022年</w:t>
-                            </w:r>
-                            <w:r>
-                              <w:rPr>
-                                <w:rFonts w:hint="default" w:ascii="Times New Roman" w:hAnsi="Times New Roman" w:eastAsia="宋体" w:cs="Times New Roman"/>
-                                <w:b/>
-                                <w:bCs/>
-                                <w:sz w:val="21"/>
-                                <w:szCs w:val="21"/>
-                                <w:lang w:val="en-US" w:eastAsia="zh-CN"/>
-                              </w:rPr>
-                              <w:t>第一作者</w:t>
-                            </w:r>
-                            <w:r>
-                              <w:rPr>
-                                <w:rFonts w:hint="eastAsia" w:ascii="Times New Roman" w:hAnsi="Times New Roman" w:cs="Times New Roman"/>
-                                <w:sz w:val="21"/>
-                                <w:szCs w:val="21"/>
-                                <w:lang w:val="en-US" w:eastAsia="zh-CN"/>
-                              </w:rPr>
-                              <w:t>身份</w:t>
-                            </w:r>
-                            <w:r>
-                              <w:rPr>
-                                <w:rFonts w:hint="default" w:ascii="Times New Roman" w:hAnsi="Times New Roman" w:eastAsia="宋体" w:cs="Times New Roman"/>
-                                <w:sz w:val="21"/>
-                                <w:szCs w:val="21"/>
-                                <w:lang w:val="en-US" w:eastAsia="zh-CN"/>
-                              </w:rPr>
-                              <w:t xml:space="preserve">《Energy </w:t>
-                            </w:r>
-                            <w:r>
-                              <w:rPr>
-                                <w:rFonts w:hint="eastAsia" w:ascii="Times New Roman" w:hAnsi="Times New Roman" w:cs="Times New Roman"/>
-                                <w:sz w:val="21"/>
-                                <w:szCs w:val="21"/>
-                                <w:lang w:val="en-US" w:eastAsia="zh-CN"/>
-                              </w:rPr>
-                              <w:t>and</w:t>
-                            </w:r>
-                            <w:r>
-                              <w:rPr>
-                                <w:rFonts w:hint="default" w:ascii="Times New Roman" w:hAnsi="Times New Roman" w:eastAsia="宋体" w:cs="Times New Roman"/>
-                                <w:sz w:val="21"/>
-                                <w:szCs w:val="21"/>
-                                <w:lang w:val="en-US" w:eastAsia="zh-CN"/>
-                              </w:rPr>
-                              <w:t xml:space="preserve"> Building</w:t>
-                            </w:r>
-                            <w:r>
-                              <w:rPr>
-                                <w:rFonts w:hint="eastAsia" w:ascii="Times New Roman" w:hAnsi="Times New Roman" w:cs="Times New Roman"/>
-                                <w:sz w:val="21"/>
-                                <w:szCs w:val="21"/>
-                                <w:lang w:val="en-US" w:eastAsia="zh-CN"/>
-                              </w:rPr>
-                              <w:t>s</w:t>
-                            </w:r>
-                            <w:r>
-                              <w:rPr>
-                                <w:rFonts w:hint="default" w:ascii="Times New Roman" w:hAnsi="Times New Roman" w:eastAsia="宋体" w:cs="Times New Roman"/>
-                                <w:sz w:val="21"/>
-                                <w:szCs w:val="21"/>
-                                <w:lang w:val="en-US" w:eastAsia="zh-CN"/>
-                              </w:rPr>
-                              <w:t>》</w:t>
-                            </w:r>
-                            <w:r>
-                              <w:rPr>
-                                <w:rFonts w:hint="eastAsia" w:ascii="Times New Roman" w:hAnsi="Times New Roman" w:eastAsia="宋体" w:cs="Times New Roman"/>
-                                <w:sz w:val="21"/>
-                                <w:szCs w:val="21"/>
-                                <w:lang w:val="en-US" w:eastAsia="zh-CN"/>
-                              </w:rPr>
-                              <w:t>(</w:t>
-                            </w:r>
-                            <w:r>
-                              <w:rPr>
-                                <w:rFonts w:hint="eastAsia" w:ascii="Times New Roman" w:hAnsi="Times New Roman" w:cs="Times New Roman"/>
-                                <w:sz w:val="21"/>
-                                <w:szCs w:val="21"/>
-                                <w:lang w:val="en-US" w:eastAsia="zh-CN"/>
-                              </w:rPr>
-                              <w:t>中科院2</w:t>
-                            </w:r>
-                            <w:bookmarkStart w:id="1" w:name="OLE_LINK2"/>
-                            <w:r>
-                              <w:rPr>
-                                <w:rFonts w:hint="eastAsia" w:ascii="Times New Roman" w:hAnsi="Times New Roman" w:cs="Times New Roman"/>
-                                <w:sz w:val="21"/>
-                                <w:szCs w:val="21"/>
-                                <w:lang w:val="en-US" w:eastAsia="zh-CN"/>
-                              </w:rPr>
-                              <w:t>区</w:t>
-                            </w:r>
-                            <w:bookmarkEnd w:id="1"/>
-                            <w:r>
-                              <w:rPr>
-                                <w:rFonts w:hint="eastAsia" w:ascii="Times New Roman" w:hAnsi="Times New Roman" w:eastAsia="宋体" w:cs="Times New Roman"/>
-                                <w:sz w:val="21"/>
-                                <w:szCs w:val="21"/>
-                                <w:lang w:val="en-US" w:eastAsia="zh-CN"/>
-                              </w:rPr>
-                              <w:t>,Top)</w:t>
-                            </w:r>
-                            <w:r>
-                              <w:rPr>
-                                <w:rFonts w:hint="eastAsia" w:ascii="Times New Roman" w:hAnsi="Times New Roman" w:cs="Times New Roman"/>
-                                <w:sz w:val="21"/>
-                                <w:szCs w:val="21"/>
-                                <w:lang w:val="en-US" w:eastAsia="zh-CN"/>
-                              </w:rPr>
-                              <w:t>发表《</w:t>
-                            </w:r>
-                            <w:r>
-                              <w:rPr>
-                                <w:rFonts w:hint="default" w:ascii="Times New Roman" w:hAnsi="Times New Roman" w:eastAsia="宋体" w:cs="Times New Roman"/>
-                                <w:sz w:val="21"/>
-                                <w:szCs w:val="21"/>
-                                <w:lang w:val="en-US" w:eastAsia="zh-CN"/>
-                              </w:rPr>
-                              <w:t>Elastic weight consolidation-based adaptive neural networks for dynamic building energy load</w:t>
-                            </w:r>
-                            <w:bookmarkStart w:id="2" w:name="OLE_LINK3"/>
-                            <w:r>
-                              <w:rPr>
-                                <w:rFonts w:hint="eastAsia" w:ascii="Times New Roman" w:hAnsi="Times New Roman" w:cs="Times New Roman"/>
-                                <w:sz w:val="21"/>
-                                <w:szCs w:val="21"/>
-                                <w:lang w:val="en-US" w:eastAsia="zh-CN"/>
-                              </w:rPr>
-                              <w:t>》</w:t>
-                            </w:r>
-                            <w:bookmarkEnd w:id="2"/>
-                            <w:r>
-                              <w:rPr>
-                                <w:rFonts w:hint="eastAsia" w:ascii="Times New Roman" w:hAnsi="Times New Roman" w:cs="Times New Roman"/>
-                                <w:sz w:val="21"/>
-                                <w:szCs w:val="21"/>
-                                <w:lang w:val="en-US" w:eastAsia="zh-CN"/>
-                              </w:rPr>
-                              <w:t>。</w:t>
-                            </w:r>
-                            <w:r>
-                              <w:rPr>
-                                <w:rFonts w:hint="eastAsia" w:ascii="Times New Roman" w:hAnsi="Times New Roman" w:cs="Times New Roman"/>
-                                <w:b/>
-                                <w:bCs/>
-                                <w:sz w:val="21"/>
-                                <w:szCs w:val="21"/>
-                                <w:lang w:val="en-US" w:eastAsia="zh-CN"/>
-                              </w:rPr>
-                              <w:t xml:space="preserve">贡献: </w:t>
-                            </w:r>
-                            <w:r>
-                              <w:rPr>
-                                <w:rFonts w:hint="eastAsia" w:ascii="Times New Roman" w:hAnsi="Times New Roman" w:cs="Times New Roman"/>
-                                <w:sz w:val="21"/>
-                                <w:szCs w:val="21"/>
-                                <w:lang w:val="en-US" w:eastAsia="zh-CN"/>
-                              </w:rPr>
-                              <w:t>文献调研、数据处理、代码撰写、可视化、论文撰写。</w:t>
-                            </w:r>
-                          </w:p>
-                          <w:p>
-                            <w:pPr>
-                              <w:pStyle w:val="3"/>
-                              <w:keepNext w:val="0"/>
-                              <w:keepLines w:val="0"/>
-                              <w:pageBreakBefore w:val="0"/>
-                              <w:widowControl/>
-                              <w:suppressLineNumbers w:val="0"/>
-                              <w:kinsoku/>
-                              <w:wordWrap/>
-                              <w:overflowPunct/>
-                              <w:topLinePunct w:val="0"/>
-                              <w:autoSpaceDE/>
-                              <w:autoSpaceDN/>
-                              <w:bidi w:val="0"/>
-                              <w:adjustRightInd/>
-                              <w:snapToGrid/>
-                              <w:spacing w:line="312" w:lineRule="auto"/>
-                              <w:jc w:val="left"/>
-                              <w:textAlignment w:val="auto"/>
-                              <w:rPr>
-                                <w:rFonts w:hint="default" w:ascii="Times New Roman" w:hAnsi="Times New Roman" w:cs="Times New Roman"/>
-                                <w:sz w:val="21"/>
-                                <w:szCs w:val="21"/>
-                                <w:lang w:val="en-US" w:eastAsia="zh-CN"/>
-                              </w:rPr>
-                            </w:pPr>
-                            <w:r>
-                              <w:rPr>
-                                <w:rFonts w:hint="default" w:ascii="Times New Roman" w:hAnsi="Times New Roman" w:eastAsia="宋体" w:cs="Times New Roman"/>
-                                <w:sz w:val="21"/>
-                                <w:szCs w:val="21"/>
-                                <w:lang w:val="en-US" w:eastAsia="zh-CN"/>
-                              </w:rPr>
-                              <w:t>●</w:t>
-                            </w:r>
-                            <w:r>
-                              <w:rPr>
-                                <w:rFonts w:hint="eastAsia" w:ascii="Times New Roman" w:hAnsi="Times New Roman" w:cs="Times New Roman"/>
-                                <w:sz w:val="21"/>
-                                <w:szCs w:val="21"/>
-                                <w:lang w:val="en-US" w:eastAsia="zh-CN"/>
-                              </w:rPr>
-                              <w:t>以第四作者身份在</w:t>
-                            </w:r>
-                            <w:r>
-                              <w:rPr>
-                                <w:rFonts w:hint="eastAsia" w:ascii="Times New Roman" w:hAnsi="Times New Roman" w:eastAsia="宋体" w:cs="Times New Roman"/>
-                                <w:sz w:val="21"/>
-                                <w:szCs w:val="21"/>
-                                <w:lang w:val="en-US" w:eastAsia="zh-CN"/>
-                              </w:rPr>
-                              <w:t>《</w:t>
-                            </w:r>
-                            <w:r>
-                              <w:rPr>
-                                <w:rFonts w:hint="default" w:ascii="Times New Roman" w:hAnsi="Times New Roman" w:eastAsia="宋体" w:cs="Times New Roman"/>
-                                <w:sz w:val="21"/>
-                                <w:szCs w:val="21"/>
-                                <w:lang w:val="en-US" w:eastAsia="zh-CN"/>
-                              </w:rPr>
-                              <w:t>Applied energy》</w:t>
-                            </w:r>
-                            <w:r>
-                              <w:rPr>
-                                <w:rFonts w:hint="eastAsia" w:ascii="Times New Roman" w:hAnsi="Times New Roman" w:cs="Times New Roman"/>
-                                <w:sz w:val="21"/>
-                                <w:szCs w:val="21"/>
-                                <w:lang w:val="en-US" w:eastAsia="zh-CN"/>
-                              </w:rPr>
-                              <w:t>在投《</w:t>
-                            </w:r>
-                            <w:r>
-                              <w:rPr>
-                                <w:rFonts w:hint="default" w:ascii="Times New Roman" w:hAnsi="Times New Roman" w:eastAsia="宋体" w:cs="Times New Roman"/>
-                                <w:sz w:val="21"/>
-                                <w:szCs w:val="21"/>
-                                <w:lang w:val="en-US" w:eastAsia="zh-CN"/>
-                              </w:rPr>
-                              <w:t>Causal discovery-based external attention in neural networks for accurate and reliable fault detection and diagnosis of building energy systems</w:t>
-                            </w:r>
-                            <w:r>
-                              <w:rPr>
-                                <w:rFonts w:hint="eastAsia" w:ascii="Times New Roman" w:hAnsi="Times New Roman" w:cs="Times New Roman"/>
-                                <w:sz w:val="21"/>
-                                <w:szCs w:val="21"/>
-                                <w:lang w:val="en-US" w:eastAsia="zh-CN"/>
-                              </w:rPr>
-                              <w:t>》</w:t>
-                            </w:r>
-                            <w:r>
-                              <w:rPr>
-                                <w:rFonts w:hint="eastAsia" w:ascii="Times New Roman" w:hAnsi="Times New Roman" w:cs="Times New Roman"/>
-                                <w:b/>
-                                <w:bCs/>
-                                <w:sz w:val="21"/>
-                                <w:szCs w:val="21"/>
-                                <w:lang w:val="en-US" w:eastAsia="zh-CN"/>
-                              </w:rPr>
-                              <w:t>贡献:</w:t>
-                            </w:r>
-                            <w:r>
-                              <w:rPr>
-                                <w:rFonts w:hint="eastAsia" w:ascii="Times New Roman" w:hAnsi="Times New Roman" w:cs="Times New Roman"/>
-                                <w:sz w:val="21"/>
-                                <w:szCs w:val="21"/>
-                                <w:lang w:val="en-US" w:eastAsia="zh-CN"/>
-                              </w:rPr>
-                              <w:t xml:space="preserve"> 调研与编程。</w:t>
-                            </w:r>
-                          </w:p>
-                          <w:p>
-                            <w:pPr>
-                              <w:pStyle w:val="3"/>
-                              <w:keepNext w:val="0"/>
-                              <w:keepLines w:val="0"/>
-                              <w:pageBreakBefore w:val="0"/>
-                              <w:widowControl/>
-                              <w:suppressLineNumbers w:val="0"/>
-                              <w:kinsoku/>
-                              <w:wordWrap/>
-                              <w:overflowPunct/>
-                              <w:topLinePunct w:val="0"/>
-                              <w:autoSpaceDE/>
-                              <w:autoSpaceDN/>
-                              <w:bidi w:val="0"/>
-                              <w:adjustRightInd/>
-                              <w:snapToGrid/>
-                              <w:spacing w:line="312" w:lineRule="auto"/>
-                              <w:jc w:val="left"/>
-                              <w:textAlignment w:val="auto"/>
-                              <w:rPr>
-                                <w:rFonts w:hint="eastAsia" w:ascii="Times New Roman" w:hAnsi="Times New Roman" w:cs="Times New Roman"/>
+                                <w:rFonts w:hint="eastAsia" w:ascii="Times New Roman" w:hAnsi="Times New Roman" w:eastAsia="宋体" w:cs="Times New Roman"/>
+                                <w:kern w:val="0"/>
                                 <w:sz w:val="22"/>
                                 <w:szCs w:val="22"/>
-                                <w:lang w:val="en-US" w:eastAsia="zh-CN"/>
-                              </w:rPr>
-                            </w:pPr>
-                            <w:r>
-                              <w:rPr>
-                                <w:rFonts w:hint="default" w:ascii="Times New Roman" w:hAnsi="Times New Roman" w:eastAsia="宋体" w:cs="Times New Roman"/>
-                                <w:sz w:val="21"/>
-                                <w:szCs w:val="21"/>
-                                <w:lang w:val="en-US" w:eastAsia="zh-CN"/>
-                              </w:rPr>
-                              <w:t>●</w:t>
-                            </w:r>
-                            <w:r>
-                              <w:rPr>
-                                <w:rFonts w:hint="eastAsia" w:ascii="Times New Roman" w:hAnsi="Times New Roman" w:eastAsia="宋体" w:cs="Times New Roman"/>
-                                <w:sz w:val="21"/>
-                                <w:szCs w:val="21"/>
-                                <w:lang w:val="en-US" w:eastAsia="zh-CN"/>
-                              </w:rPr>
-                              <w:t>专利《</w:t>
-                            </w:r>
-                            <w:r>
-                              <w:rPr>
-                                <w:rFonts w:hint="default" w:ascii="Times New Roman" w:hAnsi="Times New Roman" w:eastAsia="宋体" w:cs="Times New Roman"/>
-                                <w:sz w:val="21"/>
-                                <w:szCs w:val="21"/>
-                                <w:lang w:val="en-US" w:eastAsia="zh-CN"/>
-                              </w:rPr>
-                              <w:t>基于数字孪生的数据中心空调系统可靠性评估方法</w:t>
-                            </w:r>
-                            <w:r>
-                              <w:rPr>
-                                <w:rFonts w:hint="eastAsia" w:ascii="Times New Roman" w:hAnsi="Times New Roman" w:eastAsia="宋体" w:cs="Times New Roman"/>
-                                <w:sz w:val="21"/>
-                                <w:szCs w:val="21"/>
-                                <w:lang w:val="en-US" w:eastAsia="zh-CN"/>
-                              </w:rPr>
-                              <w:t>》</w:t>
-                            </w:r>
-                            <w:r>
-                              <w:rPr>
-                                <w:rFonts w:hint="eastAsia" w:ascii="Times New Roman" w:hAnsi="Times New Roman" w:eastAsia="宋体" w:cs="Times New Roman"/>
-                                <w:b/>
-                                <w:bCs/>
-                                <w:sz w:val="21"/>
-                                <w:szCs w:val="21"/>
-                                <w:lang w:val="en-US" w:eastAsia="zh-CN"/>
-                              </w:rPr>
-                              <w:t>第一发明人</w:t>
-                            </w:r>
-                            <w:r>
-                              <w:rPr>
-                                <w:rFonts w:hint="eastAsia" w:ascii="Times New Roman" w:hAnsi="Times New Roman" w:cs="Times New Roman"/>
-                                <w:sz w:val="21"/>
-                                <w:szCs w:val="21"/>
-                                <w:lang w:val="en-US" w:eastAsia="zh-CN"/>
-                              </w:rPr>
-                              <w:t>，</w:t>
-                            </w:r>
-                            <w:r>
-                              <w:rPr>
-                                <w:rFonts w:hint="default" w:ascii="Times New Roman" w:hAnsi="Times New Roman" w:cs="Times New Roman"/>
-                                <w:sz w:val="21"/>
-                                <w:szCs w:val="21"/>
-                                <w:lang w:val="en-US" w:eastAsia="zh-CN"/>
-                              </w:rPr>
-                              <w:t>公开号: CN113722906A</w:t>
-                            </w:r>
-                            <w:r>
-                              <w:rPr>
-                                <w:rFonts w:hint="eastAsia" w:ascii="Times New Roman" w:hAnsi="Times New Roman" w:cs="Times New Roman"/>
-                                <w:sz w:val="21"/>
-                                <w:szCs w:val="21"/>
-                                <w:lang w:val="en-US" w:eastAsia="zh-CN"/>
-                              </w:rPr>
-                              <w:t>。</w:t>
-                            </w:r>
-                          </w:p>
-                          <w:p>
-                            <w:pPr>
-                              <w:pStyle w:val="3"/>
-                              <w:keepNext w:val="0"/>
-                              <w:keepLines w:val="0"/>
-                              <w:pageBreakBefore w:val="0"/>
-                              <w:widowControl/>
-                              <w:suppressLineNumbers w:val="0"/>
-                              <w:kinsoku/>
-                              <w:wordWrap/>
-                              <w:overflowPunct/>
-                              <w:topLinePunct w:val="0"/>
-                              <w:autoSpaceDE/>
-                              <w:autoSpaceDN/>
-                              <w:bidi w:val="0"/>
-                              <w:spacing w:line="300" w:lineRule="auto"/>
-                              <w:jc w:val="left"/>
-                              <w:textAlignment w:val="auto"/>
-                              <w:rPr>
-                                <w:rFonts w:hint="default" w:ascii="Times New Roman" w:hAnsi="Times New Roman" w:eastAsia="宋体" w:cs="Times New Roman"/>
-                                <w:sz w:val="22"/>
-                                <w:szCs w:val="22"/>
-                                <w:lang w:val="en-US" w:eastAsia="zh-CN"/>
-                              </w:rPr>
-                            </w:pPr>
-                          </w:p>
-                          <w:p>
-                            <w:pPr>
-                              <w:pStyle w:val="3"/>
-                              <w:keepNext w:val="0"/>
-                              <w:keepLines w:val="0"/>
-                              <w:pageBreakBefore w:val="0"/>
-                              <w:widowControl/>
-                              <w:suppressLineNumbers w:val="0"/>
-                              <w:kinsoku/>
-                              <w:wordWrap/>
-                              <w:overflowPunct/>
-                              <w:topLinePunct w:val="0"/>
-                              <w:autoSpaceDE/>
-                              <w:autoSpaceDN/>
-                              <w:bidi w:val="0"/>
-                              <w:spacing w:line="312" w:lineRule="auto"/>
-                              <w:jc w:val="left"/>
-                              <w:textAlignment w:val="auto"/>
-                              <w:rPr>
-                                <w:rFonts w:hint="eastAsia" w:ascii="Times New Roman" w:hAnsi="Times New Roman" w:eastAsia="宋体" w:cs="Times New Roman"/>
-                                <w:sz w:val="22"/>
-                                <w:szCs w:val="22"/>
-                                <w:lang w:val="en-US" w:eastAsia="zh-CN"/>
-                              </w:rPr>
-                            </w:pPr>
-                          </w:p>
-                          <w:p>
-                            <w:pPr>
-                              <w:keepNext w:val="0"/>
-                              <w:keepLines w:val="0"/>
-                              <w:widowControl w:val="0"/>
-                              <w:suppressLineNumbers w:val="0"/>
-                              <w:spacing w:before="0" w:beforeAutospacing="0" w:after="0" w:afterAutospacing="0"/>
-                              <w:ind w:left="0" w:right="0"/>
-                              <w:jc w:val="both"/>
-                              <w:rPr>
-                                <w:rFonts w:hint="eastAsia" w:ascii="Times New Roman" w:hAnsi="Times New Roman" w:eastAsia="宋体" w:cs="Times New Roman"/>
-                                <w:kern w:val="0"/>
-                                <w:sz w:val="21"/>
-                                <w:szCs w:val="21"/>
-                                <w:lang w:val="en-US" w:eastAsia="zh-CN" w:bidi="ar"/>
-                              </w:rPr>
-                            </w:pPr>
-                          </w:p>
-                          <w:p>
-                            <w:pPr>
-                              <w:pStyle w:val="6"/>
-                              <w:numPr>
-                                <w:ilvl w:val="0"/>
-                                <w:numId w:val="0"/>
-                              </w:numPr>
-                              <w:adjustRightInd w:val="0"/>
-                              <w:snapToGrid w:val="0"/>
-                              <w:spacing w:line="400" w:lineRule="exact"/>
-                              <w:ind w:leftChars="0"/>
-                              <w:rPr>
-                                <w:rFonts w:asciiTheme="minorEastAsia" w:hAnsiTheme="minorEastAsia" w:eastAsiaTheme="minorEastAsia"/>
-                                <w:color w:val="414141"/>
-                                <w:sz w:val="24"/>
-                                <w:szCs w:val="24"/>
-                              </w:rPr>
-                            </w:pPr>
-                            <w:r>
-                              <w:rPr>
-                                <w:rFonts w:hint="eastAsia" w:asciiTheme="minorEastAsia" w:hAnsiTheme="minorEastAsia" w:eastAsiaTheme="minorEastAsia"/>
-                                <w:color w:val="414141"/>
-                                <w:sz w:val="24"/>
-                                <w:szCs w:val="24"/>
-                              </w:rPr>
-                              <w:t xml:space="preserve">                                                                                                                                                                        </w:t>
-                            </w:r>
-                          </w:p>
-                          <w:p>
-                            <w:pPr>
-                              <w:adjustRightInd w:val="0"/>
-                              <w:snapToGrid w:val="0"/>
-                              <w:spacing w:line="400" w:lineRule="exact"/>
-                              <w:rPr>
-                                <w:rFonts w:asciiTheme="minorEastAsia" w:hAnsiTheme="minorEastAsia" w:eastAsiaTheme="minorEastAsia"/>
-                                <w:color w:val="414141"/>
-                                <w:sz w:val="24"/>
-                                <w:szCs w:val="24"/>
-                              </w:rPr>
-                            </w:pPr>
-                          </w:p>
-                          <w:p>
-                            <w:pPr>
-                              <w:spacing w:line="400" w:lineRule="exact"/>
-                              <w:rPr>
-                                <w:rFonts w:asciiTheme="minorEastAsia" w:hAnsiTheme="minorEastAsia" w:eastAsiaTheme="minorEastAsia"/>
-                                <w:sz w:val="24"/>
-                                <w:szCs w:val="24"/>
+                                <w:lang w:val="en-US" w:eastAsia="zh-CN" w:bidi="ar"/>
                               </w:rPr>
                             </w:pPr>
                           </w:p>
                         </w:txbxContent>
                       </wps:txbx>
-                      <wps:bodyPr rot="0" spcFirstLastPara="0" vertOverflow="overflow" horzOverflow="overflow" vert="horz" wrap="square" lIns="91440" tIns="45720" rIns="216000" bIns="108000" numCol="1" spcCol="0" rtlCol="0" fromWordArt="0" anchor="t" anchorCtr="0" forceAA="0" compatLnSpc="1">
+                      <wps:bodyPr rot="0" spcFirstLastPara="0" vertOverflow="overflow" horzOverflow="overflow" vert="horz" wrap="square" lIns="91440" tIns="45720" rIns="91440" bIns="45720" numCol="1" spcCol="0" rtlCol="0" fromWordArt="0" anchor="t" anchorCtr="0" forceAA="0" compatLnSpc="1">
                         <a:noAutofit/>
                       </wps:bodyPr>
                     </wps:wsp>
@@ -1052,18 +225,24 @@
           </mc:Choice>
           <mc:Fallback>
             <w:pict>
-              <v:shape id="_x0000_s1026" o:spid="_x0000_s1026" o:spt="202" type="#_x0000_t202" style="position:absolute;left:0pt;margin-left:-48.5pt;margin-top:237.25pt;height:262.5pt;width:524.25pt;mso-position-horizontal-relative:margin;z-index:251669504;mso-width-relative:page;mso-height-relative:page;" filled="f" stroked="f" coordsize="21600,21600" o:gfxdata="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">
+              <v:shape id="_x0000_s1026" o:spid="_x0000_s1026" o:spt="202" type="#_x0000_t202" style="position:absolute;left:0pt;margin-left:221.5pt;margin-top:501.75pt;height:60.4pt;width:238.05pt;z-index:251679744;mso-width-relative:page;mso-height-relative:page;" filled="f" stroked="f" coordsize="21600,21600" o:gfxdata="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">
                 <v:fill on="f" focussize="0,0"/>
                 <v:stroke on="f" weight="0.5pt"/>
                 <v:imagedata o:title=""/>
                 <o:lock v:ext="edit" aspectratio="f"/>
-                <v:textbox inset="2.54mm,1.27mm,6mm,3mm">
+                <v:textbox>
                   <w:txbxContent>
                     <w:p>
                       <w:pPr>
+                        <w:pStyle w:val="7"/>
                         <w:keepNext w:val="0"/>
                         <w:keepLines w:val="0"/>
                         <w:pageBreakBefore w:val="0"/>
+                        <w:widowControl w:val="0"/>
+                        <w:numPr>
+                          <w:ilvl w:val="0"/>
+                          <w:numId w:val="0"/>
+                        </w:numPr>
                         <w:kinsoku/>
                         <w:wordWrap/>
                         <w:overflowPunct/>
@@ -1074,100 +253,58 @@
                         <w:adjustRightInd w:val="0"/>
                         <w:snapToGrid w:val="0"/>
                         <w:spacing w:line="312" w:lineRule="auto"/>
+                        <w:ind w:leftChars="0"/>
                         <w:textAlignment w:val="auto"/>
                         <w:rPr>
+                          <w:rFonts w:hint="eastAsia" w:ascii="Times New Roman" w:hAnsi="Times New Roman" w:eastAsia="宋体" w:cs="Times New Roman"/>
+                          <w:kern w:val="0"/>
+                          <w:sz w:val="21"/>
+                          <w:szCs w:val="21"/>
+                          <w:lang w:val="en-US" w:eastAsia="zh-CN" w:bidi="ar"/>
+                        </w:rPr>
+                      </w:pPr>
+                      <w:r>
+                        <w:rPr>
                           <w:rFonts w:hint="default" w:ascii="Times New Roman" w:hAnsi="Times New Roman" w:eastAsia="宋体" w:cs="Times New Roman"/>
                           <w:kern w:val="0"/>
                           <w:sz w:val="21"/>
                           <w:szCs w:val="21"/>
                           <w:lang w:val="en-US" w:eastAsia="zh-CN" w:bidi="ar"/>
                         </w:rPr>
-                      </w:pPr>
-                      <w:r>
-                        <w:rPr>
-                          <w:rFonts w:hint="eastAsia" w:ascii="Times New Roman" w:hAnsi="Times New Roman" w:eastAsia="宋体" w:cs="Times New Roman"/>
-                          <w:kern w:val="0"/>
-                          <w:sz w:val="21"/>
-                          <w:szCs w:val="21"/>
-                          <w:lang w:val="en-US" w:eastAsia="zh-CN" w:bidi="ar"/>
-                        </w:rPr>
-                        <w:t>2019年进入能源工程学院赵阳老师课题组进行科研训练，主要研究方向为基于</w:t>
-                      </w:r>
-                      <w:r>
-                        <w:rPr>
-                          <w:rFonts w:hint="eastAsia" w:ascii="Times New Roman" w:hAnsi="Times New Roman" w:eastAsia="宋体" w:cs="Times New Roman"/>
-                          <w:b/>
-                          <w:bCs/>
-                          <w:kern w:val="0"/>
-                          <w:sz w:val="21"/>
-                          <w:szCs w:val="21"/>
-                          <w:lang w:val="en-US" w:eastAsia="zh-CN" w:bidi="ar"/>
-                        </w:rPr>
-                        <w:t>大数据的建筑能源系统负荷预测与故障诊断</w:t>
-                      </w:r>
-                      <w:r>
-                        <w:rPr>
-                          <w:rFonts w:hint="eastAsia" w:ascii="Times New Roman" w:hAnsi="Times New Roman" w:eastAsia="宋体" w:cs="Times New Roman"/>
-                          <w:kern w:val="0"/>
-                          <w:sz w:val="21"/>
-                          <w:szCs w:val="21"/>
-                          <w:lang w:val="en-US" w:eastAsia="zh-CN" w:bidi="ar"/>
-                        </w:rPr>
-                        <w:t>,目前研究课题为</w:t>
-                      </w:r>
-                      <w:r>
-                        <w:rPr>
-                          <w:rFonts w:hint="eastAsia" w:ascii="Times New Roman" w:hAnsi="Times New Roman" w:eastAsia="宋体" w:cs="Times New Roman"/>
-                          <w:b/>
-                          <w:bCs/>
-                          <w:kern w:val="0"/>
-                          <w:sz w:val="21"/>
-                          <w:szCs w:val="21"/>
-                          <w:lang w:val="en-US" w:eastAsia="zh-CN" w:bidi="ar"/>
-                        </w:rPr>
-                        <w:t>预测模型的持续学习与多任务学习</w:t>
-                      </w:r>
-                      <w:r>
-                        <w:rPr>
-                          <w:rFonts w:hint="eastAsia" w:ascii="Times New Roman" w:hAnsi="Times New Roman" w:eastAsia="宋体" w:cs="Times New Roman"/>
-                          <w:kern w:val="0"/>
-                          <w:sz w:val="21"/>
-                          <w:szCs w:val="21"/>
-                          <w:lang w:val="en-US" w:eastAsia="zh-CN" w:bidi="ar"/>
-                        </w:rPr>
-                        <w:t>。后跟随浙江大学人工智能研究院副所长况琨老师进行SRTP研究基于因果的Shapley value，一项院级优秀SQTP团队负责人。</w:t>
-                      </w:r>
-                      <w:r>
-                        <w:rPr>
-                          <w:rFonts w:hint="eastAsia" w:ascii="Times New Roman" w:hAnsi="Times New Roman" w:eastAsia="宋体" w:cs="Times New Roman"/>
-                          <w:b/>
-                          <w:bCs/>
-                          <w:kern w:val="0"/>
-                          <w:sz w:val="21"/>
-                          <w:szCs w:val="21"/>
-                          <w:lang w:val="en-US" w:eastAsia="zh-CN" w:bidi="ar"/>
-                        </w:rPr>
-                        <w:t>共发表SCI论文3篇，在审论文1篇，申请专利一项。</w:t>
-                      </w:r>
-                      <w:r>
-                        <w:rPr>
-                          <w:rFonts w:hint="eastAsia" w:ascii="Times New Roman" w:hAnsi="Times New Roman" w:eastAsia="宋体" w:cs="Times New Roman"/>
-                          <w:kern w:val="0"/>
-                          <w:sz w:val="21"/>
-                          <w:szCs w:val="21"/>
-                          <w:lang w:val="en-US" w:eastAsia="zh-CN" w:bidi="ar"/>
-                        </w:rPr>
-                        <w:t>主要成果列表如下:</w:t>
+                        <w:t>●</w:t>
+                      </w:r>
+                      <w:r>
+                        <w:rPr>
+                          <w:rFonts w:hint="eastAsia" w:ascii="Times New Roman" w:hAnsi="Times New Roman" w:cs="Times New Roman"/>
+                          <w:kern w:val="0"/>
+                          <w:sz w:val="21"/>
+                          <w:szCs w:val="21"/>
+                          <w:lang w:val="en-US" w:eastAsia="zh-CN" w:bidi="ar"/>
+                        </w:rPr>
+                        <w:t xml:space="preserve"> </w:t>
+                      </w:r>
+                      <w:r>
+                        <w:rPr>
+                          <w:rFonts w:hint="eastAsia" w:ascii="Times New Roman" w:hAnsi="Times New Roman" w:eastAsia="宋体" w:cs="Times New Roman"/>
+                          <w:kern w:val="0"/>
+                          <w:sz w:val="21"/>
+                          <w:szCs w:val="21"/>
+                          <w:lang w:val="en-US" w:eastAsia="zh-CN" w:bidi="ar"/>
+                        </w:rPr>
+                        <w:t>浙江省高等数学竞赛一等奖</w:t>
                       </w:r>
                     </w:p>
                     <w:p>
                       <w:pPr>
-                        <w:pStyle w:val="3"/>
+                        <w:pStyle w:val="7"/>
                         <w:keepNext w:val="0"/>
                         <w:keepLines w:val="0"/>
                         <w:pageBreakBefore w:val="0"/>
-                        <w:widowControl/>
-                        <w:suppressLineNumbers w:val="0"/>
+                        <w:widowControl w:val="0"/>
+                        <w:numPr>
+                          <w:ilvl w:val="0"/>
+                          <w:numId w:val="0"/>
+                        </w:numPr>
                         <w:kinsoku/>
                         <w:wordWrap/>
                         <w:overflowPunct/>
@@ -1175,157 +312,51 @@
                         <w:autoSpaceDE/>
                         <w:autoSpaceDN/>
                         <w:bidi w:val="0"/>
-                        <w:adjustRightInd/>
-                        <w:snapToGrid/>
+                        <w:adjustRightInd w:val="0"/>
+                        <w:snapToGrid w:val="0"/>
                         <w:spacing w:line="312" w:lineRule="auto"/>
-                        <w:jc w:val="left"/>
+                        <w:ind w:leftChars="0"/>
                         <w:textAlignment w:val="auto"/>
                         <w:rPr>
                           <w:rFonts w:hint="default" w:ascii="Times New Roman" w:hAnsi="Times New Roman" w:eastAsia="宋体" w:cs="Times New Roman"/>
-                          <w:sz w:val="21"/>
-                          <w:szCs w:val="21"/>
-                          <w:lang w:val="en-US" w:eastAsia="zh-CN"/>
+                          <w:kern w:val="0"/>
+                          <w:sz w:val="21"/>
+                          <w:szCs w:val="21"/>
+                          <w:lang w:val="en-US" w:eastAsia="zh-CN" w:bidi="ar"/>
                         </w:rPr>
                       </w:pPr>
                       <w:r>
                         <w:rPr>
                           <w:rFonts w:hint="default" w:ascii="Times New Roman" w:hAnsi="Times New Roman" w:eastAsia="宋体" w:cs="Times New Roman"/>
-                          <w:sz w:val="21"/>
-                          <w:szCs w:val="21"/>
-                          <w:lang w:val="en-US" w:eastAsia="zh-CN"/>
+                          <w:kern w:val="0"/>
+                          <w:sz w:val="21"/>
+                          <w:szCs w:val="21"/>
+                          <w:lang w:val="en-US" w:eastAsia="zh-CN" w:bidi="ar"/>
                         </w:rPr>
                         <w:t>●</w:t>
                       </w:r>
                       <w:r>
                         <w:rPr>
                           <w:rFonts w:hint="eastAsia" w:ascii="Times New Roman" w:hAnsi="Times New Roman" w:cs="Times New Roman"/>
-                          <w:sz w:val="21"/>
-                          <w:szCs w:val="21"/>
-                          <w:lang w:val="en-US" w:eastAsia="zh-CN"/>
-                        </w:rPr>
-                        <w:t>2021年以第三作者身份在</w:t>
-                      </w:r>
-                      <w:r>
-                        <w:rPr>
-                          <w:rFonts w:hint="eastAsia" w:ascii="Times New Roman" w:hAnsi="Times New Roman" w:eastAsia="宋体" w:cs="Times New Roman"/>
-                          <w:sz w:val="21"/>
-                          <w:szCs w:val="21"/>
-                          <w:lang w:val="en-US" w:eastAsia="zh-CN"/>
-                        </w:rPr>
-                        <w:t>《</w:t>
-                      </w:r>
-                      <w:r>
-                        <w:rPr>
-                          <w:rFonts w:hint="default" w:ascii="Times New Roman" w:hAnsi="Times New Roman" w:eastAsia="宋体" w:cs="Times New Roman"/>
-                          <w:sz w:val="21"/>
-                          <w:szCs w:val="21"/>
-                          <w:lang w:val="en-US" w:eastAsia="zh-CN"/>
-                        </w:rPr>
-                        <w:t>Building Simulation》</w:t>
-                      </w:r>
-                      <w:r>
-                        <w:rPr>
-                          <w:rFonts w:hint="eastAsia" w:ascii="Times New Roman" w:hAnsi="Times New Roman" w:eastAsia="宋体" w:cs="Times New Roman"/>
-                          <w:sz w:val="21"/>
-                          <w:szCs w:val="21"/>
-                          <w:lang w:val="en-US" w:eastAsia="zh-CN"/>
-                        </w:rPr>
-                        <w:t>(</w:t>
-                      </w:r>
-                      <w:r>
-                        <w:rPr>
-                          <w:rFonts w:hint="eastAsia" w:ascii="Times New Roman" w:hAnsi="Times New Roman" w:cs="Times New Roman"/>
-                          <w:sz w:val="21"/>
-                          <w:szCs w:val="21"/>
-                          <w:lang w:val="en-US" w:eastAsia="zh-CN"/>
-                        </w:rPr>
-                        <w:t>中科院2区</w:t>
-                      </w:r>
-                      <w:r>
-                        <w:rPr>
-                          <w:rFonts w:hint="eastAsia" w:ascii="Times New Roman" w:hAnsi="Times New Roman" w:eastAsia="宋体" w:cs="Times New Roman"/>
-                          <w:sz w:val="21"/>
-                          <w:szCs w:val="21"/>
-                          <w:lang w:val="en-US" w:eastAsia="zh-CN"/>
-                        </w:rPr>
-                        <w:t>)</w:t>
-                      </w:r>
-                      <w:r>
-                        <w:rPr>
-                          <w:rFonts w:hint="eastAsia" w:ascii="Times New Roman" w:hAnsi="Times New Roman" w:cs="Times New Roman"/>
-                          <w:sz w:val="21"/>
-                          <w:szCs w:val="21"/>
-                          <w:lang w:val="en-US" w:eastAsia="zh-CN"/>
-                        </w:rPr>
-                        <w:t>上发表</w:t>
-                      </w:r>
-                      <w:r>
-                        <w:rPr>
-                          <w:rFonts w:hint="eastAsia" w:ascii="Times New Roman" w:hAnsi="Times New Roman" w:eastAsia="宋体" w:cs="Times New Roman"/>
-                          <w:sz w:val="21"/>
-                          <w:szCs w:val="21"/>
-                          <w:lang w:val="en-US" w:eastAsia="zh-CN"/>
-                        </w:rPr>
-                        <w:t>《</w:t>
-                      </w:r>
-                      <w:r>
-                        <w:rPr>
-                          <w:rFonts w:hint="default" w:ascii="Times New Roman" w:hAnsi="Times New Roman" w:eastAsia="宋体" w:cs="Times New Roman"/>
-                          <w:sz w:val="21"/>
-                          <w:szCs w:val="21"/>
-                          <w:lang w:val="en-US" w:eastAsia="zh-CN"/>
-                        </w:rPr>
-                        <w:t>A real-time abnormal operation pattern detection method for building energy systems based on association rule bases</w:t>
-                      </w:r>
-                      <w:r>
-                        <w:rPr>
-                          <w:rFonts w:hint="eastAsia" w:ascii="Times New Roman" w:hAnsi="Times New Roman" w:eastAsia="宋体" w:cs="Times New Roman"/>
-                          <w:sz w:val="21"/>
-                          <w:szCs w:val="21"/>
-                          <w:lang w:val="en-US" w:eastAsia="zh-CN"/>
-                        </w:rPr>
-                        <w:t>》</w:t>
-                      </w:r>
-                      <w:bookmarkStart w:id="0" w:name="OLE_LINK1"/>
-                      <w:r>
-                        <w:rPr>
-                          <w:rFonts w:hint="eastAsia" w:ascii="Times New Roman" w:hAnsi="Times New Roman" w:cs="Times New Roman"/>
-                          <w:sz w:val="21"/>
-                          <w:szCs w:val="21"/>
-                          <w:lang w:val="en-US" w:eastAsia="zh-CN"/>
-                        </w:rPr>
-                        <w:t>。</w:t>
-                      </w:r>
-                      <w:r>
-                        <w:rPr>
-                          <w:rFonts w:hint="eastAsia" w:ascii="Times New Roman" w:hAnsi="Times New Roman" w:cs="Times New Roman"/>
-                          <w:b/>
-                          <w:bCs/>
-                          <w:sz w:val="21"/>
-                          <w:szCs w:val="21"/>
-                          <w:lang w:val="en-US" w:eastAsia="zh-CN"/>
-                        </w:rPr>
-                        <w:t>贡献:</w:t>
-                      </w:r>
-                      <w:bookmarkEnd w:id="0"/>
-                      <w:r>
-                        <w:rPr>
-                          <w:rFonts w:hint="eastAsia" w:ascii="Times New Roman" w:hAnsi="Times New Roman" w:cs="Times New Roman"/>
-                          <w:sz w:val="21"/>
-                          <w:szCs w:val="21"/>
-                          <w:lang w:val="en-US" w:eastAsia="zh-CN"/>
-                        </w:rPr>
-                        <w:t xml:space="preserve"> 文献调研、数据可视化。</w:t>
+                          <w:kern w:val="0"/>
+                          <w:sz w:val="21"/>
+                          <w:szCs w:val="21"/>
+                          <w:lang w:val="en-US" w:eastAsia="zh-CN" w:bidi="ar"/>
+                        </w:rPr>
+                        <w:t xml:space="preserve"> 浙江大学节能减排竞赛三等奖</w:t>
                       </w:r>
                     </w:p>
                     <w:p>
                       <w:pPr>
-                        <w:pStyle w:val="3"/>
+                        <w:pStyle w:val="7"/>
                         <w:keepNext w:val="0"/>
                         <w:keepLines w:val="0"/>
                         <w:pageBreakBefore w:val="0"/>
-                        <w:widowControl/>
-                        <w:suppressLineNumbers w:val="0"/>
+                        <w:widowControl w:val="0"/>
+                        <w:numPr>
+                          <w:ilvl w:val="0"/>
+                          <w:numId w:val="0"/>
+                        </w:numPr>
                         <w:kinsoku/>
                         <w:wordWrap/>
                         <w:overflowPunct/>
@@ -1333,703 +364,17 @@
                         <w:autoSpaceDE/>
                         <w:autoSpaceDN/>
                         <w:bidi w:val="0"/>
-                        <w:adjustRightInd/>
-                        <w:snapToGrid/>
+                        <w:adjustRightInd w:val="0"/>
+                        <w:snapToGrid w:val="0"/>
                         <w:spacing w:line="312" w:lineRule="auto"/>
-                        <w:jc w:val="left"/>
+                        <w:ind w:leftChars="0"/>
                         <w:textAlignment w:val="auto"/>
                         <w:rPr>
-                          <w:rFonts w:hint="default" w:ascii="Times New Roman" w:hAnsi="Times New Roman" w:eastAsia="宋体" w:cs="Times New Roman"/>
-                          <w:sz w:val="21"/>
-                          <w:szCs w:val="21"/>
-                          <w:lang w:val="en-US" w:eastAsia="zh-CN"/>
-                        </w:rPr>
-                      </w:pPr>
-                      <w:r>
-                        <w:rPr>
-                          <w:rFonts w:hint="default" w:ascii="Times New Roman" w:hAnsi="Times New Roman" w:eastAsia="宋体" w:cs="Times New Roman"/>
-                          <w:sz w:val="21"/>
-                          <w:szCs w:val="21"/>
-                          <w:lang w:val="en-US" w:eastAsia="zh-CN"/>
-                        </w:rPr>
-                        <w:t>●</w:t>
-                      </w:r>
-                      <w:r>
-                        <w:rPr>
-                          <w:rFonts w:hint="eastAsia" w:ascii="Times New Roman" w:hAnsi="Times New Roman" w:cs="Times New Roman"/>
-                          <w:sz w:val="21"/>
-                          <w:szCs w:val="21"/>
-                          <w:lang w:val="en-US" w:eastAsia="zh-CN"/>
-                        </w:rPr>
-                        <w:t>2021年以第二作者身份在</w:t>
-                      </w:r>
-                      <w:r>
-                        <w:rPr>
-                          <w:rFonts w:hint="eastAsia" w:ascii="Times New Roman" w:hAnsi="Times New Roman" w:eastAsia="宋体" w:cs="Times New Roman"/>
-                          <w:sz w:val="21"/>
-                          <w:szCs w:val="21"/>
-                          <w:lang w:val="en-US" w:eastAsia="zh-CN"/>
-                        </w:rPr>
-                        <w:t>《</w:t>
-                      </w:r>
-                      <w:r>
-                        <w:rPr>
-                          <w:rFonts w:hint="default" w:ascii="Times New Roman" w:hAnsi="Times New Roman" w:eastAsia="宋体" w:cs="Times New Roman"/>
-                          <w:sz w:val="21"/>
-                          <w:szCs w:val="21"/>
-                          <w:lang w:val="en-US" w:eastAsia="zh-CN"/>
-                        </w:rPr>
-                        <w:t>Applied energy》</w:t>
-                      </w:r>
-                      <w:r>
-                        <w:rPr>
-                          <w:rFonts w:hint="eastAsia" w:ascii="Times New Roman" w:hAnsi="Times New Roman" w:eastAsia="宋体" w:cs="Times New Roman"/>
-                          <w:sz w:val="21"/>
-                          <w:szCs w:val="21"/>
-                          <w:lang w:val="en-US" w:eastAsia="zh-CN"/>
-                        </w:rPr>
-                        <w:t>(</w:t>
-                      </w:r>
-                      <w:r>
-                        <w:rPr>
-                          <w:rFonts w:hint="eastAsia" w:ascii="Times New Roman" w:hAnsi="Times New Roman" w:cs="Times New Roman"/>
-                          <w:sz w:val="21"/>
-                          <w:szCs w:val="21"/>
-                          <w:lang w:val="en-US" w:eastAsia="zh-CN"/>
-                        </w:rPr>
-                        <w:t>中科院</w:t>
-                      </w:r>
-                      <w:r>
-                        <w:rPr>
-                          <w:rFonts w:hint="eastAsia" w:ascii="Times New Roman" w:hAnsi="Times New Roman" w:eastAsia="宋体" w:cs="Times New Roman"/>
-                          <w:sz w:val="21"/>
-                          <w:szCs w:val="21"/>
-                          <w:lang w:val="en-US" w:eastAsia="zh-CN"/>
-                        </w:rPr>
-                        <w:t>1</w:t>
-                      </w:r>
-                      <w:r>
-                        <w:rPr>
-                          <w:rFonts w:hint="eastAsia" w:ascii="Times New Roman" w:hAnsi="Times New Roman" w:cs="Times New Roman"/>
-                          <w:sz w:val="21"/>
-                          <w:szCs w:val="21"/>
-                          <w:lang w:val="en-US" w:eastAsia="zh-CN"/>
-                        </w:rPr>
-                        <w:t>区</w:t>
-                      </w:r>
-                      <w:r>
-                        <w:rPr>
-                          <w:rFonts w:hint="eastAsia" w:ascii="Times New Roman" w:hAnsi="Times New Roman" w:eastAsia="宋体" w:cs="Times New Roman"/>
-                          <w:sz w:val="21"/>
-                          <w:szCs w:val="21"/>
-                          <w:lang w:val="en-US" w:eastAsia="zh-CN"/>
-                        </w:rPr>
-                        <w:t>,Top)</w:t>
-                      </w:r>
-                      <w:r>
-                        <w:rPr>
-                          <w:rFonts w:hint="eastAsia" w:ascii="Times New Roman" w:hAnsi="Times New Roman" w:cs="Times New Roman"/>
-                          <w:sz w:val="21"/>
-                          <w:szCs w:val="21"/>
-                          <w:lang w:val="en-US" w:eastAsia="zh-CN"/>
-                        </w:rPr>
-                        <w:t>上发表</w:t>
-                      </w:r>
-                      <w:r>
-                        <w:rPr>
-                          <w:rFonts w:hint="eastAsia" w:ascii="Times New Roman" w:hAnsi="Times New Roman" w:eastAsia="宋体" w:cs="Times New Roman"/>
-                          <w:sz w:val="21"/>
-                          <w:szCs w:val="21"/>
-                          <w:lang w:val="en-US" w:eastAsia="zh-CN"/>
-                        </w:rPr>
-                        <w:t>《</w:t>
-                      </w:r>
-                      <w:r>
-                        <w:rPr>
-                          <w:rFonts w:hint="default" w:ascii="Times New Roman" w:hAnsi="Times New Roman" w:eastAsia="宋体" w:cs="Times New Roman"/>
-                          <w:sz w:val="21"/>
-                          <w:szCs w:val="21"/>
-                          <w:lang w:val="en-US" w:eastAsia="zh-CN"/>
-                        </w:rPr>
-                        <w:t>A Hierarchical Object Oriented Bayesian Network-based Fault Diagnosis Method for Building Energy Systems</w:t>
-                      </w:r>
-                      <w:r>
-                        <w:rPr>
-                          <w:rFonts w:hint="eastAsia" w:ascii="Times New Roman" w:hAnsi="Times New Roman" w:eastAsia="宋体" w:cs="Times New Roman"/>
-                          <w:sz w:val="21"/>
-                          <w:szCs w:val="21"/>
-                          <w:lang w:val="en-US" w:eastAsia="zh-CN"/>
-                        </w:rPr>
-                        <w:t>》</w:t>
-                      </w:r>
-                      <w:r>
-                        <w:rPr>
-                          <w:rFonts w:hint="eastAsia" w:ascii="Times New Roman" w:hAnsi="Times New Roman" w:cs="Times New Roman"/>
-                          <w:sz w:val="21"/>
-                          <w:szCs w:val="21"/>
-                          <w:lang w:val="en-US" w:eastAsia="zh-CN"/>
-                        </w:rPr>
-                        <w:t>。</w:t>
-                      </w:r>
-                      <w:r>
-                        <w:rPr>
-                          <w:rFonts w:hint="eastAsia" w:ascii="Times New Roman" w:hAnsi="Times New Roman" w:cs="Times New Roman"/>
-                          <w:b/>
-                          <w:bCs/>
-                          <w:sz w:val="21"/>
-                          <w:szCs w:val="21"/>
-                          <w:lang w:val="en-US" w:eastAsia="zh-CN"/>
-                        </w:rPr>
-                        <w:t>贡献:</w:t>
-                      </w:r>
-                      <w:r>
-                        <w:rPr>
-                          <w:rFonts w:hint="eastAsia" w:ascii="Times New Roman" w:hAnsi="Times New Roman" w:cs="Times New Roman"/>
-                          <w:sz w:val="21"/>
-                          <w:szCs w:val="21"/>
-                          <w:lang w:val="en-US" w:eastAsia="zh-CN"/>
-                        </w:rPr>
-                        <w:t xml:space="preserve"> 数据处理、数据可视化。</w:t>
-                      </w:r>
-                    </w:p>
-                    <w:p>
-                      <w:pPr>
-                        <w:pStyle w:val="3"/>
-                        <w:keepNext w:val="0"/>
-                        <w:keepLines w:val="0"/>
-                        <w:pageBreakBefore w:val="0"/>
-                        <w:widowControl/>
-                        <w:suppressLineNumbers w:val="0"/>
-                        <w:kinsoku/>
-                        <w:wordWrap/>
-                        <w:overflowPunct/>
-                        <w:topLinePunct w:val="0"/>
-                        <w:autoSpaceDE/>
-                        <w:autoSpaceDN/>
-                        <w:bidi w:val="0"/>
-                        <w:adjustRightInd/>
-                        <w:snapToGrid/>
-                        <w:spacing w:line="312" w:lineRule="auto"/>
-                        <w:jc w:val="left"/>
-                        <w:textAlignment w:val="auto"/>
-                        <w:rPr>
-                          <w:rFonts w:hint="eastAsia" w:ascii="Times New Roman" w:hAnsi="Times New Roman" w:cs="Times New Roman"/>
-                          <w:sz w:val="21"/>
-                          <w:szCs w:val="21"/>
-                          <w:lang w:val="en-US" w:eastAsia="zh-CN"/>
-                        </w:rPr>
-                      </w:pPr>
-                      <w:r>
-                        <w:rPr>
-                          <w:rFonts w:hint="default" w:ascii="Times New Roman" w:hAnsi="Times New Roman" w:eastAsia="宋体" w:cs="Times New Roman"/>
-                          <w:sz w:val="21"/>
-                          <w:szCs w:val="21"/>
-                          <w:lang w:val="en-US" w:eastAsia="zh-CN"/>
-                        </w:rPr>
-                        <w:t>●</w:t>
-                      </w:r>
-                      <w:r>
-                        <w:rPr>
-                          <w:rFonts w:hint="eastAsia" w:ascii="Times New Roman" w:hAnsi="Times New Roman" w:cs="Times New Roman"/>
-                          <w:sz w:val="21"/>
-                          <w:szCs w:val="21"/>
-                          <w:lang w:val="en-US" w:eastAsia="zh-CN"/>
-                        </w:rPr>
-                        <w:t>2022年</w:t>
-                      </w:r>
-                      <w:r>
-                        <w:rPr>
-                          <w:rFonts w:hint="default" w:ascii="Times New Roman" w:hAnsi="Times New Roman" w:eastAsia="宋体" w:cs="Times New Roman"/>
-                          <w:b/>
-                          <w:bCs/>
-                          <w:sz w:val="21"/>
-                          <w:szCs w:val="21"/>
-                          <w:lang w:val="en-US" w:eastAsia="zh-CN"/>
-                        </w:rPr>
-                        <w:t>第一作者</w:t>
-                      </w:r>
-                      <w:r>
-                        <w:rPr>
-                          <w:rFonts w:hint="eastAsia" w:ascii="Times New Roman" w:hAnsi="Times New Roman" w:cs="Times New Roman"/>
-                          <w:sz w:val="21"/>
-                          <w:szCs w:val="21"/>
-                          <w:lang w:val="en-US" w:eastAsia="zh-CN"/>
-                        </w:rPr>
-                        <w:t>身份</w:t>
-                      </w:r>
-                      <w:r>
-                        <w:rPr>
-                          <w:rFonts w:hint="default" w:ascii="Times New Roman" w:hAnsi="Times New Roman" w:eastAsia="宋体" w:cs="Times New Roman"/>
-                          <w:sz w:val="21"/>
-                          <w:szCs w:val="21"/>
-                          <w:lang w:val="en-US" w:eastAsia="zh-CN"/>
-                        </w:rPr>
-                        <w:t xml:space="preserve">《Energy </w:t>
-                      </w:r>
-                      <w:r>
-                        <w:rPr>
-                          <w:rFonts w:hint="eastAsia" w:ascii="Times New Roman" w:hAnsi="Times New Roman" w:cs="Times New Roman"/>
-                          <w:sz w:val="21"/>
-                          <w:szCs w:val="21"/>
-                          <w:lang w:val="en-US" w:eastAsia="zh-CN"/>
-                        </w:rPr>
-                        <w:t>and</w:t>
-                      </w:r>
-                      <w:r>
-                        <w:rPr>
-                          <w:rFonts w:hint="default" w:ascii="Times New Roman" w:hAnsi="Times New Roman" w:eastAsia="宋体" w:cs="Times New Roman"/>
-                          <w:sz w:val="21"/>
-                          <w:szCs w:val="21"/>
-                          <w:lang w:val="en-US" w:eastAsia="zh-CN"/>
-                        </w:rPr>
-                        <w:t xml:space="preserve"> Building</w:t>
-                      </w:r>
-                      <w:r>
-                        <w:rPr>
-                          <w:rFonts w:hint="eastAsia" w:ascii="Times New Roman" w:hAnsi="Times New Roman" w:cs="Times New Roman"/>
-                          <w:sz w:val="21"/>
-                          <w:szCs w:val="21"/>
-                          <w:lang w:val="en-US" w:eastAsia="zh-CN"/>
-                        </w:rPr>
-                        <w:t>s</w:t>
-                      </w:r>
-                      <w:r>
-                        <w:rPr>
-                          <w:rFonts w:hint="default" w:ascii="Times New Roman" w:hAnsi="Times New Roman" w:eastAsia="宋体" w:cs="Times New Roman"/>
-                          <w:sz w:val="21"/>
-                          <w:szCs w:val="21"/>
-                          <w:lang w:val="en-US" w:eastAsia="zh-CN"/>
-                        </w:rPr>
-                        <w:t>》</w:t>
-                      </w:r>
-                      <w:r>
-                        <w:rPr>
-                          <w:rFonts w:hint="eastAsia" w:ascii="Times New Roman" w:hAnsi="Times New Roman" w:eastAsia="宋体" w:cs="Times New Roman"/>
-                          <w:sz w:val="21"/>
-                          <w:szCs w:val="21"/>
-                          <w:lang w:val="en-US" w:eastAsia="zh-CN"/>
-                        </w:rPr>
-                        <w:t>(</w:t>
-                      </w:r>
-                      <w:r>
-                        <w:rPr>
-                          <w:rFonts w:hint="eastAsia" w:ascii="Times New Roman" w:hAnsi="Times New Roman" w:cs="Times New Roman"/>
-                          <w:sz w:val="21"/>
-                          <w:szCs w:val="21"/>
-                          <w:lang w:val="en-US" w:eastAsia="zh-CN"/>
-                        </w:rPr>
-                        <w:t>中科院2</w:t>
-                      </w:r>
-                      <w:bookmarkStart w:id="1" w:name="OLE_LINK2"/>
-                      <w:r>
-                        <w:rPr>
-                          <w:rFonts w:hint="eastAsia" w:ascii="Times New Roman" w:hAnsi="Times New Roman" w:cs="Times New Roman"/>
-                          <w:sz w:val="21"/>
-                          <w:szCs w:val="21"/>
-                          <w:lang w:val="en-US" w:eastAsia="zh-CN"/>
-                        </w:rPr>
-                        <w:t>区</w:t>
-                      </w:r>
-                      <w:bookmarkEnd w:id="1"/>
-                      <w:r>
-                        <w:rPr>
-                          <w:rFonts w:hint="eastAsia" w:ascii="Times New Roman" w:hAnsi="Times New Roman" w:eastAsia="宋体" w:cs="Times New Roman"/>
-                          <w:sz w:val="21"/>
-                          <w:szCs w:val="21"/>
-                          <w:lang w:val="en-US" w:eastAsia="zh-CN"/>
-                        </w:rPr>
-                        <w:t>,Top)</w:t>
-                      </w:r>
-                      <w:r>
-                        <w:rPr>
-                          <w:rFonts w:hint="eastAsia" w:ascii="Times New Roman" w:hAnsi="Times New Roman" w:cs="Times New Roman"/>
-                          <w:sz w:val="21"/>
-                          <w:szCs w:val="21"/>
-                          <w:lang w:val="en-US" w:eastAsia="zh-CN"/>
-                        </w:rPr>
-                        <w:t>发表《</w:t>
-                      </w:r>
-                      <w:r>
-                        <w:rPr>
-                          <w:rFonts w:hint="default" w:ascii="Times New Roman" w:hAnsi="Times New Roman" w:eastAsia="宋体" w:cs="Times New Roman"/>
-                          <w:sz w:val="21"/>
-                          <w:szCs w:val="21"/>
-                          <w:lang w:val="en-US" w:eastAsia="zh-CN"/>
-                        </w:rPr>
-                        <w:t>Elastic weight consolidation-based adaptive neural networks for dynamic building energy load</w:t>
-                      </w:r>
-                      <w:bookmarkStart w:id="2" w:name="OLE_LINK3"/>
-                      <w:r>
-                        <w:rPr>
-                          <w:rFonts w:hint="eastAsia" w:ascii="Times New Roman" w:hAnsi="Times New Roman" w:cs="Times New Roman"/>
-                          <w:sz w:val="21"/>
-                          <w:szCs w:val="21"/>
-                          <w:lang w:val="en-US" w:eastAsia="zh-CN"/>
-                        </w:rPr>
-                        <w:t>》</w:t>
-                      </w:r>
-                      <w:bookmarkEnd w:id="2"/>
-                      <w:r>
-                        <w:rPr>
-                          <w:rFonts w:hint="eastAsia" w:ascii="Times New Roman" w:hAnsi="Times New Roman" w:cs="Times New Roman"/>
-                          <w:sz w:val="21"/>
-                          <w:szCs w:val="21"/>
-                          <w:lang w:val="en-US" w:eastAsia="zh-CN"/>
-                        </w:rPr>
-                        <w:t>。</w:t>
-                      </w:r>
-                      <w:r>
-                        <w:rPr>
-                          <w:rFonts w:hint="eastAsia" w:ascii="Times New Roman" w:hAnsi="Times New Roman" w:cs="Times New Roman"/>
-                          <w:b/>
-                          <w:bCs/>
-                          <w:sz w:val="21"/>
-                          <w:szCs w:val="21"/>
-                          <w:lang w:val="en-US" w:eastAsia="zh-CN"/>
-                        </w:rPr>
-                        <w:t xml:space="preserve">贡献: </w:t>
-                      </w:r>
-                      <w:r>
-                        <w:rPr>
-                          <w:rFonts w:hint="eastAsia" w:ascii="Times New Roman" w:hAnsi="Times New Roman" w:cs="Times New Roman"/>
-                          <w:sz w:val="21"/>
-                          <w:szCs w:val="21"/>
-                          <w:lang w:val="en-US" w:eastAsia="zh-CN"/>
-                        </w:rPr>
-                        <w:t>文献调研、数据处理、代码撰写、可视化、论文撰写。</w:t>
-                      </w:r>
-                    </w:p>
-                    <w:p>
-                      <w:pPr>
-                        <w:pStyle w:val="3"/>
-                        <w:keepNext w:val="0"/>
-                        <w:keepLines w:val="0"/>
-                        <w:pageBreakBefore w:val="0"/>
-                        <w:widowControl/>
-                        <w:suppressLineNumbers w:val="0"/>
-                        <w:kinsoku/>
-                        <w:wordWrap/>
-                        <w:overflowPunct/>
-                        <w:topLinePunct w:val="0"/>
-                        <w:autoSpaceDE/>
-                        <w:autoSpaceDN/>
-                        <w:bidi w:val="0"/>
-                        <w:adjustRightInd/>
-                        <w:snapToGrid/>
-                        <w:spacing w:line="312" w:lineRule="auto"/>
-                        <w:jc w:val="left"/>
-                        <w:textAlignment w:val="auto"/>
-                        <w:rPr>
-                          <w:rFonts w:hint="default" w:ascii="Times New Roman" w:hAnsi="Times New Roman" w:cs="Times New Roman"/>
-                          <w:sz w:val="21"/>
-                          <w:szCs w:val="21"/>
-                          <w:lang w:val="en-US" w:eastAsia="zh-CN"/>
-                        </w:rPr>
-                      </w:pPr>
-                      <w:r>
-                        <w:rPr>
-                          <w:rFonts w:hint="default" w:ascii="Times New Roman" w:hAnsi="Times New Roman" w:eastAsia="宋体" w:cs="Times New Roman"/>
-                          <w:sz w:val="21"/>
-                          <w:szCs w:val="21"/>
-                          <w:lang w:val="en-US" w:eastAsia="zh-CN"/>
-                        </w:rPr>
-                        <w:t>●</w:t>
-                      </w:r>
-                      <w:r>
-                        <w:rPr>
-                          <w:rFonts w:hint="eastAsia" w:ascii="Times New Roman" w:hAnsi="Times New Roman" w:cs="Times New Roman"/>
-                          <w:sz w:val="21"/>
-                          <w:szCs w:val="21"/>
-                          <w:lang w:val="en-US" w:eastAsia="zh-CN"/>
-                        </w:rPr>
-                        <w:t>以第四作者身份在</w:t>
-                      </w:r>
-                      <w:r>
-                        <w:rPr>
-                          <w:rFonts w:hint="eastAsia" w:ascii="Times New Roman" w:hAnsi="Times New Roman" w:eastAsia="宋体" w:cs="Times New Roman"/>
-                          <w:sz w:val="21"/>
-                          <w:szCs w:val="21"/>
-                          <w:lang w:val="en-US" w:eastAsia="zh-CN"/>
-                        </w:rPr>
-                        <w:t>《</w:t>
-                      </w:r>
-                      <w:r>
-                        <w:rPr>
-                          <w:rFonts w:hint="default" w:ascii="Times New Roman" w:hAnsi="Times New Roman" w:eastAsia="宋体" w:cs="Times New Roman"/>
-                          <w:sz w:val="21"/>
-                          <w:szCs w:val="21"/>
-                          <w:lang w:val="en-US" w:eastAsia="zh-CN"/>
-                        </w:rPr>
-                        <w:t>Applied energy》</w:t>
-                      </w:r>
-                      <w:r>
-                        <w:rPr>
-                          <w:rFonts w:hint="eastAsia" w:ascii="Times New Roman" w:hAnsi="Times New Roman" w:cs="Times New Roman"/>
-                          <w:sz w:val="21"/>
-                          <w:szCs w:val="21"/>
-                          <w:lang w:val="en-US" w:eastAsia="zh-CN"/>
-                        </w:rPr>
-                        <w:t>在投《</w:t>
-                      </w:r>
-                      <w:r>
-                        <w:rPr>
-                          <w:rFonts w:hint="default" w:ascii="Times New Roman" w:hAnsi="Times New Roman" w:eastAsia="宋体" w:cs="Times New Roman"/>
-                          <w:sz w:val="21"/>
-                          <w:szCs w:val="21"/>
-                          <w:lang w:val="en-US" w:eastAsia="zh-CN"/>
-                        </w:rPr>
-                        <w:t>Causal discovery-based external attention in neural networks for accurate and reliable fault detection and diagnosis of building energy systems</w:t>
-                      </w:r>
-                      <w:r>
-                        <w:rPr>
-                          <w:rFonts w:hint="eastAsia" w:ascii="Times New Roman" w:hAnsi="Times New Roman" w:cs="Times New Roman"/>
-                          <w:sz w:val="21"/>
-                          <w:szCs w:val="21"/>
-                          <w:lang w:val="en-US" w:eastAsia="zh-CN"/>
-                        </w:rPr>
-                        <w:t>》</w:t>
-                      </w:r>
-                      <w:r>
-                        <w:rPr>
-                          <w:rFonts w:hint="eastAsia" w:ascii="Times New Roman" w:hAnsi="Times New Roman" w:cs="Times New Roman"/>
-                          <w:b/>
-                          <w:bCs/>
-                          <w:sz w:val="21"/>
-                          <w:szCs w:val="21"/>
-                          <w:lang w:val="en-US" w:eastAsia="zh-CN"/>
-                        </w:rPr>
-                        <w:t>贡献:</w:t>
-                      </w:r>
-                      <w:r>
-                        <w:rPr>
-                          <w:rFonts w:hint="eastAsia" w:ascii="Times New Roman" w:hAnsi="Times New Roman" w:cs="Times New Roman"/>
-                          <w:sz w:val="21"/>
-                          <w:szCs w:val="21"/>
-                          <w:lang w:val="en-US" w:eastAsia="zh-CN"/>
-                        </w:rPr>
-                        <w:t xml:space="preserve"> 调研与编程。</w:t>
-                      </w:r>
-                    </w:p>
-                    <w:p>
-                      <w:pPr>
-                        <w:pStyle w:val="3"/>
-                        <w:keepNext w:val="0"/>
-                        <w:keepLines w:val="0"/>
-                        <w:pageBreakBefore w:val="0"/>
-                        <w:widowControl/>
-                        <w:suppressLineNumbers w:val="0"/>
-                        <w:kinsoku/>
-                        <w:wordWrap/>
-                        <w:overflowPunct/>
-                        <w:topLinePunct w:val="0"/>
-                        <w:autoSpaceDE/>
-                        <w:autoSpaceDN/>
-                        <w:bidi w:val="0"/>
-                        <w:adjustRightInd/>
-                        <w:snapToGrid/>
-                        <w:spacing w:line="312" w:lineRule="auto"/>
-                        <w:jc w:val="left"/>
-                        <w:textAlignment w:val="auto"/>
-                        <w:rPr>
-                          <w:rFonts w:hint="eastAsia" w:ascii="Times New Roman" w:hAnsi="Times New Roman" w:cs="Times New Roman"/>
+                          <w:rFonts w:hint="eastAsia" w:ascii="Times New Roman" w:hAnsi="Times New Roman" w:eastAsia="宋体" w:cs="Times New Roman"/>
+                          <w:kern w:val="0"/>
                           <w:sz w:val="22"/>
                           <w:szCs w:val="22"/>
-                          <w:lang w:val="en-US" w:eastAsia="zh-CN"/>
-                        </w:rPr>
-                      </w:pPr>
-                      <w:r>
-                        <w:rPr>
-                          <w:rFonts w:hint="default" w:ascii="Times New Roman" w:hAnsi="Times New Roman" w:eastAsia="宋体" w:cs="Times New Roman"/>
-                          <w:sz w:val="21"/>
-                          <w:szCs w:val="21"/>
-                          <w:lang w:val="en-US" w:eastAsia="zh-CN"/>
-                        </w:rPr>
-                        <w:t>●</w:t>
-                      </w:r>
-                      <w:r>
-                        <w:rPr>
-                          <w:rFonts w:hint="eastAsia" w:ascii="Times New Roman" w:hAnsi="Times New Roman" w:eastAsia="宋体" w:cs="Times New Roman"/>
-                          <w:sz w:val="21"/>
-                          <w:szCs w:val="21"/>
-                          <w:lang w:val="en-US" w:eastAsia="zh-CN"/>
-                        </w:rPr>
-                        <w:t>专利《</w:t>
-                      </w:r>
-                      <w:r>
-                        <w:rPr>
-                          <w:rFonts w:hint="default" w:ascii="Times New Roman" w:hAnsi="Times New Roman" w:eastAsia="宋体" w:cs="Times New Roman"/>
-                          <w:sz w:val="21"/>
-                          <w:szCs w:val="21"/>
-                          <w:lang w:val="en-US" w:eastAsia="zh-CN"/>
-                        </w:rPr>
-                        <w:t>基于数字孪生的数据中心空调系统可靠性评估方法</w:t>
-                      </w:r>
-                      <w:r>
-                        <w:rPr>
-                          <w:rFonts w:hint="eastAsia" w:ascii="Times New Roman" w:hAnsi="Times New Roman" w:eastAsia="宋体" w:cs="Times New Roman"/>
-                          <w:sz w:val="21"/>
-                          <w:szCs w:val="21"/>
-                          <w:lang w:val="en-US" w:eastAsia="zh-CN"/>
-                        </w:rPr>
-                        <w:t>》</w:t>
-                      </w:r>
-                      <w:r>
-                        <w:rPr>
-                          <w:rFonts w:hint="eastAsia" w:ascii="Times New Roman" w:hAnsi="Times New Roman" w:eastAsia="宋体" w:cs="Times New Roman"/>
-                          <w:b/>
-                          <w:bCs/>
-                          <w:sz w:val="21"/>
-                          <w:szCs w:val="21"/>
-                          <w:lang w:val="en-US" w:eastAsia="zh-CN"/>
-                        </w:rPr>
-                        <w:t>第一发明人</w:t>
-                      </w:r>
-                      <w:r>
-                        <w:rPr>
-                          <w:rFonts w:hint="eastAsia" w:ascii="Times New Roman" w:hAnsi="Times New Roman" w:cs="Times New Roman"/>
-                          <w:sz w:val="21"/>
-                          <w:szCs w:val="21"/>
-                          <w:lang w:val="en-US" w:eastAsia="zh-CN"/>
-                        </w:rPr>
-                        <w:t>，</w:t>
-                      </w:r>
-                      <w:r>
-                        <w:rPr>
-                          <w:rFonts w:hint="default" w:ascii="Times New Roman" w:hAnsi="Times New Roman" w:cs="Times New Roman"/>
-                          <w:sz w:val="21"/>
-                          <w:szCs w:val="21"/>
-                          <w:lang w:val="en-US" w:eastAsia="zh-CN"/>
-                        </w:rPr>
-                        <w:t>公开号: CN113722906A</w:t>
-                      </w:r>
-                      <w:r>
-                        <w:rPr>
-                          <w:rFonts w:hint="eastAsia" w:ascii="Times New Roman" w:hAnsi="Times New Roman" w:cs="Times New Roman"/>
-                          <w:sz w:val="21"/>
-                          <w:szCs w:val="21"/>
-                          <w:lang w:val="en-US" w:eastAsia="zh-CN"/>
-                        </w:rPr>
-                        <w:t>。</w:t>
-                      </w:r>
-                    </w:p>
-                    <w:p>
-                      <w:pPr>
-                        <w:pStyle w:val="3"/>
-                        <w:keepNext w:val="0"/>
-                        <w:keepLines w:val="0"/>
-                        <w:pageBreakBefore w:val="0"/>
-                        <w:widowControl/>
-                        <w:suppressLineNumbers w:val="0"/>
-                        <w:kinsoku/>
-                        <w:wordWrap/>
-                        <w:overflowPunct/>
-                        <w:topLinePunct w:val="0"/>
-                        <w:autoSpaceDE/>
-                        <w:autoSpaceDN/>
-                        <w:bidi w:val="0"/>
-                        <w:spacing w:line="300" w:lineRule="auto"/>
-                        <w:jc w:val="left"/>
-                        <w:textAlignment w:val="auto"/>
-                        <w:rPr>
-                          <w:rFonts w:hint="default" w:ascii="Times New Roman" w:hAnsi="Times New Roman" w:eastAsia="宋体" w:cs="Times New Roman"/>
-                          <w:sz w:val="22"/>
-                          <w:szCs w:val="22"/>
-                          <w:lang w:val="en-US" w:eastAsia="zh-CN"/>
-                        </w:rPr>
-                      </w:pPr>
-                    </w:p>
-                    <w:p>
-                      <w:pPr>
-                        <w:pStyle w:val="3"/>
-                        <w:keepNext w:val="0"/>
-                        <w:keepLines w:val="0"/>
-                        <w:pageBreakBefore w:val="0"/>
-                        <w:widowControl/>
-                        <w:suppressLineNumbers w:val="0"/>
-                        <w:kinsoku/>
-                        <w:wordWrap/>
-                        <w:overflowPunct/>
-                        <w:topLinePunct w:val="0"/>
-                        <w:autoSpaceDE/>
-                        <w:autoSpaceDN/>
-                        <w:bidi w:val="0"/>
-                        <w:spacing w:line="312" w:lineRule="auto"/>
-                        <w:jc w:val="left"/>
-                        <w:textAlignment w:val="auto"/>
-                        <w:rPr>
-                          <w:rFonts w:hint="eastAsia" w:ascii="Times New Roman" w:hAnsi="Times New Roman" w:eastAsia="宋体" w:cs="Times New Roman"/>
-                          <w:sz w:val="22"/>
-                          <w:szCs w:val="22"/>
-                          <w:lang w:val="en-US" w:eastAsia="zh-CN"/>
-                        </w:rPr>
-                      </w:pPr>
-                    </w:p>
-                    <w:p>
-                      <w:pPr>
-                        <w:keepNext w:val="0"/>
-                        <w:keepLines w:val="0"/>
-                        <w:widowControl w:val="0"/>
-                        <w:suppressLineNumbers w:val="0"/>
-                        <w:spacing w:before="0" w:beforeAutospacing="0" w:after="0" w:afterAutospacing="0"/>
-                        <w:ind w:left="0" w:right="0"/>
-                        <w:jc w:val="both"/>
-                        <w:rPr>
-                          <w:rFonts w:hint="eastAsia" w:ascii="Times New Roman" w:hAnsi="Times New Roman" w:eastAsia="宋体" w:cs="Times New Roman"/>
-                          <w:kern w:val="0"/>
-                          <w:sz w:val="21"/>
-                          <w:szCs w:val="21"/>
-                          <w:lang w:val="en-US" w:eastAsia="zh-CN" w:bidi="ar"/>
-                        </w:rPr>
-                      </w:pPr>
-                    </w:p>
-                    <w:p>
-                      <w:pPr>
-                        <w:pStyle w:val="6"/>
-                        <w:numPr>
-                          <w:ilvl w:val="0"/>
-                          <w:numId w:val="0"/>
-                        </w:numPr>
-                        <w:adjustRightInd w:val="0"/>
-                        <w:snapToGrid w:val="0"/>
-                        <w:spacing w:line="400" w:lineRule="exact"/>
-                        <w:ind w:leftChars="0"/>
-                        <w:rPr>
-                          <w:rFonts w:asciiTheme="minorEastAsia" w:hAnsiTheme="minorEastAsia" w:eastAsiaTheme="minorEastAsia"/>
-                          <w:color w:val="414141"/>
-                          <w:sz w:val="24"/>
-                          <w:szCs w:val="24"/>
-                        </w:rPr>
-                      </w:pPr>
-                      <w:r>
-                        <w:rPr>
-                          <w:rFonts w:hint="eastAsia" w:asciiTheme="minorEastAsia" w:hAnsiTheme="minorEastAsia" w:eastAsiaTheme="minorEastAsia"/>
-                          <w:color w:val="414141"/>
-                          <w:sz w:val="24"/>
-                          <w:szCs w:val="24"/>
-                        </w:rPr>
-                        <w:t xml:space="preserve">                                                                                                                                                                        </w:t>
-                      </w:r>
-                    </w:p>
-                    <w:p>
-                      <w:pPr>
-                        <w:adjustRightInd w:val="0"/>
-                        <w:snapToGrid w:val="0"/>
-                        <w:spacing w:line="400" w:lineRule="exact"/>
-                        <w:rPr>
-                          <w:rFonts w:asciiTheme="minorEastAsia" w:hAnsiTheme="minorEastAsia" w:eastAsiaTheme="minorEastAsia"/>
-                          <w:color w:val="414141"/>
-                          <w:sz w:val="24"/>
-                          <w:szCs w:val="24"/>
-                        </w:rPr>
-                      </w:pPr>
-                    </w:p>
-                    <w:p>
-                      <w:pPr>
-                        <w:spacing w:line="400" w:lineRule="exact"/>
-                        <w:rPr>
-                          <w:rFonts w:asciiTheme="minorEastAsia" w:hAnsiTheme="minorEastAsia" w:eastAsiaTheme="minorEastAsia"/>
-                          <w:sz w:val="24"/>
-                          <w:szCs w:val="24"/>
+                          <w:lang w:val="en-US" w:eastAsia="zh-CN" w:bidi="ar"/>
                         </w:rPr>
                       </w:pPr>
                     </w:p>
@@ -2047,18 +392,18 @@
         <mc:AlternateContent>
           <mc:Choice Requires="wps">
             <w:drawing>
-              <wp:anchor distT="0" distB="0" distL="114300" distR="114300" simplePos="0" relativeHeight="251674624" behindDoc="0" locked="0" layoutInCell="1" allowOverlap="1">
+              <wp:anchor distT="0" distB="0" distL="114300" distR="114300" simplePos="0" relativeHeight="251676672" behindDoc="0" locked="0" layoutInCell="1" allowOverlap="1">
                 <wp:simplePos x="0" y="0"/>
                 <wp:positionH relativeFrom="column">
-                  <wp:posOffset>-603885</wp:posOffset>
+                  <wp:posOffset>-601345</wp:posOffset>
                 </wp:positionH>
                 <wp:positionV relativeFrom="paragraph">
-                  <wp:posOffset>7671435</wp:posOffset>
+                  <wp:posOffset>6399530</wp:posOffset>
                 </wp:positionV>
-                <wp:extent cx="6546215" cy="563880"/>
+                <wp:extent cx="3223260" cy="767080"/>
                 <wp:effectExtent l="0" t="0" r="0" b="0"/>
                 <wp:wrapNone/>
-                <wp:docPr id="25" name="文本框 42"/>
+                <wp:docPr id="27" name="文本框 27"/>
                 <wp:cNvGraphicFramePr/>
                 <a:graphic xmlns:a="http://schemas.openxmlformats.org/drawingml/2006/main">
                   <a:graphicData uri="http://schemas.microsoft.com/office/word/2010/wordprocessingShape">
@@ -2066,8 +411,8 @@
                       <wps:cNvSpPr txBox="1"/>
                       <wps:spPr>
                         <a:xfrm>
-                          <a:off x="603250" y="8556625"/>
-                          <a:ext cx="6546215" cy="563880"/>
+                          <a:off x="570865" y="7508240"/>
+                          <a:ext cx="3223260" cy="767080"/>
                         </a:xfrm>
                         <a:prstGeom prst="rect">
                           <a:avLst/>
@@ -2096,160 +441,7 @@
                         <w:txbxContent>
                           <w:p>
                             <w:pPr>
-                              <w:keepNext w:val="0"/>
-                              <w:keepLines w:val="0"/>
-                              <w:pageBreakBefore w:val="0"/>
-                              <w:widowControl w:val="0"/>
-                              <w:kinsoku/>
-                              <w:wordWrap/>
-                              <w:overflowPunct/>
-                              <w:topLinePunct w:val="0"/>
-                              <w:autoSpaceDE/>
-                              <w:autoSpaceDN/>
-                              <w:bidi w:val="0"/>
-                              <w:adjustRightInd/>
-                              <w:snapToGrid/>
-                              <w:spacing w:line="312" w:lineRule="auto"/>
-                              <w:textAlignment w:val="auto"/>
-                              <w:rPr>
-                                <w:rFonts w:hint="default" w:ascii="Times New Roman" w:hAnsi="Times New Roman" w:eastAsia="宋体" w:cs="Times New Roman"/>
-                                <w:kern w:val="0"/>
-                                <w:sz w:val="21"/>
-                                <w:szCs w:val="21"/>
-                                <w:lang w:val="en-US" w:eastAsia="zh-CN" w:bidi="ar"/>
-                              </w:rPr>
-                            </w:pPr>
-                            <w:r>
-                              <w:rPr>
-                                <w:rFonts w:hint="eastAsia" w:ascii="Times New Roman" w:hAnsi="Times New Roman" w:eastAsia="宋体" w:cs="Times New Roman"/>
-                                <w:kern w:val="0"/>
-                                <w:sz w:val="21"/>
-                                <w:szCs w:val="21"/>
-                                <w:lang w:val="en-US" w:eastAsia="zh-CN" w:bidi="ar"/>
-                              </w:rPr>
-                              <w:t>浙江省政府奖学金、浙江大学一等奖学金、永平奖学金、领航奖学金、浙江省校级优秀团员、浙江大学创新创业标兵、浙江大学学业优秀标兵、浙江大学优秀学生、浙江大学五星级志愿者</w:t>
-                            </w:r>
-                          </w:p>
-                        </w:txbxContent>
-                      </wps:txbx>
-                      <wps:bodyPr rot="0" spcFirstLastPara="0" vertOverflow="overflow" horzOverflow="overflow" vert="horz" wrap="square" lIns="91440" tIns="45720" rIns="91440" bIns="45720" numCol="1" spcCol="0" rtlCol="0" fromWordArt="0" anchor="t" anchorCtr="0" forceAA="0" compatLnSpc="1">
-                        <a:noAutofit/>
-                      </wps:bodyPr>
-                    </wps:wsp>
-                  </a:graphicData>
-                </a:graphic>
-              </wp:anchor>
-            </w:drawing>
-          </mc:Choice>
-          <mc:Fallback>
-            <w:pict>
-              <v:shape id="文本框 42" o:spid="_x0000_s1026" o:spt="202" type="#_x0000_t202" style="position:absolute;left:0pt;margin-left:-47.55pt;margin-top:604.05pt;height:44.4pt;width:515.45pt;z-index:251674624;mso-width-relative:page;mso-height-relative:page;" filled="f" stroked="f" coordsize="21600,21600" o:gfxdata="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">
-                <v:fill on="f" focussize="0,0"/>
-                <v:stroke on="f" weight="0.5pt"/>
-                <v:imagedata o:title=""/>
-                <o:lock v:ext="edit" aspectratio="f"/>
-                <v:textbox>
-                  <w:txbxContent>
-                    <w:p>
-                      <w:pPr>
-                        <w:keepNext w:val="0"/>
-                        <w:keepLines w:val="0"/>
-                        <w:pageBreakBefore w:val="0"/>
-                        <w:widowControl w:val="0"/>
-                        <w:kinsoku/>
-                        <w:wordWrap/>
-                        <w:overflowPunct/>
-                        <w:topLinePunct w:val="0"/>
-                        <w:autoSpaceDE/>
-                        <w:autoSpaceDN/>
-                        <w:bidi w:val="0"/>
-                        <w:adjustRightInd/>
-                        <w:snapToGrid/>
-                        <w:spacing w:line="312" w:lineRule="auto"/>
-                        <w:textAlignment w:val="auto"/>
-                        <w:rPr>
-                          <w:rFonts w:hint="default" w:ascii="Times New Roman" w:hAnsi="Times New Roman" w:eastAsia="宋体" w:cs="Times New Roman"/>
-                          <w:kern w:val="0"/>
-                          <w:sz w:val="21"/>
-                          <w:szCs w:val="21"/>
-                          <w:lang w:val="en-US" w:eastAsia="zh-CN" w:bidi="ar"/>
-                        </w:rPr>
-                      </w:pPr>
-                      <w:r>
-                        <w:rPr>
-                          <w:rFonts w:hint="eastAsia" w:ascii="Times New Roman" w:hAnsi="Times New Roman" w:eastAsia="宋体" w:cs="Times New Roman"/>
-                          <w:kern w:val="0"/>
-                          <w:sz w:val="21"/>
-                          <w:szCs w:val="21"/>
-                          <w:lang w:val="en-US" w:eastAsia="zh-CN" w:bidi="ar"/>
-                        </w:rPr>
-                        <w:t>浙江省政府奖学金、浙江大学一等奖学金、永平奖学金、领航奖学金、浙江省校级优秀团员、浙江大学创新创业标兵、浙江大学学业优秀标兵、浙江大学优秀学生、浙江大学五星级志愿者</w:t>
-                      </w:r>
-                    </w:p>
-                  </w:txbxContent>
-                </v:textbox>
-              </v:shape>
-            </w:pict>
-          </mc:Fallback>
-        </mc:AlternateContent>
-      </w:r>
-      <w:r>
-        <w:rPr>
-          <w:sz w:val="21"/>
-        </w:rPr>
-        <mc:AlternateContent>
-          <mc:Choice Requires="wps">
-            <w:drawing>
-              <wp:anchor distT="0" distB="0" distL="114300" distR="114300" simplePos="0" relativeHeight="251676672" behindDoc="0" locked="0" layoutInCell="1" allowOverlap="1">
-                <wp:simplePos x="0" y="0"/>
-                <wp:positionH relativeFrom="column">
-                  <wp:posOffset>-601345</wp:posOffset>
-                </wp:positionH>
-                <wp:positionV relativeFrom="paragraph">
-                  <wp:posOffset>6616065</wp:posOffset>
-                </wp:positionV>
-                <wp:extent cx="6552565" cy="767080"/>
-                <wp:effectExtent l="0" t="0" r="0" b="0"/>
-                <wp:wrapNone/>
-                <wp:docPr id="27" name="文本框 27"/>
-                <wp:cNvGraphicFramePr/>
-                <a:graphic xmlns:a="http://schemas.openxmlformats.org/drawingml/2006/main">
-                  <a:graphicData uri="http://schemas.microsoft.com/office/word/2010/wordprocessingShape">
-                    <wps:wsp>
-                      <wps:cNvSpPr txBox="1"/>
-                      <wps:spPr>
-                        <a:xfrm>
-                          <a:off x="570865" y="7508240"/>
-                          <a:ext cx="6552565" cy="767080"/>
-                        </a:xfrm>
-                        <a:prstGeom prst="rect">
-                          <a:avLst/>
-                        </a:prstGeom>
-                        <a:noFill/>
-                        <a:ln w="6350">
-                          <a:noFill/>
-                        </a:ln>
-                        <a:effectLst/>
-                      </wps:spPr>
-                      <wps:style>
-                        <a:lnRef idx="0">
-                          <a:schemeClr val="accent1"/>
-                        </a:lnRef>
-                        <a:fillRef idx="0">
-                          <a:schemeClr val="accent1"/>
-                        </a:fillRef>
-                        <a:effectRef idx="0">
-                          <a:schemeClr val="accent1"/>
-                        </a:effectRef>
-                        <a:fontRef idx="minor">
-                          <a:schemeClr val="dk1"/>
-                        </a:fontRef>
-                      </wps:style>
-                      <wps:txbx>
-                        <w:txbxContent>
-                          <w:p>
-                            <w:pPr>
-                              <w:pStyle w:val="6"/>
+                              <w:pStyle w:val="7"/>
                               <w:keepNext w:val="0"/>
                               <w:keepLines w:val="0"/>
                               <w:pageBreakBefore w:val="0"/>
@@ -2306,42 +498,12 @@
                                 <w:szCs w:val="21"/>
                                 <w:lang w:val="en-US" w:eastAsia="zh-CN" w:bidi="ar"/>
                               </w:rPr>
-                              <w:t xml:space="preserve">全国大学生数学竞赛浙江赛区一等奖           </w:t>
-                            </w:r>
-                            <w:r>
-                              <w:rPr>
-                                <w:rFonts w:hint="default" w:ascii="Times New Roman" w:hAnsi="Times New Roman" w:eastAsia="宋体" w:cs="Times New Roman"/>
-                                <w:kern w:val="0"/>
-                                <w:sz w:val="21"/>
-                                <w:szCs w:val="21"/>
-                                <w:lang w:val="en-US" w:eastAsia="zh-CN" w:bidi="ar"/>
-                              </w:rPr>
-                              <w:t>●</w:t>
-                            </w:r>
-                            <w:r>
-                              <w:rPr>
-                                <w:rFonts w:hint="eastAsia" w:ascii="Times New Roman" w:hAnsi="Times New Roman" w:cs="Times New Roman"/>
-                                <w:kern w:val="0"/>
-                                <w:sz w:val="21"/>
-                                <w:szCs w:val="21"/>
-                                <w:lang w:val="en-US" w:eastAsia="zh-CN" w:bidi="ar"/>
-                              </w:rPr>
-                              <w:t xml:space="preserve"> </w:t>
-                            </w:r>
-                            <w:r>
-                              <w:rPr>
-                                <w:rFonts w:hint="eastAsia" w:ascii="Times New Roman" w:hAnsi="Times New Roman" w:eastAsia="宋体" w:cs="Times New Roman"/>
-                                <w:kern w:val="0"/>
-                                <w:sz w:val="21"/>
-                                <w:szCs w:val="21"/>
-                                <w:lang w:val="en-US" w:eastAsia="zh-CN" w:bidi="ar"/>
-                              </w:rPr>
-                              <w:t>浙江省高等数学竞赛一等奖</w:t>
+                              <w:t xml:space="preserve">全国大学生数学竞赛浙江赛区一等奖          </w:t>
                             </w:r>
                           </w:p>
                           <w:p>
                             <w:pPr>
-                              <w:pStyle w:val="6"/>
+                              <w:pStyle w:val="7"/>
                               <w:keepNext w:val="0"/>
                               <w:keepLines w:val="0"/>
                               <w:pageBreakBefore w:val="0"/>
@@ -2363,21 +525,21 @@
                               <w:ind w:leftChars="0"/>
                               <w:textAlignment w:val="auto"/>
                               <w:rPr>
+                                <w:rFonts w:hint="eastAsia" w:ascii="Times New Roman" w:hAnsi="Times New Roman" w:cs="Times New Roman"/>
+                                <w:kern w:val="0"/>
+                                <w:sz w:val="21"/>
+                                <w:szCs w:val="21"/>
+                                <w:lang w:val="en-US" w:eastAsia="zh-CN" w:bidi="ar"/>
+                              </w:rPr>
+                            </w:pPr>
+                            <w:r>
+                              <w:rPr>
                                 <w:rFonts w:hint="default" w:ascii="Times New Roman" w:hAnsi="Times New Roman" w:eastAsia="宋体" w:cs="Times New Roman"/>
                                 <w:kern w:val="0"/>
                                 <w:sz w:val="21"/>
                                 <w:szCs w:val="21"/>
                                 <w:lang w:val="en-US" w:eastAsia="zh-CN" w:bidi="ar"/>
                               </w:rPr>
-                            </w:pPr>
-                            <w:r>
-                              <w:rPr>
-                                <w:rFonts w:hint="default" w:ascii="Times New Roman" w:hAnsi="Times New Roman" w:eastAsia="宋体" w:cs="Times New Roman"/>
-                                <w:kern w:val="0"/>
-                                <w:sz w:val="21"/>
-                                <w:szCs w:val="21"/>
-                                <w:lang w:val="en-US" w:eastAsia="zh-CN" w:bidi="ar"/>
-                              </w:rPr>
                               <w:t>●</w:t>
                             </w:r>
                             <w:r>
@@ -2469,11 +631,21 @@
                                 <w:lang w:val="en-US" w:eastAsia="zh-CN" w:bidi="ar"/>
                               </w:rPr>
                               <w:tab/>
+                            </w:r>
+                            <w:r>
+                              <w:rPr>
+                                <w:rFonts w:hint="eastAsia" w:ascii="Times New Roman" w:hAnsi="Times New Roman" w:cs="Times New Roman"/>
+                                <w:kern w:val="0"/>
+                                <w:sz w:val="21"/>
+                                <w:szCs w:val="21"/>
+                                <w:lang w:val="en-US" w:eastAsia="zh-CN" w:bidi="ar"/>
+                              </w:rPr>
+                              <w:t xml:space="preserve"> </w:t>
                             </w:r>
                           </w:p>
                           <w:p>
                             <w:pPr>
-                              <w:pStyle w:val="6"/>
+                              <w:pStyle w:val="7"/>
                               <w:keepNext w:val="0"/>
                               <w:keepLines w:val="0"/>
                               <w:pageBreakBefore w:val="0"/>
@@ -2497,73 +669,41 @@
                               <w:rPr>
                                 <w:rFonts w:hint="eastAsia" w:ascii="Times New Roman" w:hAnsi="Times New Roman" w:eastAsia="宋体" w:cs="Times New Roman"/>
                                 <w:kern w:val="0"/>
-                                <w:sz w:val="21"/>
-                                <w:szCs w:val="21"/>
-                                <w:lang w:val="en-US" w:eastAsia="zh-CN" w:bidi="ar"/>
-                              </w:rPr>
-                            </w:pPr>
-                            <w:r>
-                              <w:rPr>
-                                <w:rFonts w:hint="default" w:ascii="Times New Roman" w:hAnsi="Times New Roman" w:eastAsia="宋体" w:cs="Times New Roman"/>
-                                <w:kern w:val="0"/>
-                                <w:sz w:val="21"/>
-                                <w:szCs w:val="21"/>
-                                <w:lang w:val="en-US" w:eastAsia="zh-CN" w:bidi="ar"/>
-                              </w:rPr>
-                              <w:t>●</w:t>
-                            </w:r>
-                            <w:r>
-                              <w:rPr>
-                                <w:rFonts w:hint="eastAsia" w:ascii="Times New Roman" w:hAnsi="Times New Roman" w:cs="Times New Roman"/>
-                                <w:kern w:val="0"/>
-                                <w:sz w:val="21"/>
-                                <w:szCs w:val="21"/>
-                                <w:lang w:val="en-US" w:eastAsia="zh-CN" w:bidi="ar"/>
-                              </w:rPr>
-                              <w:t xml:space="preserve"> </w:t>
-                            </w:r>
-                            <w:r>
-                              <w:rPr>
-                                <w:rFonts w:hint="eastAsia" w:ascii="Times New Roman" w:hAnsi="Times New Roman" w:eastAsia="宋体" w:cs="Times New Roman"/>
-                                <w:kern w:val="0"/>
-                                <w:sz w:val="21"/>
-                                <w:szCs w:val="21"/>
-                                <w:lang w:val="en-US" w:eastAsia="zh-CN" w:bidi="ar"/>
-                              </w:rPr>
-                              <w:t>浙江大学数学建模竞赛三等奖，后代表浙江大学参加全国比赛</w:t>
-                            </w:r>
-                          </w:p>
-                          <w:p>
-                            <w:pPr>
-                              <w:pStyle w:val="6"/>
-                              <w:keepNext w:val="0"/>
-                              <w:keepLines w:val="0"/>
-                              <w:pageBreakBefore w:val="0"/>
-                              <w:widowControl w:val="0"/>
-                              <w:numPr>
-                                <w:ilvl w:val="0"/>
-                                <w:numId w:val="0"/>
-                              </w:numPr>
-                              <w:kinsoku/>
-                              <w:wordWrap/>
-                              <w:overflowPunct/>
-                              <w:topLinePunct w:val="0"/>
-                              <w:autoSpaceDE/>
-                              <w:autoSpaceDN/>
-                              <w:bidi w:val="0"/>
-                              <w:adjustRightInd w:val="0"/>
-                              <w:snapToGrid w:val="0"/>
-                              <w:spacing w:line="312" w:lineRule="auto"/>
-                              <w:ind w:leftChars="0"/>
-                              <w:textAlignment w:val="auto"/>
-                              <w:rPr>
-                                <w:rFonts w:hint="eastAsia" w:ascii="Times New Roman" w:hAnsi="Times New Roman" w:eastAsia="宋体" w:cs="Times New Roman"/>
-                                <w:kern w:val="0"/>
                                 <w:sz w:val="22"/>
                                 <w:szCs w:val="22"/>
                                 <w:lang w:val="en-US" w:eastAsia="zh-CN" w:bidi="ar"/>
                               </w:rPr>
                             </w:pPr>
+                            <w:r>
+                              <w:rPr>
+                                <w:rFonts w:hint="default" w:ascii="Times New Roman" w:hAnsi="Times New Roman" w:eastAsia="宋体" w:cs="Times New Roman"/>
+                                <w:kern w:val="0"/>
+                                <w:sz w:val="21"/>
+                                <w:szCs w:val="21"/>
+                                <w:lang w:val="en-US" w:eastAsia="zh-CN" w:bidi="ar"/>
+                              </w:rPr>
+                              <w:t>●</w:t>
+                            </w:r>
+                            <w:r>
+                              <w:rPr>
+                                <w:rFonts w:hint="eastAsia" w:ascii="Times New Roman" w:hAnsi="Times New Roman" w:cs="Times New Roman"/>
+                                <w:kern w:val="0"/>
+                                <w:sz w:val="21"/>
+                                <w:szCs w:val="21"/>
+                                <w:lang w:val="en-US" w:eastAsia="zh-CN" w:bidi="ar"/>
+                              </w:rPr>
+                              <w:t xml:space="preserve"> </w:t>
+                            </w:r>
+                            <w:r>
+                              <w:rPr>
+                                <w:rFonts w:hint="eastAsia" w:ascii="Times New Roman" w:hAnsi="Times New Roman" w:eastAsia="宋体" w:cs="Times New Roman"/>
+                                <w:kern w:val="0"/>
+                                <w:sz w:val="21"/>
+                                <w:szCs w:val="21"/>
+                                <w:lang w:val="en-US" w:eastAsia="zh-CN" w:bidi="ar"/>
+                              </w:rPr>
+                              <w:t>浙江大学数学建模竞赛三等奖</w:t>
+                            </w:r>
                           </w:p>
                         </w:txbxContent>
                       </wps:txbx>
@@ -2578,7 +718,7 @@
           </mc:Choice>
           <mc:Fallback>
             <w:pict>
-              <v:shape id="_x0000_s1026" o:spid="_x0000_s1026" o:spt="202" type="#_x0000_t202" style="position:absolute;left:0pt;margin-left:-47.35pt;margin-top:520.95pt;height:60.4pt;width:515.95pt;z-index:251676672;mso-width-relative:page;mso-height-relative:page;" filled="f" stroked="f" coordsize="21600,21600" o:gfxdata="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">
+              <v:shape id="_x0000_s1026" o:spid="_x0000_s1026" o:spt="202" type="#_x0000_t202" style="position:absolute;left:0pt;margin-left:-47.35pt;margin-top:503.9pt;height:60.4pt;width:253.8pt;z-index:251676672;mso-width-relative:page;mso-height-relative:page;" filled="f" stroked="f" coordsize="21600,21600" o:gfxdata="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">
                 <v:fill on="f" focussize="0,0"/>
                 <v:stroke on="f" weight="0.5pt"/>
                 <v:imagedata o:title=""/>
@@ -2587,7 +727,7 @@
                   <w:txbxContent>
                     <w:p>
                       <w:pPr>
-                        <w:pStyle w:val="6"/>
+                        <w:pStyle w:val="7"/>
                         <w:keepNext w:val="0"/>
                         <w:keepLines w:val="0"/>
                         <w:pageBreakBefore w:val="0"/>
@@ -2644,42 +784,12 @@
                           <w:szCs w:val="21"/>
                           <w:lang w:val="en-US" w:eastAsia="zh-CN" w:bidi="ar"/>
                         </w:rPr>
-                        <w:t xml:space="preserve">全国大学生数学竞赛浙江赛区一等奖           </w:t>
-                      </w:r>
-                      <w:r>
-                        <w:rPr>
-                          <w:rFonts w:hint="default" w:ascii="Times New Roman" w:hAnsi="Times New Roman" w:eastAsia="宋体" w:cs="Times New Roman"/>
-                          <w:kern w:val="0"/>
-                          <w:sz w:val="21"/>
-                          <w:szCs w:val="21"/>
-                          <w:lang w:val="en-US" w:eastAsia="zh-CN" w:bidi="ar"/>
-                        </w:rPr>
-                        <w:t>●</w:t>
-                      </w:r>
-                      <w:r>
-                        <w:rPr>
-                          <w:rFonts w:hint="eastAsia" w:ascii="Times New Roman" w:hAnsi="Times New Roman" w:cs="Times New Roman"/>
-                          <w:kern w:val="0"/>
-                          <w:sz w:val="21"/>
-                          <w:szCs w:val="21"/>
-                          <w:lang w:val="en-US" w:eastAsia="zh-CN" w:bidi="ar"/>
-                        </w:rPr>
-                        <w:t xml:space="preserve"> </w:t>
-                      </w:r>
-                      <w:r>
-                        <w:rPr>
-                          <w:rFonts w:hint="eastAsia" w:ascii="Times New Roman" w:hAnsi="Times New Roman" w:eastAsia="宋体" w:cs="Times New Roman"/>
-                          <w:kern w:val="0"/>
-                          <w:sz w:val="21"/>
-                          <w:szCs w:val="21"/>
-                          <w:lang w:val="en-US" w:eastAsia="zh-CN" w:bidi="ar"/>
-                        </w:rPr>
-                        <w:t>浙江省高等数学竞赛一等奖</w:t>
+                        <w:t xml:space="preserve">全国大学生数学竞赛浙江赛区一等奖          </w:t>
                       </w:r>
                     </w:p>
                     <w:p>
                       <w:pPr>
-                        <w:pStyle w:val="6"/>
+                        <w:pStyle w:val="7"/>
                         <w:keepNext w:val="0"/>
                         <w:keepLines w:val="0"/>
                         <w:pageBreakBefore w:val="0"/>
@@ -2701,21 +811,21 @@
                         <w:ind w:leftChars="0"/>
                         <w:textAlignment w:val="auto"/>
                         <w:rPr>
+                          <w:rFonts w:hint="eastAsia" w:ascii="Times New Roman" w:hAnsi="Times New Roman" w:cs="Times New Roman"/>
+                          <w:kern w:val="0"/>
+                          <w:sz w:val="21"/>
+                          <w:szCs w:val="21"/>
+                          <w:lang w:val="en-US" w:eastAsia="zh-CN" w:bidi="ar"/>
+                        </w:rPr>
+                      </w:pPr>
+                      <w:r>
+                        <w:rPr>
                           <w:rFonts w:hint="default" w:ascii="Times New Roman" w:hAnsi="Times New Roman" w:eastAsia="宋体" w:cs="Times New Roman"/>
                           <w:kern w:val="0"/>
                           <w:sz w:val="21"/>
                           <w:szCs w:val="21"/>
                           <w:lang w:val="en-US" w:eastAsia="zh-CN" w:bidi="ar"/>
                         </w:rPr>
-                      </w:pPr>
-                      <w:r>
-                        <w:rPr>
-                          <w:rFonts w:hint="default" w:ascii="Times New Roman" w:hAnsi="Times New Roman" w:eastAsia="宋体" w:cs="Times New Roman"/>
-                          <w:kern w:val="0"/>
-                          <w:sz w:val="21"/>
-                          <w:szCs w:val="21"/>
-                          <w:lang w:val="en-US" w:eastAsia="zh-CN" w:bidi="ar"/>
-                        </w:rPr>
                         <w:t>●</w:t>
                       </w:r>
                       <w:r>
@@ -2807,11 +917,21 @@
                           <w:lang w:val="en-US" w:eastAsia="zh-CN" w:bidi="ar"/>
                         </w:rPr>
                         <w:tab/>
+                      </w:r>
+                      <w:r>
+                        <w:rPr>
+                          <w:rFonts w:hint="eastAsia" w:ascii="Times New Roman" w:hAnsi="Times New Roman" w:cs="Times New Roman"/>
+                          <w:kern w:val="0"/>
+                          <w:sz w:val="21"/>
+                          <w:szCs w:val="21"/>
+                          <w:lang w:val="en-US" w:eastAsia="zh-CN" w:bidi="ar"/>
+                        </w:rPr>
+                        <w:t xml:space="preserve"> </w:t>
                       </w:r>
                     </w:p>
                     <w:p>
                       <w:pPr>
-                        <w:pStyle w:val="6"/>
+                        <w:pStyle w:val="7"/>
                         <w:keepNext w:val="0"/>
                         <w:keepLines w:val="0"/>
                         <w:pageBreakBefore w:val="0"/>
@@ -2835,73 +955,41 @@
                         <w:rPr>
                           <w:rFonts w:hint="eastAsia" w:ascii="Times New Roman" w:hAnsi="Times New Roman" w:eastAsia="宋体" w:cs="Times New Roman"/>
                           <w:kern w:val="0"/>
-                          <w:sz w:val="21"/>
-                          <w:szCs w:val="21"/>
-                          <w:lang w:val="en-US" w:eastAsia="zh-CN" w:bidi="ar"/>
-                        </w:rPr>
-                      </w:pPr>
-                      <w:r>
-                        <w:rPr>
-                          <w:rFonts w:hint="default" w:ascii="Times New Roman" w:hAnsi="Times New Roman" w:eastAsia="宋体" w:cs="Times New Roman"/>
-                          <w:kern w:val="0"/>
-                          <w:sz w:val="21"/>
-                          <w:szCs w:val="21"/>
-                          <w:lang w:val="en-US" w:eastAsia="zh-CN" w:bidi="ar"/>
-                        </w:rPr>
-                        <w:t>●</w:t>
-                      </w:r>
-                      <w:r>
-                        <w:rPr>
-                          <w:rFonts w:hint="eastAsia" w:ascii="Times New Roman" w:hAnsi="Times New Roman" w:cs="Times New Roman"/>
-                          <w:kern w:val="0"/>
-                          <w:sz w:val="21"/>
-                          <w:szCs w:val="21"/>
-                          <w:lang w:val="en-US" w:eastAsia="zh-CN" w:bidi="ar"/>
-                        </w:rPr>
-                        <w:t xml:space="preserve"> </w:t>
-                      </w:r>
-                      <w:r>
-                        <w:rPr>
-                          <w:rFonts w:hint="eastAsia" w:ascii="Times New Roman" w:hAnsi="Times New Roman" w:eastAsia="宋体" w:cs="Times New Roman"/>
-                          <w:kern w:val="0"/>
-                          <w:sz w:val="21"/>
-                          <w:szCs w:val="21"/>
-                          <w:lang w:val="en-US" w:eastAsia="zh-CN" w:bidi="ar"/>
-                        </w:rPr>
-                        <w:t>浙江大学数学建模竞赛三等奖，后代表浙江大学参加全国比赛</w:t>
-                      </w:r>
-                    </w:p>
-                    <w:p>
-                      <w:pPr>
-                        <w:pStyle w:val="6"/>
-                        <w:keepNext w:val="0"/>
-                        <w:keepLines w:val="0"/>
-                        <w:pageBreakBefore w:val="0"/>
-                        <w:widowControl w:val="0"/>
-                        <w:numPr>
-                          <w:ilvl w:val="0"/>
-                          <w:numId w:val="0"/>
-                        </w:numPr>
-                        <w:kinsoku/>
-                        <w:wordWrap/>
-                        <w:overflowPunct/>
-                        <w:topLinePunct w:val="0"/>
-                        <w:autoSpaceDE/>
-                        <w:autoSpaceDN/>
-                        <w:bidi w:val="0"/>
-                        <w:adjustRightInd w:val="0"/>
-                        <w:snapToGrid w:val="0"/>
-                        <w:spacing w:line="312" w:lineRule="auto"/>
-                        <w:ind w:leftChars="0"/>
-                        <w:textAlignment w:val="auto"/>
-                        <w:rPr>
-                          <w:rFonts w:hint="eastAsia" w:ascii="Times New Roman" w:hAnsi="Times New Roman" w:eastAsia="宋体" w:cs="Times New Roman"/>
-                          <w:kern w:val="0"/>
                           <w:sz w:val="22"/>
                           <w:szCs w:val="22"/>
                           <w:lang w:val="en-US" w:eastAsia="zh-CN" w:bidi="ar"/>
                         </w:rPr>
                       </w:pPr>
+                      <w:r>
+                        <w:rPr>
+                          <w:rFonts w:hint="default" w:ascii="Times New Roman" w:hAnsi="Times New Roman" w:eastAsia="宋体" w:cs="Times New Roman"/>
+                          <w:kern w:val="0"/>
+                          <w:sz w:val="21"/>
+                          <w:szCs w:val="21"/>
+                          <w:lang w:val="en-US" w:eastAsia="zh-CN" w:bidi="ar"/>
+                        </w:rPr>
+                        <w:t>●</w:t>
+                      </w:r>
+                      <w:r>
+                        <w:rPr>
+                          <w:rFonts w:hint="eastAsia" w:ascii="Times New Roman" w:hAnsi="Times New Roman" w:cs="Times New Roman"/>
+                          <w:kern w:val="0"/>
+                          <w:sz w:val="21"/>
+                          <w:szCs w:val="21"/>
+                          <w:lang w:val="en-US" w:eastAsia="zh-CN" w:bidi="ar"/>
+                        </w:rPr>
+                        <w:t xml:space="preserve"> </w:t>
+                      </w:r>
+                      <w:r>
+                        <w:rPr>
+                          <w:rFonts w:hint="eastAsia" w:ascii="Times New Roman" w:hAnsi="Times New Roman" w:eastAsia="宋体" w:cs="Times New Roman"/>
+                          <w:kern w:val="0"/>
+                          <w:sz w:val="21"/>
+                          <w:szCs w:val="21"/>
+                          <w:lang w:val="en-US" w:eastAsia="zh-CN" w:bidi="ar"/>
+                        </w:rPr>
+                        <w:t>浙江大学数学建模竞赛三等奖</w:t>
+                      </w:r>
                     </w:p>
                   </w:txbxContent>
                 </v:textbox>
@@ -2923,7 +1011,7 @@
                   <wp:posOffset>-617220</wp:posOffset>
                 </wp:positionH>
                 <wp:positionV relativeFrom="paragraph">
-                  <wp:posOffset>6314440</wp:posOffset>
+                  <wp:posOffset>6110605</wp:posOffset>
                 </wp:positionV>
                 <wp:extent cx="6664960" cy="299085"/>
                 <wp:effectExtent l="0" t="0" r="10160" b="5715"/>
@@ -3168,7 +1256,7 @@
           </mc:Choice>
           <mc:Fallback>
             <w:pict>
-              <v:group id="_x0000_s1026" o:spid="_x0000_s1026" o:spt="203" style="position:absolute;left:0pt;margin-left:-48.6pt;margin-top:497.2pt;height:23.55pt;width:524.8pt;z-index:251677696;mso-width-relative:page;mso-height-relative:page;" coordorigin="5858,11116" coordsize="10497,471" o:gfxdata="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">
+              <v:group id="_x0000_s1026" o:spid="_x0000_s1026" o:spt="203" style="position:absolute;left:0pt;margin-left:-48.6pt;margin-top:481.15pt;height:23.55pt;width:524.8pt;z-index:251677696;mso-width-relative:page;mso-height-relative:page;" coordorigin="5858,11116" coordsize="10497,471" o:gfxdata="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">
                 <o:lock v:ext="edit" aspectratio="f"/>
                 <v:group id="_x0000_s1026" o:spid="_x0000_s1026" o:spt="203" style="position:absolute;left:5858;top:11140;height:442;width:10497;" coordorigin="5497,3702" coordsize="10497,442" o:gfxdata="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">
                   <o:lock v:ext="edit" aspectratio="f"/>
@@ -3257,6 +1345,1796 @@
         </mc:AlternateContent>
       </w:r>
       <w:r>
+        <mc:AlternateContent>
+          <mc:Choice Requires="wps">
+            <w:drawing>
+              <wp:anchor distT="0" distB="0" distL="114300" distR="114300" simplePos="0" relativeHeight="251669504" behindDoc="0" locked="0" layoutInCell="1" allowOverlap="1">
+                <wp:simplePos x="0" y="0"/>
+                <wp:positionH relativeFrom="margin">
+                  <wp:posOffset>-615950</wp:posOffset>
+                </wp:positionH>
+                <wp:positionV relativeFrom="paragraph">
+                  <wp:posOffset>2981325</wp:posOffset>
+                </wp:positionV>
+                <wp:extent cx="6657975" cy="3206115"/>
+                <wp:effectExtent l="0" t="0" r="0" b="0"/>
+                <wp:wrapNone/>
+                <wp:docPr id="35" name="文本框 35"/>
+                <wp:cNvGraphicFramePr/>
+                <a:graphic xmlns:a="http://schemas.openxmlformats.org/drawingml/2006/main">
+                  <a:graphicData uri="http://schemas.microsoft.com/office/word/2010/wordprocessingShape">
+                    <wps:wsp>
+                      <wps:cNvSpPr txBox="1"/>
+                      <wps:spPr>
+                        <a:xfrm>
+                          <a:off x="0" y="0"/>
+                          <a:ext cx="6657975" cy="3206115"/>
+                        </a:xfrm>
+                        <a:prstGeom prst="rect">
+                          <a:avLst/>
+                        </a:prstGeom>
+                        <a:noFill/>
+                        <a:ln w="6350">
+                          <a:noFill/>
+                        </a:ln>
+                        <a:effectLst/>
+                      </wps:spPr>
+                      <wps:style>
+                        <a:lnRef idx="0">
+                          <a:schemeClr val="accent1"/>
+                        </a:lnRef>
+                        <a:fillRef idx="0">
+                          <a:schemeClr val="accent1"/>
+                        </a:fillRef>
+                        <a:effectRef idx="0">
+                          <a:schemeClr val="accent1"/>
+                        </a:effectRef>
+                        <a:fontRef idx="minor">
+                          <a:schemeClr val="dk1"/>
+                        </a:fontRef>
+                      </wps:style>
+                      <wps:txbx>
+                        <w:txbxContent>
+                          <w:p>
+                            <w:pPr>
+                              <w:keepNext w:val="0"/>
+                              <w:keepLines w:val="0"/>
+                              <w:pageBreakBefore w:val="0"/>
+                              <w:kinsoku/>
+                              <w:wordWrap/>
+                              <w:overflowPunct/>
+                              <w:topLinePunct w:val="0"/>
+                              <w:autoSpaceDE/>
+                              <w:autoSpaceDN/>
+                              <w:bidi w:val="0"/>
+                              <w:adjustRightInd w:val="0"/>
+                              <w:snapToGrid w:val="0"/>
+                              <w:spacing w:line="312" w:lineRule="auto"/>
+                              <w:textAlignment w:val="auto"/>
+                              <w:rPr>
+                                <w:rFonts w:hint="default" w:ascii="Times New Roman" w:hAnsi="Times New Roman" w:eastAsia="宋体" w:cs="Times New Roman"/>
+                                <w:kern w:val="0"/>
+                                <w:sz w:val="21"/>
+                                <w:szCs w:val="21"/>
+                                <w:lang w:val="en-US" w:eastAsia="zh-CN" w:bidi="ar"/>
+                              </w:rPr>
+                            </w:pPr>
+                            <w:r>
+                              <w:rPr>
+                                <w:rFonts w:hint="eastAsia" w:ascii="Times New Roman" w:hAnsi="Times New Roman" w:eastAsia="宋体" w:cs="Times New Roman"/>
+                                <w:kern w:val="0"/>
+                                <w:sz w:val="21"/>
+                                <w:szCs w:val="21"/>
+                                <w:lang w:val="en-US" w:eastAsia="zh-CN" w:bidi="ar"/>
+                              </w:rPr>
+                              <w:t>2019年进入能源工程学院赵阳老师课题组进行科研训练，致力于人工智能算法研究并在能源领域加以应用主要研究方向为基于</w:t>
+                            </w:r>
+                            <w:r>
+                              <w:rPr>
+                                <w:rFonts w:hint="eastAsia" w:ascii="Times New Roman" w:hAnsi="Times New Roman" w:eastAsia="宋体" w:cs="Times New Roman"/>
+                                <w:b/>
+                                <w:bCs/>
+                                <w:kern w:val="0"/>
+                                <w:sz w:val="21"/>
+                                <w:szCs w:val="21"/>
+                                <w:lang w:val="en-US" w:eastAsia="zh-CN" w:bidi="ar"/>
+                              </w:rPr>
+                              <w:t>大数据的建筑能源系统负荷预测与故障诊断</w:t>
+                            </w:r>
+                            <w:r>
+                              <w:rPr>
+                                <w:rFonts w:hint="eastAsia" w:ascii="Times New Roman" w:hAnsi="Times New Roman" w:eastAsia="宋体" w:cs="Times New Roman"/>
+                                <w:kern w:val="0"/>
+                                <w:sz w:val="21"/>
+                                <w:szCs w:val="21"/>
+                                <w:lang w:val="en-US" w:eastAsia="zh-CN" w:bidi="ar"/>
+                              </w:rPr>
+                              <w:t>。后跟随浙江大学人工智能研究院副所长况琨老师进行SRTP研究基于Shapley value的因果可解释性算法，一项院级优秀SQTP团队负责人。现正与阿里巴巴支付宝技术部进行一项知识嵌入的科研项目，预计下个月投稿</w:t>
+                            </w:r>
+                            <w:r>
+                              <w:rPr>
+                                <w:rFonts w:hint="default" w:ascii="Times New Roman" w:hAnsi="Times New Roman" w:eastAsia="宋体" w:cs="Times New Roman"/>
+                                <w:kern w:val="0"/>
+                                <w:sz w:val="21"/>
+                                <w:szCs w:val="21"/>
+                                <w:lang w:val="en-US" w:eastAsia="zh-CN" w:bidi="ar"/>
+                              </w:rPr>
+                              <w:t>NeurIPS</w:t>
+                            </w:r>
+                            <w:r>
+                              <w:rPr>
+                                <w:rFonts w:hint="eastAsia" w:ascii="Times New Roman" w:hAnsi="Times New Roman" w:eastAsia="宋体" w:cs="Times New Roman"/>
+                                <w:kern w:val="0"/>
+                                <w:sz w:val="21"/>
+                                <w:szCs w:val="21"/>
+                                <w:lang w:val="en-US" w:eastAsia="zh-CN" w:bidi="ar"/>
+                              </w:rPr>
+                              <w:t>。截至目前共</w:t>
+                            </w:r>
+                            <w:r>
+                              <w:rPr>
+                                <w:rFonts w:hint="eastAsia" w:ascii="Times New Roman" w:hAnsi="Times New Roman" w:eastAsia="宋体" w:cs="Times New Roman"/>
+                                <w:b/>
+                                <w:bCs/>
+                                <w:kern w:val="0"/>
+                                <w:sz w:val="21"/>
+                                <w:szCs w:val="21"/>
+                                <w:lang w:val="en-US" w:eastAsia="zh-CN" w:bidi="ar"/>
+                              </w:rPr>
+                              <w:t>发表SCI论文3篇，在审论文1篇，申请专利一项。</w:t>
+                            </w:r>
+                            <w:r>
+                              <w:rPr>
+                                <w:rFonts w:hint="eastAsia" w:ascii="Times New Roman" w:hAnsi="Times New Roman" w:eastAsia="宋体" w:cs="Times New Roman"/>
+                                <w:kern w:val="0"/>
+                                <w:sz w:val="21"/>
+                                <w:szCs w:val="21"/>
+                                <w:lang w:val="en-US" w:eastAsia="zh-CN" w:bidi="ar"/>
+                              </w:rPr>
+                              <w:t>主要成果列表如下:</w:t>
+                            </w:r>
+                          </w:p>
+                          <w:p>
+                            <w:pPr>
+                              <w:keepNext w:val="0"/>
+                              <w:keepLines w:val="0"/>
+                              <w:widowControl/>
+                              <w:suppressLineNumbers w:val="0"/>
+                              <w:jc w:val="left"/>
+                              <w:rPr>
+                                <w:rFonts w:hint="eastAsia" w:ascii="Times New Roman" w:hAnsi="Times New Roman" w:cs="Times New Roman"/>
+                                <w:sz w:val="21"/>
+                                <w:szCs w:val="21"/>
+                                <w:lang w:val="en-US" w:eastAsia="zh-CN"/>
+                              </w:rPr>
+                            </w:pPr>
+                            <w:r>
+                              <w:rPr>
+                                <w:rFonts w:hint="default" w:ascii="Times New Roman" w:hAnsi="Times New Roman" w:eastAsia="宋体" w:cs="Times New Roman"/>
+                                <w:sz w:val="21"/>
+                                <w:szCs w:val="21"/>
+                                <w:lang w:val="en-US" w:eastAsia="zh-CN"/>
+                              </w:rPr>
+                              <w:t>●</w:t>
+                            </w:r>
+                            <w:r>
+                              <w:rPr>
+                                <w:rFonts w:hint="eastAsia" w:ascii="Times New Roman" w:hAnsi="Times New Roman" w:cs="Times New Roman"/>
+                                <w:sz w:val="21"/>
+                                <w:szCs w:val="21"/>
+                                <w:lang w:val="en-US" w:eastAsia="zh-CN"/>
+                              </w:rPr>
+                              <w:t>2022年</w:t>
+                            </w:r>
+                            <w:r>
+                              <w:rPr>
+                                <w:rFonts w:hint="default" w:ascii="Times New Roman" w:hAnsi="Times New Roman" w:eastAsia="宋体" w:cs="Times New Roman"/>
+                                <w:b/>
+                                <w:bCs/>
+                                <w:sz w:val="21"/>
+                                <w:szCs w:val="21"/>
+                                <w:lang w:val="en-US" w:eastAsia="zh-CN"/>
+                              </w:rPr>
+                              <w:t>第一作者</w:t>
+                            </w:r>
+                            <w:r>
+                              <w:rPr>
+                                <w:rFonts w:hint="eastAsia" w:ascii="Times New Roman" w:hAnsi="Times New Roman" w:cs="Times New Roman"/>
+                                <w:sz w:val="21"/>
+                                <w:szCs w:val="21"/>
+                                <w:lang w:val="en-US" w:eastAsia="zh-CN"/>
+                              </w:rPr>
+                              <w:t>身份</w:t>
+                            </w:r>
+                            <w:r>
+                              <w:rPr>
+                                <w:rFonts w:hint="default" w:ascii="Times New Roman" w:hAnsi="Times New Roman" w:eastAsia="宋体" w:cs="Times New Roman"/>
+                                <w:sz w:val="21"/>
+                                <w:szCs w:val="21"/>
+                                <w:lang w:val="en-US" w:eastAsia="zh-CN"/>
+                              </w:rPr>
+                              <w:t xml:space="preserve">《Energy </w:t>
+                            </w:r>
+                            <w:r>
+                              <w:rPr>
+                                <w:rFonts w:hint="eastAsia" w:ascii="Times New Roman" w:hAnsi="Times New Roman" w:cs="Times New Roman"/>
+                                <w:sz w:val="21"/>
+                                <w:szCs w:val="21"/>
+                                <w:lang w:val="en-US" w:eastAsia="zh-CN"/>
+                              </w:rPr>
+                              <w:t>and</w:t>
+                            </w:r>
+                            <w:r>
+                              <w:rPr>
+                                <w:rFonts w:hint="default" w:ascii="Times New Roman" w:hAnsi="Times New Roman" w:eastAsia="宋体" w:cs="Times New Roman"/>
+                                <w:sz w:val="21"/>
+                                <w:szCs w:val="21"/>
+                                <w:lang w:val="en-US" w:eastAsia="zh-CN"/>
+                              </w:rPr>
+                              <w:t xml:space="preserve"> Building</w:t>
+                            </w:r>
+                            <w:r>
+                              <w:rPr>
+                                <w:rFonts w:hint="eastAsia" w:ascii="Times New Roman" w:hAnsi="Times New Roman" w:cs="Times New Roman"/>
+                                <w:sz w:val="21"/>
+                                <w:szCs w:val="21"/>
+                                <w:lang w:val="en-US" w:eastAsia="zh-CN"/>
+                              </w:rPr>
+                              <w:t>s</w:t>
+                            </w:r>
+                            <w:r>
+                              <w:rPr>
+                                <w:rFonts w:hint="default" w:ascii="Times New Roman" w:hAnsi="Times New Roman" w:eastAsia="宋体" w:cs="Times New Roman"/>
+                                <w:sz w:val="21"/>
+                                <w:szCs w:val="21"/>
+                                <w:lang w:val="en-US" w:eastAsia="zh-CN"/>
+                              </w:rPr>
+                              <w:t>》</w:t>
+                            </w:r>
+                            <w:r>
+                              <w:rPr>
+                                <w:rFonts w:hint="eastAsia" w:ascii="Times New Roman" w:hAnsi="Times New Roman" w:eastAsia="宋体" w:cs="Times New Roman"/>
+                                <w:sz w:val="21"/>
+                                <w:szCs w:val="21"/>
+                                <w:lang w:val="en-US" w:eastAsia="zh-CN"/>
+                              </w:rPr>
+                              <w:t>(</w:t>
+                            </w:r>
+                            <w:r>
+                              <w:rPr>
+                                <w:rFonts w:hint="default" w:ascii="Times New Roman" w:hAnsi="Times New Roman" w:eastAsia="宋体" w:cs="Times New Roman"/>
+                                <w:b/>
+                                <w:bCs/>
+                                <w:color w:val="000000"/>
+                                <w:kern w:val="0"/>
+                                <w:sz w:val="19"/>
+                                <w:szCs w:val="19"/>
+                                <w:lang w:val="en-US" w:eastAsia="zh-CN" w:bidi="ar"/>
+                              </w:rPr>
+                              <w:t>SCI, IF=5.879</w:t>
+                            </w:r>
+                            <w:r>
+                              <w:rPr>
+                                <w:rFonts w:hint="eastAsia" w:ascii="Times New Roman" w:hAnsi="Times New Roman" w:eastAsia="宋体" w:cs="Times New Roman"/>
+                                <w:sz w:val="21"/>
+                                <w:szCs w:val="21"/>
+                                <w:lang w:val="en-US" w:eastAsia="zh-CN"/>
+                              </w:rPr>
+                              <w:t>)</w:t>
+                            </w:r>
+                            <w:r>
+                              <w:rPr>
+                                <w:rFonts w:hint="eastAsia" w:ascii="Times New Roman" w:hAnsi="Times New Roman" w:cs="Times New Roman"/>
+                                <w:sz w:val="21"/>
+                                <w:szCs w:val="21"/>
+                                <w:lang w:val="en-US" w:eastAsia="zh-CN"/>
+                              </w:rPr>
+                              <w:t>发表《</w:t>
+                            </w:r>
+                            <w:r>
+                              <w:rPr>
+                                <w:rFonts w:hint="default" w:ascii="Times New Roman" w:hAnsi="Times New Roman" w:eastAsia="宋体" w:cs="Times New Roman"/>
+                                <w:sz w:val="21"/>
+                                <w:szCs w:val="21"/>
+                                <w:lang w:val="en-US" w:eastAsia="zh-CN"/>
+                              </w:rPr>
+                              <w:t>Elastic weight consolidation-based adaptive neural networks for dynamic building energy load</w:t>
+                            </w:r>
+                            <w:r>
+                              <w:rPr>
+                                <w:rFonts w:hint="eastAsia" w:ascii="Times New Roman" w:hAnsi="Times New Roman" w:cs="Times New Roman"/>
+                                <w:sz w:val="21"/>
+                                <w:szCs w:val="21"/>
+                                <w:lang w:val="en-US" w:eastAsia="zh-CN"/>
+                              </w:rPr>
+                              <w:t>》。</w:t>
+                            </w:r>
+                          </w:p>
+                          <w:p>
+                            <w:pPr>
+                              <w:pStyle w:val="3"/>
+                              <w:keepNext w:val="0"/>
+                              <w:keepLines w:val="0"/>
+                              <w:pageBreakBefore w:val="0"/>
+                              <w:widowControl/>
+                              <w:suppressLineNumbers w:val="0"/>
+                              <w:kinsoku/>
+                              <w:wordWrap/>
+                              <w:overflowPunct/>
+                              <w:topLinePunct w:val="0"/>
+                              <w:autoSpaceDE/>
+                              <w:autoSpaceDN/>
+                              <w:bidi w:val="0"/>
+                              <w:adjustRightInd/>
+                              <w:snapToGrid/>
+                              <w:spacing w:line="312" w:lineRule="auto"/>
+                              <w:jc w:val="left"/>
+                              <w:textAlignment w:val="auto"/>
+                              <w:rPr>
+                                <w:rFonts w:hint="default" w:ascii="Times New Roman" w:hAnsi="Times New Roman" w:eastAsia="宋体" w:cs="Times New Roman"/>
+                                <w:sz w:val="21"/>
+                                <w:szCs w:val="21"/>
+                                <w:lang w:val="en-US" w:eastAsia="zh-CN"/>
+                              </w:rPr>
+                            </w:pPr>
+                            <w:r>
+                              <w:rPr>
+                                <w:rFonts w:hint="default" w:ascii="Times New Roman" w:hAnsi="Times New Roman" w:eastAsia="宋体" w:cs="Times New Roman"/>
+                                <w:sz w:val="21"/>
+                                <w:szCs w:val="21"/>
+                                <w:lang w:val="en-US" w:eastAsia="zh-CN"/>
+                              </w:rPr>
+                              <w:t>●</w:t>
+                            </w:r>
+                            <w:r>
+                              <w:rPr>
+                                <w:rFonts w:hint="eastAsia" w:ascii="Times New Roman" w:hAnsi="Times New Roman" w:cs="Times New Roman"/>
+                                <w:sz w:val="21"/>
+                                <w:szCs w:val="21"/>
+                                <w:lang w:val="en-US" w:eastAsia="zh-CN"/>
+                              </w:rPr>
+                              <w:t>2021年以第二作者身份在</w:t>
+                            </w:r>
+                            <w:r>
+                              <w:rPr>
+                                <w:rFonts w:hint="eastAsia" w:ascii="Times New Roman" w:hAnsi="Times New Roman" w:eastAsia="宋体" w:cs="Times New Roman"/>
+                                <w:sz w:val="21"/>
+                                <w:szCs w:val="21"/>
+                                <w:lang w:val="en-US" w:eastAsia="zh-CN"/>
+                              </w:rPr>
+                              <w:t>《</w:t>
+                            </w:r>
+                            <w:r>
+                              <w:rPr>
+                                <w:rFonts w:hint="default" w:ascii="Times New Roman" w:hAnsi="Times New Roman" w:eastAsia="宋体" w:cs="Times New Roman"/>
+                                <w:sz w:val="21"/>
+                                <w:szCs w:val="21"/>
+                                <w:lang w:val="en-US" w:eastAsia="zh-CN"/>
+                              </w:rPr>
+                              <w:t>Applied energy》</w:t>
+                            </w:r>
+                            <w:r>
+                              <w:rPr>
+                                <w:rFonts w:hint="eastAsia" w:ascii="Times New Roman" w:hAnsi="Times New Roman" w:eastAsia="宋体" w:cs="Times New Roman"/>
+                                <w:sz w:val="21"/>
+                                <w:szCs w:val="21"/>
+                                <w:lang w:val="en-US" w:eastAsia="zh-CN"/>
+                              </w:rPr>
+                              <w:t>(</w:t>
+                            </w:r>
+                            <w:r>
+                              <w:rPr>
+                                <w:rFonts w:hint="eastAsia" w:ascii="Times New Roman" w:hAnsi="Times New Roman" w:cs="Times New Roman"/>
+                                <w:b/>
+                                <w:bCs/>
+                                <w:sz w:val="21"/>
+                                <w:szCs w:val="21"/>
+                                <w:lang w:val="en-US" w:eastAsia="zh-CN"/>
+                              </w:rPr>
+                              <w:t>SCI,IF=9.746</w:t>
+                            </w:r>
+                            <w:r>
+                              <w:rPr>
+                                <w:rFonts w:hint="eastAsia" w:ascii="Times New Roman" w:hAnsi="Times New Roman" w:eastAsia="宋体" w:cs="Times New Roman"/>
+                                <w:sz w:val="21"/>
+                                <w:szCs w:val="21"/>
+                                <w:lang w:val="en-US" w:eastAsia="zh-CN"/>
+                              </w:rPr>
+                              <w:t>)</w:t>
+                            </w:r>
+                            <w:r>
+                              <w:rPr>
+                                <w:rFonts w:hint="eastAsia" w:ascii="Times New Roman" w:hAnsi="Times New Roman" w:cs="Times New Roman"/>
+                                <w:sz w:val="21"/>
+                                <w:szCs w:val="21"/>
+                                <w:lang w:val="en-US" w:eastAsia="zh-CN"/>
+                              </w:rPr>
+                              <w:t>上发表</w:t>
+                            </w:r>
+                            <w:r>
+                              <w:rPr>
+                                <w:rFonts w:hint="eastAsia" w:ascii="Times New Roman" w:hAnsi="Times New Roman" w:eastAsia="宋体" w:cs="Times New Roman"/>
+                                <w:sz w:val="21"/>
+                                <w:szCs w:val="21"/>
+                                <w:lang w:val="en-US" w:eastAsia="zh-CN"/>
+                              </w:rPr>
+                              <w:t>《</w:t>
+                            </w:r>
+                            <w:r>
+                              <w:rPr>
+                                <w:rFonts w:hint="default" w:ascii="Times New Roman" w:hAnsi="Times New Roman" w:eastAsia="宋体" w:cs="Times New Roman"/>
+                                <w:sz w:val="21"/>
+                                <w:szCs w:val="21"/>
+                                <w:lang w:val="en-US" w:eastAsia="zh-CN"/>
+                              </w:rPr>
+                              <w:t>A Hierarchical Object Oriented Bayesian Network-based Fault Diagnosis Method for Building Energy Systems</w:t>
+                            </w:r>
+                            <w:r>
+                              <w:rPr>
+                                <w:rFonts w:hint="eastAsia" w:ascii="Times New Roman" w:hAnsi="Times New Roman" w:eastAsia="宋体" w:cs="Times New Roman"/>
+                                <w:sz w:val="21"/>
+                                <w:szCs w:val="21"/>
+                                <w:lang w:val="en-US" w:eastAsia="zh-CN"/>
+                              </w:rPr>
+                              <w:t>》</w:t>
+                            </w:r>
+                            <w:r>
+                              <w:rPr>
+                                <w:rFonts w:hint="eastAsia" w:ascii="Times New Roman" w:hAnsi="Times New Roman" w:cs="Times New Roman"/>
+                                <w:sz w:val="21"/>
+                                <w:szCs w:val="21"/>
+                                <w:lang w:val="en-US" w:eastAsia="zh-CN"/>
+                              </w:rPr>
+                              <w:t>。</w:t>
+                            </w:r>
+                          </w:p>
+                          <w:p>
+                            <w:pPr>
+                              <w:pStyle w:val="3"/>
+                              <w:keepNext w:val="0"/>
+                              <w:keepLines w:val="0"/>
+                              <w:pageBreakBefore w:val="0"/>
+                              <w:widowControl/>
+                              <w:suppressLineNumbers w:val="0"/>
+                              <w:kinsoku/>
+                              <w:wordWrap/>
+                              <w:overflowPunct/>
+                              <w:topLinePunct w:val="0"/>
+                              <w:autoSpaceDE/>
+                              <w:autoSpaceDN/>
+                              <w:bidi w:val="0"/>
+                              <w:adjustRightInd/>
+                              <w:snapToGrid/>
+                              <w:spacing w:line="312" w:lineRule="auto"/>
+                              <w:jc w:val="left"/>
+                              <w:textAlignment w:val="auto"/>
+                              <w:rPr>
+                                <w:rFonts w:hint="eastAsia" w:ascii="Times New Roman" w:hAnsi="Times New Roman" w:cs="Times New Roman"/>
+                                <w:sz w:val="21"/>
+                                <w:szCs w:val="21"/>
+                                <w:lang w:val="en-US" w:eastAsia="zh-CN"/>
+                              </w:rPr>
+                            </w:pPr>
+                            <w:r>
+                              <w:rPr>
+                                <w:rFonts w:hint="default" w:ascii="Times New Roman" w:hAnsi="Times New Roman" w:eastAsia="宋体" w:cs="Times New Roman"/>
+                                <w:sz w:val="21"/>
+                                <w:szCs w:val="21"/>
+                                <w:lang w:val="en-US" w:eastAsia="zh-CN"/>
+                              </w:rPr>
+                              <w:t>●</w:t>
+                            </w:r>
+                            <w:r>
+                              <w:rPr>
+                                <w:rFonts w:hint="eastAsia" w:ascii="Times New Roman" w:hAnsi="Times New Roman" w:cs="Times New Roman"/>
+                                <w:sz w:val="21"/>
+                                <w:szCs w:val="21"/>
+                                <w:lang w:val="en-US" w:eastAsia="zh-CN"/>
+                              </w:rPr>
+                              <w:t>2022年以第三作者身份在</w:t>
+                            </w:r>
+                            <w:r>
+                              <w:rPr>
+                                <w:rFonts w:hint="eastAsia" w:ascii="Times New Roman" w:hAnsi="Times New Roman" w:eastAsia="宋体" w:cs="Times New Roman"/>
+                                <w:sz w:val="21"/>
+                                <w:szCs w:val="21"/>
+                                <w:lang w:val="en-US" w:eastAsia="zh-CN"/>
+                              </w:rPr>
+                              <w:t>《</w:t>
+                            </w:r>
+                            <w:r>
+                              <w:rPr>
+                                <w:rFonts w:hint="default" w:ascii="Times New Roman" w:hAnsi="Times New Roman" w:eastAsia="宋体" w:cs="Times New Roman"/>
+                                <w:sz w:val="21"/>
+                                <w:szCs w:val="21"/>
+                                <w:lang w:val="en-US" w:eastAsia="zh-CN"/>
+                              </w:rPr>
+                              <w:t>Building Simulation》</w:t>
+                            </w:r>
+                            <w:r>
+                              <w:rPr>
+                                <w:rFonts w:hint="eastAsia" w:ascii="Times New Roman" w:hAnsi="Times New Roman" w:eastAsia="宋体" w:cs="Times New Roman"/>
+                                <w:sz w:val="21"/>
+                                <w:szCs w:val="21"/>
+                                <w:lang w:val="en-US" w:eastAsia="zh-CN"/>
+                              </w:rPr>
+                              <w:t>(</w:t>
+                            </w:r>
+                            <w:r>
+                              <w:rPr>
+                                <w:rFonts w:hint="eastAsia" w:ascii="Times New Roman" w:hAnsi="Times New Roman" w:cs="Times New Roman"/>
+                                <w:b/>
+                                <w:bCs/>
+                                <w:sz w:val="21"/>
+                                <w:szCs w:val="21"/>
+                                <w:lang w:val="en-US" w:eastAsia="zh-CN"/>
+                              </w:rPr>
+                              <w:t>SCI,IF=3.751</w:t>
+                            </w:r>
+                            <w:r>
+                              <w:rPr>
+                                <w:rFonts w:hint="eastAsia" w:ascii="Times New Roman" w:hAnsi="Times New Roman" w:eastAsia="宋体" w:cs="Times New Roman"/>
+                                <w:sz w:val="21"/>
+                                <w:szCs w:val="21"/>
+                                <w:lang w:val="en-US" w:eastAsia="zh-CN"/>
+                              </w:rPr>
+                              <w:t>)</w:t>
+                            </w:r>
+                            <w:r>
+                              <w:rPr>
+                                <w:rFonts w:hint="eastAsia" w:ascii="Times New Roman" w:hAnsi="Times New Roman" w:cs="Times New Roman"/>
+                                <w:sz w:val="21"/>
+                                <w:szCs w:val="21"/>
+                                <w:lang w:val="en-US" w:eastAsia="zh-CN"/>
+                              </w:rPr>
+                              <w:t>上发表</w:t>
+                            </w:r>
+                            <w:r>
+                              <w:rPr>
+                                <w:rFonts w:hint="eastAsia" w:ascii="Times New Roman" w:hAnsi="Times New Roman" w:eastAsia="宋体" w:cs="Times New Roman"/>
+                                <w:sz w:val="21"/>
+                                <w:szCs w:val="21"/>
+                                <w:lang w:val="en-US" w:eastAsia="zh-CN"/>
+                              </w:rPr>
+                              <w:t>《</w:t>
+                            </w:r>
+                            <w:r>
+                              <w:rPr>
+                                <w:rFonts w:hint="default" w:ascii="Times New Roman" w:hAnsi="Times New Roman" w:eastAsia="宋体" w:cs="Times New Roman"/>
+                                <w:sz w:val="21"/>
+                                <w:szCs w:val="21"/>
+                                <w:lang w:val="en-US" w:eastAsia="zh-CN"/>
+                              </w:rPr>
+                              <w:t>A real-time abnormal operation pattern detection method for building energy systems based on association rule bases</w:t>
+                            </w:r>
+                            <w:r>
+                              <w:rPr>
+                                <w:rFonts w:hint="eastAsia" w:ascii="Times New Roman" w:hAnsi="Times New Roman" w:eastAsia="宋体" w:cs="Times New Roman"/>
+                                <w:sz w:val="21"/>
+                                <w:szCs w:val="21"/>
+                                <w:lang w:val="en-US" w:eastAsia="zh-CN"/>
+                              </w:rPr>
+                              <w:t>》</w:t>
+                            </w:r>
+                            <w:r>
+                              <w:rPr>
+                                <w:rFonts w:hint="eastAsia" w:ascii="Times New Roman" w:hAnsi="Times New Roman" w:cs="Times New Roman"/>
+                                <w:sz w:val="21"/>
+                                <w:szCs w:val="21"/>
+                                <w:lang w:val="en-US" w:eastAsia="zh-CN"/>
+                              </w:rPr>
+                              <w:t>。</w:t>
+                            </w:r>
+                          </w:p>
+                          <w:p>
+                            <w:pPr>
+                              <w:pStyle w:val="3"/>
+                              <w:keepNext w:val="0"/>
+                              <w:keepLines w:val="0"/>
+                              <w:pageBreakBefore w:val="0"/>
+                              <w:widowControl/>
+                              <w:suppressLineNumbers w:val="0"/>
+                              <w:kinsoku/>
+                              <w:wordWrap/>
+                              <w:overflowPunct/>
+                              <w:topLinePunct w:val="0"/>
+                              <w:autoSpaceDE/>
+                              <w:autoSpaceDN/>
+                              <w:bidi w:val="0"/>
+                              <w:adjustRightInd/>
+                              <w:snapToGrid/>
+                              <w:spacing w:line="312" w:lineRule="auto"/>
+                              <w:jc w:val="left"/>
+                              <w:textAlignment w:val="auto"/>
+                              <w:rPr>
+                                <w:rFonts w:hint="default" w:ascii="Times New Roman" w:hAnsi="Times New Roman" w:cs="Times New Roman"/>
+                                <w:sz w:val="21"/>
+                                <w:szCs w:val="21"/>
+                                <w:lang w:val="en-US" w:eastAsia="zh-CN"/>
+                              </w:rPr>
+                            </w:pPr>
+                            <w:r>
+                              <w:rPr>
+                                <w:rFonts w:hint="default" w:ascii="Times New Roman" w:hAnsi="Times New Roman" w:eastAsia="宋体" w:cs="Times New Roman"/>
+                                <w:sz w:val="21"/>
+                                <w:szCs w:val="21"/>
+                                <w:lang w:val="en-US" w:eastAsia="zh-CN"/>
+                              </w:rPr>
+                              <w:t>●</w:t>
+                            </w:r>
+                            <w:r>
+                              <w:rPr>
+                                <w:rFonts w:hint="eastAsia" w:ascii="Times New Roman" w:hAnsi="Times New Roman" w:cs="Times New Roman"/>
+                                <w:sz w:val="21"/>
+                                <w:szCs w:val="21"/>
+                                <w:lang w:val="en-US" w:eastAsia="zh-CN"/>
+                              </w:rPr>
+                              <w:t>以第四作者身份在</w:t>
+                            </w:r>
+                            <w:r>
+                              <w:rPr>
+                                <w:rFonts w:hint="eastAsia" w:ascii="Times New Roman" w:hAnsi="Times New Roman" w:eastAsia="宋体" w:cs="Times New Roman"/>
+                                <w:sz w:val="21"/>
+                                <w:szCs w:val="21"/>
+                                <w:lang w:val="en-US" w:eastAsia="zh-CN"/>
+                              </w:rPr>
+                              <w:t>《</w:t>
+                            </w:r>
+                            <w:r>
+                              <w:rPr>
+                                <w:rFonts w:hint="default" w:ascii="Times New Roman" w:hAnsi="Times New Roman" w:eastAsia="宋体" w:cs="Times New Roman"/>
+                                <w:sz w:val="21"/>
+                                <w:szCs w:val="21"/>
+                                <w:lang w:val="en-US" w:eastAsia="zh-CN"/>
+                              </w:rPr>
+                              <w:t>Applied energy》</w:t>
+                            </w:r>
+                            <w:r>
+                              <w:rPr>
+                                <w:rFonts w:hint="eastAsia" w:ascii="Times New Roman" w:hAnsi="Times New Roman" w:eastAsia="宋体" w:cs="Times New Roman"/>
+                                <w:sz w:val="21"/>
+                                <w:szCs w:val="21"/>
+                                <w:lang w:val="en-US" w:eastAsia="zh-CN"/>
+                              </w:rPr>
+                              <w:t>(</w:t>
+                            </w:r>
+                            <w:r>
+                              <w:rPr>
+                                <w:rFonts w:hint="eastAsia" w:ascii="Times New Roman" w:hAnsi="Times New Roman" w:cs="Times New Roman"/>
+                                <w:b/>
+                                <w:bCs/>
+                                <w:sz w:val="21"/>
+                                <w:szCs w:val="21"/>
+                                <w:lang w:val="en-US" w:eastAsia="zh-CN"/>
+                              </w:rPr>
+                              <w:t>SCI,IF=9.746</w:t>
+                            </w:r>
+                            <w:r>
+                              <w:rPr>
+                                <w:rFonts w:hint="eastAsia" w:ascii="Times New Roman" w:hAnsi="Times New Roman" w:eastAsia="宋体" w:cs="Times New Roman"/>
+                                <w:sz w:val="21"/>
+                                <w:szCs w:val="21"/>
+                                <w:lang w:val="en-US" w:eastAsia="zh-CN"/>
+                              </w:rPr>
+                              <w:t>)</w:t>
+                            </w:r>
+                            <w:r>
+                              <w:rPr>
+                                <w:rFonts w:hint="eastAsia" w:ascii="Times New Roman" w:hAnsi="Times New Roman" w:cs="Times New Roman"/>
+                                <w:sz w:val="21"/>
+                                <w:szCs w:val="21"/>
+                                <w:lang w:val="en-US" w:eastAsia="zh-CN"/>
+                              </w:rPr>
+                              <w:t>在投因果推理相关论文一篇。</w:t>
+                            </w:r>
+                          </w:p>
+                          <w:p>
+                            <w:pPr>
+                              <w:pStyle w:val="3"/>
+                              <w:keepNext w:val="0"/>
+                              <w:keepLines w:val="0"/>
+                              <w:pageBreakBefore w:val="0"/>
+                              <w:widowControl/>
+                              <w:suppressLineNumbers w:val="0"/>
+                              <w:kinsoku/>
+                              <w:wordWrap/>
+                              <w:overflowPunct/>
+                              <w:topLinePunct w:val="0"/>
+                              <w:autoSpaceDE/>
+                              <w:autoSpaceDN/>
+                              <w:bidi w:val="0"/>
+                              <w:adjustRightInd/>
+                              <w:snapToGrid/>
+                              <w:spacing w:line="312" w:lineRule="auto"/>
+                              <w:jc w:val="left"/>
+                              <w:textAlignment w:val="auto"/>
+                              <w:rPr>
+                                <w:rFonts w:hint="eastAsia" w:ascii="Times New Roman" w:hAnsi="Times New Roman" w:cs="Times New Roman"/>
+                                <w:sz w:val="22"/>
+                                <w:szCs w:val="22"/>
+                                <w:lang w:val="en-US" w:eastAsia="zh-CN"/>
+                              </w:rPr>
+                            </w:pPr>
+                            <w:r>
+                              <w:rPr>
+                                <w:rFonts w:hint="default" w:ascii="Times New Roman" w:hAnsi="Times New Roman" w:eastAsia="宋体" w:cs="Times New Roman"/>
+                                <w:sz w:val="21"/>
+                                <w:szCs w:val="21"/>
+                                <w:lang w:val="en-US" w:eastAsia="zh-CN"/>
+                              </w:rPr>
+                              <w:t>●</w:t>
+                            </w:r>
+                            <w:r>
+                              <w:rPr>
+                                <w:rFonts w:hint="eastAsia" w:ascii="Times New Roman" w:hAnsi="Times New Roman" w:eastAsia="宋体" w:cs="Times New Roman"/>
+                                <w:sz w:val="21"/>
+                                <w:szCs w:val="21"/>
+                                <w:lang w:val="en-US" w:eastAsia="zh-CN"/>
+                              </w:rPr>
+                              <w:t>专利《</w:t>
+                            </w:r>
+                            <w:r>
+                              <w:rPr>
+                                <w:rFonts w:hint="default" w:ascii="Times New Roman" w:hAnsi="Times New Roman" w:eastAsia="宋体" w:cs="Times New Roman"/>
+                                <w:sz w:val="21"/>
+                                <w:szCs w:val="21"/>
+                                <w:lang w:val="en-US" w:eastAsia="zh-CN"/>
+                              </w:rPr>
+                              <w:t>基于数字孪生的数据中心空调系统可靠性评估方法</w:t>
+                            </w:r>
+                            <w:r>
+                              <w:rPr>
+                                <w:rFonts w:hint="eastAsia" w:ascii="Times New Roman" w:hAnsi="Times New Roman" w:eastAsia="宋体" w:cs="Times New Roman"/>
+                                <w:sz w:val="21"/>
+                                <w:szCs w:val="21"/>
+                                <w:lang w:val="en-US" w:eastAsia="zh-CN"/>
+                              </w:rPr>
+                              <w:t>》</w:t>
+                            </w:r>
+                            <w:r>
+                              <w:rPr>
+                                <w:rFonts w:hint="eastAsia" w:ascii="Times New Roman" w:hAnsi="Times New Roman" w:eastAsia="宋体" w:cs="Times New Roman"/>
+                                <w:b/>
+                                <w:bCs/>
+                                <w:sz w:val="21"/>
+                                <w:szCs w:val="21"/>
+                                <w:lang w:val="en-US" w:eastAsia="zh-CN"/>
+                              </w:rPr>
+                              <w:t>第一发明人</w:t>
+                            </w:r>
+                            <w:r>
+                              <w:rPr>
+                                <w:rFonts w:hint="eastAsia" w:ascii="Times New Roman" w:hAnsi="Times New Roman" w:cs="Times New Roman"/>
+                                <w:sz w:val="21"/>
+                                <w:szCs w:val="21"/>
+                                <w:lang w:val="en-US" w:eastAsia="zh-CN"/>
+                              </w:rPr>
+                              <w:t>，</w:t>
+                            </w:r>
+                            <w:r>
+                              <w:rPr>
+                                <w:rFonts w:hint="default" w:ascii="Times New Roman" w:hAnsi="Times New Roman" w:cs="Times New Roman"/>
+                                <w:sz w:val="21"/>
+                                <w:szCs w:val="21"/>
+                                <w:lang w:val="en-US" w:eastAsia="zh-CN"/>
+                              </w:rPr>
+                              <w:t>公开号: CN113722906A</w:t>
+                            </w:r>
+                            <w:r>
+                              <w:rPr>
+                                <w:rFonts w:hint="eastAsia" w:ascii="Times New Roman" w:hAnsi="Times New Roman" w:cs="Times New Roman"/>
+                                <w:sz w:val="21"/>
+                                <w:szCs w:val="21"/>
+                                <w:lang w:val="en-US" w:eastAsia="zh-CN"/>
+                              </w:rPr>
+                              <w:t>。</w:t>
+                            </w:r>
+                          </w:p>
+                          <w:p>
+                            <w:pPr>
+                              <w:pStyle w:val="3"/>
+                              <w:keepNext w:val="0"/>
+                              <w:keepLines w:val="0"/>
+                              <w:pageBreakBefore w:val="0"/>
+                              <w:widowControl/>
+                              <w:suppressLineNumbers w:val="0"/>
+                              <w:kinsoku/>
+                              <w:wordWrap/>
+                              <w:overflowPunct/>
+                              <w:topLinePunct w:val="0"/>
+                              <w:autoSpaceDE/>
+                              <w:autoSpaceDN/>
+                              <w:bidi w:val="0"/>
+                              <w:spacing w:line="300" w:lineRule="auto"/>
+                              <w:jc w:val="left"/>
+                              <w:textAlignment w:val="auto"/>
+                              <w:rPr>
+                                <w:rFonts w:hint="default" w:ascii="Times New Roman" w:hAnsi="Times New Roman" w:eastAsia="宋体" w:cs="Times New Roman"/>
+                                <w:sz w:val="22"/>
+                                <w:szCs w:val="22"/>
+                                <w:lang w:val="en-US" w:eastAsia="zh-CN"/>
+                              </w:rPr>
+                            </w:pPr>
+                          </w:p>
+                          <w:p>
+                            <w:pPr>
+                              <w:pStyle w:val="3"/>
+                              <w:keepNext w:val="0"/>
+                              <w:keepLines w:val="0"/>
+                              <w:pageBreakBefore w:val="0"/>
+                              <w:widowControl/>
+                              <w:suppressLineNumbers w:val="0"/>
+                              <w:kinsoku/>
+                              <w:wordWrap/>
+                              <w:overflowPunct/>
+                              <w:topLinePunct w:val="0"/>
+                              <w:autoSpaceDE/>
+                              <w:autoSpaceDN/>
+                              <w:bidi w:val="0"/>
+                              <w:spacing w:line="312" w:lineRule="auto"/>
+                              <w:jc w:val="left"/>
+                              <w:textAlignment w:val="auto"/>
+                              <w:rPr>
+                                <w:rFonts w:hint="eastAsia" w:ascii="Times New Roman" w:hAnsi="Times New Roman" w:eastAsia="宋体" w:cs="Times New Roman"/>
+                                <w:sz w:val="22"/>
+                                <w:szCs w:val="22"/>
+                                <w:lang w:val="en-US" w:eastAsia="zh-CN"/>
+                              </w:rPr>
+                            </w:pPr>
+                          </w:p>
+                          <w:p>
+                            <w:pPr>
+                              <w:keepNext w:val="0"/>
+                              <w:keepLines w:val="0"/>
+                              <w:widowControl w:val="0"/>
+                              <w:suppressLineNumbers w:val="0"/>
+                              <w:spacing w:before="0" w:beforeAutospacing="0" w:after="0" w:afterAutospacing="0"/>
+                              <w:ind w:left="0" w:right="0"/>
+                              <w:jc w:val="both"/>
+                              <w:rPr>
+                                <w:rFonts w:hint="eastAsia" w:ascii="Times New Roman" w:hAnsi="Times New Roman" w:eastAsia="宋体" w:cs="Times New Roman"/>
+                                <w:kern w:val="0"/>
+                                <w:sz w:val="21"/>
+                                <w:szCs w:val="21"/>
+                                <w:lang w:val="en-US" w:eastAsia="zh-CN" w:bidi="ar"/>
+                              </w:rPr>
+                            </w:pPr>
+                          </w:p>
+                          <w:p>
+                            <w:pPr>
+                              <w:pStyle w:val="7"/>
+                              <w:numPr>
+                                <w:ilvl w:val="0"/>
+                                <w:numId w:val="0"/>
+                              </w:numPr>
+                              <w:adjustRightInd w:val="0"/>
+                              <w:snapToGrid w:val="0"/>
+                              <w:spacing w:line="400" w:lineRule="exact"/>
+                              <w:ind w:leftChars="0"/>
+                              <w:rPr>
+                                <w:rFonts w:asciiTheme="minorEastAsia" w:hAnsiTheme="minorEastAsia" w:eastAsiaTheme="minorEastAsia"/>
+                                <w:color w:val="414141"/>
+                                <w:sz w:val="24"/>
+                                <w:szCs w:val="24"/>
+                              </w:rPr>
+                            </w:pPr>
+                            <w:r>
+                              <w:rPr>
+                                <w:rFonts w:hint="eastAsia" w:asciiTheme="minorEastAsia" w:hAnsiTheme="minorEastAsia" w:eastAsiaTheme="minorEastAsia"/>
+                                <w:color w:val="414141"/>
+                                <w:sz w:val="24"/>
+                                <w:szCs w:val="24"/>
+                              </w:rPr>
+                              <w:t xml:space="preserve">                                                                                                                                                                        </w:t>
+                            </w:r>
+                          </w:p>
+                          <w:p>
+                            <w:pPr>
+                              <w:adjustRightInd w:val="0"/>
+                              <w:snapToGrid w:val="0"/>
+                              <w:spacing w:line="400" w:lineRule="exact"/>
+                              <w:rPr>
+                                <w:rFonts w:asciiTheme="minorEastAsia" w:hAnsiTheme="minorEastAsia" w:eastAsiaTheme="minorEastAsia"/>
+                                <w:color w:val="414141"/>
+                                <w:sz w:val="24"/>
+                                <w:szCs w:val="24"/>
+                              </w:rPr>
+                            </w:pPr>
+                          </w:p>
+                          <w:p>
+                            <w:pPr>
+                              <w:spacing w:line="400" w:lineRule="exact"/>
+                              <w:rPr>
+                                <w:rFonts w:asciiTheme="minorEastAsia" w:hAnsiTheme="minorEastAsia" w:eastAsiaTheme="minorEastAsia"/>
+                                <w:sz w:val="24"/>
+                                <w:szCs w:val="24"/>
+                              </w:rPr>
+                            </w:pPr>
+                          </w:p>
+                        </w:txbxContent>
+                      </wps:txbx>
+                      <wps:bodyPr rot="0" spcFirstLastPara="0" vertOverflow="overflow" horzOverflow="overflow" vert="horz" wrap="square" lIns="91440" tIns="45720" rIns="216000" bIns="108000" numCol="1" spcCol="0" rtlCol="0" fromWordArt="0" anchor="t" anchorCtr="0" forceAA="0" compatLnSpc="1">
+                        <a:noAutofit/>
+                      </wps:bodyPr>
+                    </wps:wsp>
+                  </a:graphicData>
+                </a:graphic>
+              </wp:anchor>
+            </w:drawing>
+          </mc:Choice>
+          <mc:Fallback>
+            <w:pict>
+              <v:shape id="_x0000_s1026" o:spid="_x0000_s1026" o:spt="202" type="#_x0000_t202" style="position:absolute;left:0pt;margin-left:-48.5pt;margin-top:234.75pt;height:252.45pt;width:524.25pt;mso-position-horizontal-relative:margin;z-index:251669504;mso-width-relative:page;mso-height-relative:page;" filled="f" stroked="f" coordsize="21600,21600" o:gfxdata="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">
+                <v:fill on="f" focussize="0,0"/>
+                <v:stroke on="f" weight="0.5pt"/>
+                <v:imagedata o:title=""/>
+                <o:lock v:ext="edit" aspectratio="f"/>
+                <v:textbox inset="2.54mm,1.27mm,6mm,3mm">
+                  <w:txbxContent>
+                    <w:p>
+                      <w:pPr>
+                        <w:keepNext w:val="0"/>
+                        <w:keepLines w:val="0"/>
+                        <w:pageBreakBefore w:val="0"/>
+                        <w:kinsoku/>
+                        <w:wordWrap/>
+                        <w:overflowPunct/>
+                        <w:topLinePunct w:val="0"/>
+                        <w:autoSpaceDE/>
+                        <w:autoSpaceDN/>
+                        <w:bidi w:val="0"/>
+                        <w:adjustRightInd w:val="0"/>
+                        <w:snapToGrid w:val="0"/>
+                        <w:spacing w:line="312" w:lineRule="auto"/>
+                        <w:textAlignment w:val="auto"/>
+                        <w:rPr>
+                          <w:rFonts w:hint="default" w:ascii="Times New Roman" w:hAnsi="Times New Roman" w:eastAsia="宋体" w:cs="Times New Roman"/>
+                          <w:kern w:val="0"/>
+                          <w:sz w:val="21"/>
+                          <w:szCs w:val="21"/>
+                          <w:lang w:val="en-US" w:eastAsia="zh-CN" w:bidi="ar"/>
+                        </w:rPr>
+                      </w:pPr>
+                      <w:r>
+                        <w:rPr>
+                          <w:rFonts w:hint="eastAsia" w:ascii="Times New Roman" w:hAnsi="Times New Roman" w:eastAsia="宋体" w:cs="Times New Roman"/>
+                          <w:kern w:val="0"/>
+                          <w:sz w:val="21"/>
+                          <w:szCs w:val="21"/>
+                          <w:lang w:val="en-US" w:eastAsia="zh-CN" w:bidi="ar"/>
+                        </w:rPr>
+                        <w:t>2019年进入能源工程学院赵阳老师课题组进行科研训练，致力于人工智能算法研究并在能源领域加以应用主要研究方向为基于</w:t>
+                      </w:r>
+                      <w:r>
+                        <w:rPr>
+                          <w:rFonts w:hint="eastAsia" w:ascii="Times New Roman" w:hAnsi="Times New Roman" w:eastAsia="宋体" w:cs="Times New Roman"/>
+                          <w:b/>
+                          <w:bCs/>
+                          <w:kern w:val="0"/>
+                          <w:sz w:val="21"/>
+                          <w:szCs w:val="21"/>
+                          <w:lang w:val="en-US" w:eastAsia="zh-CN" w:bidi="ar"/>
+                        </w:rPr>
+                        <w:t>大数据的建筑能源系统负荷预测与故障诊断</w:t>
+                      </w:r>
+                      <w:r>
+                        <w:rPr>
+                          <w:rFonts w:hint="eastAsia" w:ascii="Times New Roman" w:hAnsi="Times New Roman" w:eastAsia="宋体" w:cs="Times New Roman"/>
+                          <w:kern w:val="0"/>
+                          <w:sz w:val="21"/>
+                          <w:szCs w:val="21"/>
+                          <w:lang w:val="en-US" w:eastAsia="zh-CN" w:bidi="ar"/>
+                        </w:rPr>
+                        <w:t>。后跟随浙江大学人工智能研究院副所长况琨老师进行SRTP研究基于Shapley value的因果可解释性算法，一项院级优秀SQTP团队负责人。现正与阿里巴巴支付宝技术部进行一项知识嵌入的科研项目，预计下个月投稿</w:t>
+                      </w:r>
+                      <w:r>
+                        <w:rPr>
+                          <w:rFonts w:hint="default" w:ascii="Times New Roman" w:hAnsi="Times New Roman" w:eastAsia="宋体" w:cs="Times New Roman"/>
+                          <w:kern w:val="0"/>
+                          <w:sz w:val="21"/>
+                          <w:szCs w:val="21"/>
+                          <w:lang w:val="en-US" w:eastAsia="zh-CN" w:bidi="ar"/>
+                        </w:rPr>
+                        <w:t>NeurIPS</w:t>
+                      </w:r>
+                      <w:r>
+                        <w:rPr>
+                          <w:rFonts w:hint="eastAsia" w:ascii="Times New Roman" w:hAnsi="Times New Roman" w:eastAsia="宋体" w:cs="Times New Roman"/>
+                          <w:kern w:val="0"/>
+                          <w:sz w:val="21"/>
+                          <w:szCs w:val="21"/>
+                          <w:lang w:val="en-US" w:eastAsia="zh-CN" w:bidi="ar"/>
+                        </w:rPr>
+                        <w:t>。截至目前共</w:t>
+                      </w:r>
+                      <w:r>
+                        <w:rPr>
+                          <w:rFonts w:hint="eastAsia" w:ascii="Times New Roman" w:hAnsi="Times New Roman" w:eastAsia="宋体" w:cs="Times New Roman"/>
+                          <w:b/>
+                          <w:bCs/>
+                          <w:kern w:val="0"/>
+                          <w:sz w:val="21"/>
+                          <w:szCs w:val="21"/>
+                          <w:lang w:val="en-US" w:eastAsia="zh-CN" w:bidi="ar"/>
+                        </w:rPr>
+                        <w:t>发表SCI论文3篇，在审论文1篇，申请专利一项。</w:t>
+                      </w:r>
+                      <w:r>
+                        <w:rPr>
+                          <w:rFonts w:hint="eastAsia" w:ascii="Times New Roman" w:hAnsi="Times New Roman" w:eastAsia="宋体" w:cs="Times New Roman"/>
+                          <w:kern w:val="0"/>
+                          <w:sz w:val="21"/>
+                          <w:szCs w:val="21"/>
+                          <w:lang w:val="en-US" w:eastAsia="zh-CN" w:bidi="ar"/>
+                        </w:rPr>
+                        <w:t>主要成果列表如下:</w:t>
+                      </w:r>
+                    </w:p>
+                    <w:p>
+                      <w:pPr>
+                        <w:keepNext w:val="0"/>
+                        <w:keepLines w:val="0"/>
+                        <w:widowControl/>
+                        <w:suppressLineNumbers w:val="0"/>
+                        <w:jc w:val="left"/>
+                        <w:rPr>
+                          <w:rFonts w:hint="eastAsia" w:ascii="Times New Roman" w:hAnsi="Times New Roman" w:cs="Times New Roman"/>
+                          <w:sz w:val="21"/>
+                          <w:szCs w:val="21"/>
+                          <w:lang w:val="en-US" w:eastAsia="zh-CN"/>
+                        </w:rPr>
+                      </w:pPr>
+                      <w:r>
+                        <w:rPr>
+                          <w:rFonts w:hint="default" w:ascii="Times New Roman" w:hAnsi="Times New Roman" w:eastAsia="宋体" w:cs="Times New Roman"/>
+                          <w:sz w:val="21"/>
+                          <w:szCs w:val="21"/>
+                          <w:lang w:val="en-US" w:eastAsia="zh-CN"/>
+                        </w:rPr>
+                        <w:t>●</w:t>
+                      </w:r>
+                      <w:r>
+                        <w:rPr>
+                          <w:rFonts w:hint="eastAsia" w:ascii="Times New Roman" w:hAnsi="Times New Roman" w:cs="Times New Roman"/>
+                          <w:sz w:val="21"/>
+                          <w:szCs w:val="21"/>
+                          <w:lang w:val="en-US" w:eastAsia="zh-CN"/>
+                        </w:rPr>
+                        <w:t>2022年</w:t>
+                      </w:r>
+                      <w:r>
+                        <w:rPr>
+                          <w:rFonts w:hint="default" w:ascii="Times New Roman" w:hAnsi="Times New Roman" w:eastAsia="宋体" w:cs="Times New Roman"/>
+                          <w:b/>
+                          <w:bCs/>
+                          <w:sz w:val="21"/>
+                          <w:szCs w:val="21"/>
+                          <w:lang w:val="en-US" w:eastAsia="zh-CN"/>
+                        </w:rPr>
+                        <w:t>第一作者</w:t>
+                      </w:r>
+                      <w:r>
+                        <w:rPr>
+                          <w:rFonts w:hint="eastAsia" w:ascii="Times New Roman" w:hAnsi="Times New Roman" w:cs="Times New Roman"/>
+                          <w:sz w:val="21"/>
+                          <w:szCs w:val="21"/>
+                          <w:lang w:val="en-US" w:eastAsia="zh-CN"/>
+                        </w:rPr>
+                        <w:t>身份</w:t>
+                      </w:r>
+                      <w:r>
+                        <w:rPr>
+                          <w:rFonts w:hint="default" w:ascii="Times New Roman" w:hAnsi="Times New Roman" w:eastAsia="宋体" w:cs="Times New Roman"/>
+                          <w:sz w:val="21"/>
+                          <w:szCs w:val="21"/>
+                          <w:lang w:val="en-US" w:eastAsia="zh-CN"/>
+                        </w:rPr>
+                        <w:t xml:space="preserve">《Energy </w:t>
+                      </w:r>
+                      <w:r>
+                        <w:rPr>
+                          <w:rFonts w:hint="eastAsia" w:ascii="Times New Roman" w:hAnsi="Times New Roman" w:cs="Times New Roman"/>
+                          <w:sz w:val="21"/>
+                          <w:szCs w:val="21"/>
+                          <w:lang w:val="en-US" w:eastAsia="zh-CN"/>
+                        </w:rPr>
+                        <w:t>and</w:t>
+                      </w:r>
+                      <w:r>
+                        <w:rPr>
+                          <w:rFonts w:hint="default" w:ascii="Times New Roman" w:hAnsi="Times New Roman" w:eastAsia="宋体" w:cs="Times New Roman"/>
+                          <w:sz w:val="21"/>
+                          <w:szCs w:val="21"/>
+                          <w:lang w:val="en-US" w:eastAsia="zh-CN"/>
+                        </w:rPr>
+                        <w:t xml:space="preserve"> Building</w:t>
+                      </w:r>
+                      <w:r>
+                        <w:rPr>
+                          <w:rFonts w:hint="eastAsia" w:ascii="Times New Roman" w:hAnsi="Times New Roman" w:cs="Times New Roman"/>
+                          <w:sz w:val="21"/>
+                          <w:szCs w:val="21"/>
+                          <w:lang w:val="en-US" w:eastAsia="zh-CN"/>
+                        </w:rPr>
+                        <w:t>s</w:t>
+                      </w:r>
+                      <w:r>
+                        <w:rPr>
+                          <w:rFonts w:hint="default" w:ascii="Times New Roman" w:hAnsi="Times New Roman" w:eastAsia="宋体" w:cs="Times New Roman"/>
+                          <w:sz w:val="21"/>
+                          <w:szCs w:val="21"/>
+                          <w:lang w:val="en-US" w:eastAsia="zh-CN"/>
+                        </w:rPr>
+                        <w:t>》</w:t>
+                      </w:r>
+                      <w:r>
+                        <w:rPr>
+                          <w:rFonts w:hint="eastAsia" w:ascii="Times New Roman" w:hAnsi="Times New Roman" w:eastAsia="宋体" w:cs="Times New Roman"/>
+                          <w:sz w:val="21"/>
+                          <w:szCs w:val="21"/>
+                          <w:lang w:val="en-US" w:eastAsia="zh-CN"/>
+                        </w:rPr>
+                        <w:t>(</w:t>
+                      </w:r>
+                      <w:r>
+                        <w:rPr>
+                          <w:rFonts w:hint="default" w:ascii="Times New Roman" w:hAnsi="Times New Roman" w:eastAsia="宋体" w:cs="Times New Roman"/>
+                          <w:b/>
+                          <w:bCs/>
+                          <w:color w:val="000000"/>
+                          <w:kern w:val="0"/>
+                          <w:sz w:val="19"/>
+                          <w:szCs w:val="19"/>
+                          <w:lang w:val="en-US" w:eastAsia="zh-CN" w:bidi="ar"/>
+                        </w:rPr>
+                        <w:t>SCI, IF=5.879</w:t>
+                      </w:r>
+                      <w:r>
+                        <w:rPr>
+                          <w:rFonts w:hint="eastAsia" w:ascii="Times New Roman" w:hAnsi="Times New Roman" w:eastAsia="宋体" w:cs="Times New Roman"/>
+                          <w:sz w:val="21"/>
+                          <w:szCs w:val="21"/>
+                          <w:lang w:val="en-US" w:eastAsia="zh-CN"/>
+                        </w:rPr>
+                        <w:t>)</w:t>
+                      </w:r>
+                      <w:r>
+                        <w:rPr>
+                          <w:rFonts w:hint="eastAsia" w:ascii="Times New Roman" w:hAnsi="Times New Roman" w:cs="Times New Roman"/>
+                          <w:sz w:val="21"/>
+                          <w:szCs w:val="21"/>
+                          <w:lang w:val="en-US" w:eastAsia="zh-CN"/>
+                        </w:rPr>
+                        <w:t>发表《</w:t>
+                      </w:r>
+                      <w:r>
+                        <w:rPr>
+                          <w:rFonts w:hint="default" w:ascii="Times New Roman" w:hAnsi="Times New Roman" w:eastAsia="宋体" w:cs="Times New Roman"/>
+                          <w:sz w:val="21"/>
+                          <w:szCs w:val="21"/>
+                          <w:lang w:val="en-US" w:eastAsia="zh-CN"/>
+                        </w:rPr>
+                        <w:t>Elastic weight consolidation-based adaptive neural networks for dynamic building energy load</w:t>
+                      </w:r>
+                      <w:r>
+                        <w:rPr>
+                          <w:rFonts w:hint="eastAsia" w:ascii="Times New Roman" w:hAnsi="Times New Roman" w:cs="Times New Roman"/>
+                          <w:sz w:val="21"/>
+                          <w:szCs w:val="21"/>
+                          <w:lang w:val="en-US" w:eastAsia="zh-CN"/>
+                        </w:rPr>
+                        <w:t>》。</w:t>
+                      </w:r>
+                    </w:p>
+                    <w:p>
+                      <w:pPr>
+                        <w:pStyle w:val="3"/>
+                        <w:keepNext w:val="0"/>
+                        <w:keepLines w:val="0"/>
+                        <w:pageBreakBefore w:val="0"/>
+                        <w:widowControl/>
+                        <w:suppressLineNumbers w:val="0"/>
+                        <w:kinsoku/>
+                        <w:wordWrap/>
+                        <w:overflowPunct/>
+                        <w:topLinePunct w:val="0"/>
+                        <w:autoSpaceDE/>
+                        <w:autoSpaceDN/>
+                        <w:bidi w:val="0"/>
+                        <w:adjustRightInd/>
+                        <w:snapToGrid/>
+                        <w:spacing w:line="312" w:lineRule="auto"/>
+                        <w:jc w:val="left"/>
+                        <w:textAlignment w:val="auto"/>
+                        <w:rPr>
+                          <w:rFonts w:hint="default" w:ascii="Times New Roman" w:hAnsi="Times New Roman" w:eastAsia="宋体" w:cs="Times New Roman"/>
+                          <w:sz w:val="21"/>
+                          <w:szCs w:val="21"/>
+                          <w:lang w:val="en-US" w:eastAsia="zh-CN"/>
+                        </w:rPr>
+                      </w:pPr>
+                      <w:r>
+                        <w:rPr>
+                          <w:rFonts w:hint="default" w:ascii="Times New Roman" w:hAnsi="Times New Roman" w:eastAsia="宋体" w:cs="Times New Roman"/>
+                          <w:sz w:val="21"/>
+                          <w:szCs w:val="21"/>
+                          <w:lang w:val="en-US" w:eastAsia="zh-CN"/>
+                        </w:rPr>
+                        <w:t>●</w:t>
+                      </w:r>
+                      <w:r>
+                        <w:rPr>
+                          <w:rFonts w:hint="eastAsia" w:ascii="Times New Roman" w:hAnsi="Times New Roman" w:cs="Times New Roman"/>
+                          <w:sz w:val="21"/>
+                          <w:szCs w:val="21"/>
+                          <w:lang w:val="en-US" w:eastAsia="zh-CN"/>
+                        </w:rPr>
+                        <w:t>2021年以第二作者身份在</w:t>
+                      </w:r>
+                      <w:r>
+                        <w:rPr>
+                          <w:rFonts w:hint="eastAsia" w:ascii="Times New Roman" w:hAnsi="Times New Roman" w:eastAsia="宋体" w:cs="Times New Roman"/>
+                          <w:sz w:val="21"/>
+                          <w:szCs w:val="21"/>
+                          <w:lang w:val="en-US" w:eastAsia="zh-CN"/>
+                        </w:rPr>
+                        <w:t>《</w:t>
+                      </w:r>
+                      <w:r>
+                        <w:rPr>
+                          <w:rFonts w:hint="default" w:ascii="Times New Roman" w:hAnsi="Times New Roman" w:eastAsia="宋体" w:cs="Times New Roman"/>
+                          <w:sz w:val="21"/>
+                          <w:szCs w:val="21"/>
+                          <w:lang w:val="en-US" w:eastAsia="zh-CN"/>
+                        </w:rPr>
+                        <w:t>Applied energy》</w:t>
+                      </w:r>
+                      <w:r>
+                        <w:rPr>
+                          <w:rFonts w:hint="eastAsia" w:ascii="Times New Roman" w:hAnsi="Times New Roman" w:eastAsia="宋体" w:cs="Times New Roman"/>
+                          <w:sz w:val="21"/>
+                          <w:szCs w:val="21"/>
+                          <w:lang w:val="en-US" w:eastAsia="zh-CN"/>
+                        </w:rPr>
+                        <w:t>(</w:t>
+                      </w:r>
+                      <w:r>
+                        <w:rPr>
+                          <w:rFonts w:hint="eastAsia" w:ascii="Times New Roman" w:hAnsi="Times New Roman" w:cs="Times New Roman"/>
+                          <w:b/>
+                          <w:bCs/>
+                          <w:sz w:val="21"/>
+                          <w:szCs w:val="21"/>
+                          <w:lang w:val="en-US" w:eastAsia="zh-CN"/>
+                        </w:rPr>
+                        <w:t>SCI,IF=9.746</w:t>
+                      </w:r>
+                      <w:r>
+                        <w:rPr>
+                          <w:rFonts w:hint="eastAsia" w:ascii="Times New Roman" w:hAnsi="Times New Roman" w:eastAsia="宋体" w:cs="Times New Roman"/>
+                          <w:sz w:val="21"/>
+                          <w:szCs w:val="21"/>
+                          <w:lang w:val="en-US" w:eastAsia="zh-CN"/>
+                        </w:rPr>
+                        <w:t>)</w:t>
+                      </w:r>
+                      <w:r>
+                        <w:rPr>
+                          <w:rFonts w:hint="eastAsia" w:ascii="Times New Roman" w:hAnsi="Times New Roman" w:cs="Times New Roman"/>
+                          <w:sz w:val="21"/>
+                          <w:szCs w:val="21"/>
+                          <w:lang w:val="en-US" w:eastAsia="zh-CN"/>
+                        </w:rPr>
+                        <w:t>上发表</w:t>
+                      </w:r>
+                      <w:r>
+                        <w:rPr>
+                          <w:rFonts w:hint="eastAsia" w:ascii="Times New Roman" w:hAnsi="Times New Roman" w:eastAsia="宋体" w:cs="Times New Roman"/>
+                          <w:sz w:val="21"/>
+                          <w:szCs w:val="21"/>
+                          <w:lang w:val="en-US" w:eastAsia="zh-CN"/>
+                        </w:rPr>
+                        <w:t>《</w:t>
+                      </w:r>
+                      <w:r>
+                        <w:rPr>
+                          <w:rFonts w:hint="default" w:ascii="Times New Roman" w:hAnsi="Times New Roman" w:eastAsia="宋体" w:cs="Times New Roman"/>
+                          <w:sz w:val="21"/>
+                          <w:szCs w:val="21"/>
+                          <w:lang w:val="en-US" w:eastAsia="zh-CN"/>
+                        </w:rPr>
+                        <w:t>A Hierarchical Object Oriented Bayesian Network-based Fault Diagnosis Method for Building Energy Systems</w:t>
+                      </w:r>
+                      <w:r>
+                        <w:rPr>
+                          <w:rFonts w:hint="eastAsia" w:ascii="Times New Roman" w:hAnsi="Times New Roman" w:eastAsia="宋体" w:cs="Times New Roman"/>
+                          <w:sz w:val="21"/>
+                          <w:szCs w:val="21"/>
+                          <w:lang w:val="en-US" w:eastAsia="zh-CN"/>
+                        </w:rPr>
+                        <w:t>》</w:t>
+                      </w:r>
+                      <w:r>
+                        <w:rPr>
+                          <w:rFonts w:hint="eastAsia" w:ascii="Times New Roman" w:hAnsi="Times New Roman" w:cs="Times New Roman"/>
+                          <w:sz w:val="21"/>
+                          <w:szCs w:val="21"/>
+                          <w:lang w:val="en-US" w:eastAsia="zh-CN"/>
+                        </w:rPr>
+                        <w:t>。</w:t>
+                      </w:r>
+                    </w:p>
+                    <w:p>
+                      <w:pPr>
+                        <w:pStyle w:val="3"/>
+                        <w:keepNext w:val="0"/>
+                        <w:keepLines w:val="0"/>
+                        <w:pageBreakBefore w:val="0"/>
+                        <w:widowControl/>
+                        <w:suppressLineNumbers w:val="0"/>
+                        <w:kinsoku/>
+                        <w:wordWrap/>
+                        <w:overflowPunct/>
+                        <w:topLinePunct w:val="0"/>
+                        <w:autoSpaceDE/>
+                        <w:autoSpaceDN/>
+                        <w:bidi w:val="0"/>
+                        <w:adjustRightInd/>
+                        <w:snapToGrid/>
+                        <w:spacing w:line="312" w:lineRule="auto"/>
+                        <w:jc w:val="left"/>
+                        <w:textAlignment w:val="auto"/>
+                        <w:rPr>
+                          <w:rFonts w:hint="eastAsia" w:ascii="Times New Roman" w:hAnsi="Times New Roman" w:cs="Times New Roman"/>
+                          <w:sz w:val="21"/>
+                          <w:szCs w:val="21"/>
+                          <w:lang w:val="en-US" w:eastAsia="zh-CN"/>
+                        </w:rPr>
+                      </w:pPr>
+                      <w:r>
+                        <w:rPr>
+                          <w:rFonts w:hint="default" w:ascii="Times New Roman" w:hAnsi="Times New Roman" w:eastAsia="宋体" w:cs="Times New Roman"/>
+                          <w:sz w:val="21"/>
+                          <w:szCs w:val="21"/>
+                          <w:lang w:val="en-US" w:eastAsia="zh-CN"/>
+                        </w:rPr>
+                        <w:t>●</w:t>
+                      </w:r>
+                      <w:r>
+                        <w:rPr>
+                          <w:rFonts w:hint="eastAsia" w:ascii="Times New Roman" w:hAnsi="Times New Roman" w:cs="Times New Roman"/>
+                          <w:sz w:val="21"/>
+                          <w:szCs w:val="21"/>
+                          <w:lang w:val="en-US" w:eastAsia="zh-CN"/>
+                        </w:rPr>
+                        <w:t>2022年以第三作者身份在</w:t>
+                      </w:r>
+                      <w:r>
+                        <w:rPr>
+                          <w:rFonts w:hint="eastAsia" w:ascii="Times New Roman" w:hAnsi="Times New Roman" w:eastAsia="宋体" w:cs="Times New Roman"/>
+                          <w:sz w:val="21"/>
+                          <w:szCs w:val="21"/>
+                          <w:lang w:val="en-US" w:eastAsia="zh-CN"/>
+                        </w:rPr>
+                        <w:t>《</w:t>
+                      </w:r>
+                      <w:r>
+                        <w:rPr>
+                          <w:rFonts w:hint="default" w:ascii="Times New Roman" w:hAnsi="Times New Roman" w:eastAsia="宋体" w:cs="Times New Roman"/>
+                          <w:sz w:val="21"/>
+                          <w:szCs w:val="21"/>
+                          <w:lang w:val="en-US" w:eastAsia="zh-CN"/>
+                        </w:rPr>
+                        <w:t>Building Simulation》</w:t>
+                      </w:r>
+                      <w:r>
+                        <w:rPr>
+                          <w:rFonts w:hint="eastAsia" w:ascii="Times New Roman" w:hAnsi="Times New Roman" w:eastAsia="宋体" w:cs="Times New Roman"/>
+                          <w:sz w:val="21"/>
+                          <w:szCs w:val="21"/>
+                          <w:lang w:val="en-US" w:eastAsia="zh-CN"/>
+                        </w:rPr>
+                        <w:t>(</w:t>
+                      </w:r>
+                      <w:r>
+                        <w:rPr>
+                          <w:rFonts w:hint="eastAsia" w:ascii="Times New Roman" w:hAnsi="Times New Roman" w:cs="Times New Roman"/>
+                          <w:b/>
+                          <w:bCs/>
+                          <w:sz w:val="21"/>
+                          <w:szCs w:val="21"/>
+                          <w:lang w:val="en-US" w:eastAsia="zh-CN"/>
+                        </w:rPr>
+                        <w:t>SCI,IF=3.751</w:t>
+                      </w:r>
+                      <w:r>
+                        <w:rPr>
+                          <w:rFonts w:hint="eastAsia" w:ascii="Times New Roman" w:hAnsi="Times New Roman" w:eastAsia="宋体" w:cs="Times New Roman"/>
+                          <w:sz w:val="21"/>
+                          <w:szCs w:val="21"/>
+                          <w:lang w:val="en-US" w:eastAsia="zh-CN"/>
+                        </w:rPr>
+                        <w:t>)</w:t>
+                      </w:r>
+                      <w:r>
+                        <w:rPr>
+                          <w:rFonts w:hint="eastAsia" w:ascii="Times New Roman" w:hAnsi="Times New Roman" w:cs="Times New Roman"/>
+                          <w:sz w:val="21"/>
+                          <w:szCs w:val="21"/>
+                          <w:lang w:val="en-US" w:eastAsia="zh-CN"/>
+                        </w:rPr>
+                        <w:t>上发表</w:t>
+                      </w:r>
+                      <w:r>
+                        <w:rPr>
+                          <w:rFonts w:hint="eastAsia" w:ascii="Times New Roman" w:hAnsi="Times New Roman" w:eastAsia="宋体" w:cs="Times New Roman"/>
+                          <w:sz w:val="21"/>
+                          <w:szCs w:val="21"/>
+                          <w:lang w:val="en-US" w:eastAsia="zh-CN"/>
+                        </w:rPr>
+                        <w:t>《</w:t>
+                      </w:r>
+                      <w:r>
+                        <w:rPr>
+                          <w:rFonts w:hint="default" w:ascii="Times New Roman" w:hAnsi="Times New Roman" w:eastAsia="宋体" w:cs="Times New Roman"/>
+                          <w:sz w:val="21"/>
+                          <w:szCs w:val="21"/>
+                          <w:lang w:val="en-US" w:eastAsia="zh-CN"/>
+                        </w:rPr>
+                        <w:t>A real-time abnormal operation pattern detection method for building energy systems based on association rule bases</w:t>
+                      </w:r>
+                      <w:r>
+                        <w:rPr>
+                          <w:rFonts w:hint="eastAsia" w:ascii="Times New Roman" w:hAnsi="Times New Roman" w:eastAsia="宋体" w:cs="Times New Roman"/>
+                          <w:sz w:val="21"/>
+                          <w:szCs w:val="21"/>
+                          <w:lang w:val="en-US" w:eastAsia="zh-CN"/>
+                        </w:rPr>
+                        <w:t>》</w:t>
+                      </w:r>
+                      <w:r>
+                        <w:rPr>
+                          <w:rFonts w:hint="eastAsia" w:ascii="Times New Roman" w:hAnsi="Times New Roman" w:cs="Times New Roman"/>
+                          <w:sz w:val="21"/>
+                          <w:szCs w:val="21"/>
+                          <w:lang w:val="en-US" w:eastAsia="zh-CN"/>
+                        </w:rPr>
+                        <w:t>。</w:t>
+                      </w:r>
+                    </w:p>
+                    <w:p>
+                      <w:pPr>
+                        <w:pStyle w:val="3"/>
+                        <w:keepNext w:val="0"/>
+                        <w:keepLines w:val="0"/>
+                        <w:pageBreakBefore w:val="0"/>
+                        <w:widowControl/>
+                        <w:suppressLineNumbers w:val="0"/>
+                        <w:kinsoku/>
+                        <w:wordWrap/>
+                        <w:overflowPunct/>
+                        <w:topLinePunct w:val="0"/>
+                        <w:autoSpaceDE/>
+                        <w:autoSpaceDN/>
+                        <w:bidi w:val="0"/>
+                        <w:adjustRightInd/>
+                        <w:snapToGrid/>
+                        <w:spacing w:line="312" w:lineRule="auto"/>
+                        <w:jc w:val="left"/>
+                        <w:textAlignment w:val="auto"/>
+                        <w:rPr>
+                          <w:rFonts w:hint="default" w:ascii="Times New Roman" w:hAnsi="Times New Roman" w:cs="Times New Roman"/>
+                          <w:sz w:val="21"/>
+                          <w:szCs w:val="21"/>
+                          <w:lang w:val="en-US" w:eastAsia="zh-CN"/>
+                        </w:rPr>
+                      </w:pPr>
+                      <w:r>
+                        <w:rPr>
+                          <w:rFonts w:hint="default" w:ascii="Times New Roman" w:hAnsi="Times New Roman" w:eastAsia="宋体" w:cs="Times New Roman"/>
+                          <w:sz w:val="21"/>
+                          <w:szCs w:val="21"/>
+                          <w:lang w:val="en-US" w:eastAsia="zh-CN"/>
+                        </w:rPr>
+                        <w:t>●</w:t>
+                      </w:r>
+                      <w:r>
+                        <w:rPr>
+                          <w:rFonts w:hint="eastAsia" w:ascii="Times New Roman" w:hAnsi="Times New Roman" w:cs="Times New Roman"/>
+                          <w:sz w:val="21"/>
+                          <w:szCs w:val="21"/>
+                          <w:lang w:val="en-US" w:eastAsia="zh-CN"/>
+                        </w:rPr>
+                        <w:t>以第四作者身份在</w:t>
+                      </w:r>
+                      <w:r>
+                        <w:rPr>
+                          <w:rFonts w:hint="eastAsia" w:ascii="Times New Roman" w:hAnsi="Times New Roman" w:eastAsia="宋体" w:cs="Times New Roman"/>
+                          <w:sz w:val="21"/>
+                          <w:szCs w:val="21"/>
+                          <w:lang w:val="en-US" w:eastAsia="zh-CN"/>
+                        </w:rPr>
+                        <w:t>《</w:t>
+                      </w:r>
+                      <w:r>
+                        <w:rPr>
+                          <w:rFonts w:hint="default" w:ascii="Times New Roman" w:hAnsi="Times New Roman" w:eastAsia="宋体" w:cs="Times New Roman"/>
+                          <w:sz w:val="21"/>
+                          <w:szCs w:val="21"/>
+                          <w:lang w:val="en-US" w:eastAsia="zh-CN"/>
+                        </w:rPr>
+                        <w:t>Applied energy》</w:t>
+                      </w:r>
+                      <w:r>
+                        <w:rPr>
+                          <w:rFonts w:hint="eastAsia" w:ascii="Times New Roman" w:hAnsi="Times New Roman" w:eastAsia="宋体" w:cs="Times New Roman"/>
+                          <w:sz w:val="21"/>
+                          <w:szCs w:val="21"/>
+                          <w:lang w:val="en-US" w:eastAsia="zh-CN"/>
+                        </w:rPr>
+                        <w:t>(</w:t>
+                      </w:r>
+                      <w:r>
+                        <w:rPr>
+                          <w:rFonts w:hint="eastAsia" w:ascii="Times New Roman" w:hAnsi="Times New Roman" w:cs="Times New Roman"/>
+                          <w:b/>
+                          <w:bCs/>
+                          <w:sz w:val="21"/>
+                          <w:szCs w:val="21"/>
+                          <w:lang w:val="en-US" w:eastAsia="zh-CN"/>
+                        </w:rPr>
+                        <w:t>SCI,IF=9.746</w:t>
+                      </w:r>
+                      <w:r>
+                        <w:rPr>
+                          <w:rFonts w:hint="eastAsia" w:ascii="Times New Roman" w:hAnsi="Times New Roman" w:eastAsia="宋体" w:cs="Times New Roman"/>
+                          <w:sz w:val="21"/>
+                          <w:szCs w:val="21"/>
+                          <w:lang w:val="en-US" w:eastAsia="zh-CN"/>
+                        </w:rPr>
+                        <w:t>)</w:t>
+                      </w:r>
+                      <w:r>
+                        <w:rPr>
+                          <w:rFonts w:hint="eastAsia" w:ascii="Times New Roman" w:hAnsi="Times New Roman" w:cs="Times New Roman"/>
+                          <w:sz w:val="21"/>
+                          <w:szCs w:val="21"/>
+                          <w:lang w:val="en-US" w:eastAsia="zh-CN"/>
+                        </w:rPr>
+                        <w:t>在投因果推理相关论文一篇。</w:t>
+                      </w:r>
+                    </w:p>
+                    <w:p>
+                      <w:pPr>
+                        <w:pStyle w:val="3"/>
+                        <w:keepNext w:val="0"/>
+                        <w:keepLines w:val="0"/>
+                        <w:pageBreakBefore w:val="0"/>
+                        <w:widowControl/>
+                        <w:suppressLineNumbers w:val="0"/>
+                        <w:kinsoku/>
+                        <w:wordWrap/>
+                        <w:overflowPunct/>
+                        <w:topLinePunct w:val="0"/>
+                        <w:autoSpaceDE/>
+                        <w:autoSpaceDN/>
+                        <w:bidi w:val="0"/>
+                        <w:adjustRightInd/>
+                        <w:snapToGrid/>
+                        <w:spacing w:line="312" w:lineRule="auto"/>
+                        <w:jc w:val="left"/>
+                        <w:textAlignment w:val="auto"/>
+                        <w:rPr>
+                          <w:rFonts w:hint="eastAsia" w:ascii="Times New Roman" w:hAnsi="Times New Roman" w:cs="Times New Roman"/>
+                          <w:sz w:val="22"/>
+                          <w:szCs w:val="22"/>
+                          <w:lang w:val="en-US" w:eastAsia="zh-CN"/>
+                        </w:rPr>
+                      </w:pPr>
+                      <w:r>
+                        <w:rPr>
+                          <w:rFonts w:hint="default" w:ascii="Times New Roman" w:hAnsi="Times New Roman" w:eastAsia="宋体" w:cs="Times New Roman"/>
+                          <w:sz w:val="21"/>
+                          <w:szCs w:val="21"/>
+                          <w:lang w:val="en-US" w:eastAsia="zh-CN"/>
+                        </w:rPr>
+                        <w:t>●</w:t>
+                      </w:r>
+                      <w:r>
+                        <w:rPr>
+                          <w:rFonts w:hint="eastAsia" w:ascii="Times New Roman" w:hAnsi="Times New Roman" w:eastAsia="宋体" w:cs="Times New Roman"/>
+                          <w:sz w:val="21"/>
+                          <w:szCs w:val="21"/>
+                          <w:lang w:val="en-US" w:eastAsia="zh-CN"/>
+                        </w:rPr>
+                        <w:t>专利《</w:t>
+                      </w:r>
+                      <w:r>
+                        <w:rPr>
+                          <w:rFonts w:hint="default" w:ascii="Times New Roman" w:hAnsi="Times New Roman" w:eastAsia="宋体" w:cs="Times New Roman"/>
+                          <w:sz w:val="21"/>
+                          <w:szCs w:val="21"/>
+                          <w:lang w:val="en-US" w:eastAsia="zh-CN"/>
+                        </w:rPr>
+                        <w:t>基于数字孪生的数据中心空调系统可靠性评估方法</w:t>
+                      </w:r>
+                      <w:r>
+                        <w:rPr>
+                          <w:rFonts w:hint="eastAsia" w:ascii="Times New Roman" w:hAnsi="Times New Roman" w:eastAsia="宋体" w:cs="Times New Roman"/>
+                          <w:sz w:val="21"/>
+                          <w:szCs w:val="21"/>
+                          <w:lang w:val="en-US" w:eastAsia="zh-CN"/>
+                        </w:rPr>
+                        <w:t>》</w:t>
+                      </w:r>
+                      <w:r>
+                        <w:rPr>
+                          <w:rFonts w:hint="eastAsia" w:ascii="Times New Roman" w:hAnsi="Times New Roman" w:eastAsia="宋体" w:cs="Times New Roman"/>
+                          <w:b/>
+                          <w:bCs/>
+                          <w:sz w:val="21"/>
+                          <w:szCs w:val="21"/>
+                          <w:lang w:val="en-US" w:eastAsia="zh-CN"/>
+                        </w:rPr>
+                        <w:t>第一发明人</w:t>
+                      </w:r>
+                      <w:r>
+                        <w:rPr>
+                          <w:rFonts w:hint="eastAsia" w:ascii="Times New Roman" w:hAnsi="Times New Roman" w:cs="Times New Roman"/>
+                          <w:sz w:val="21"/>
+                          <w:szCs w:val="21"/>
+                          <w:lang w:val="en-US" w:eastAsia="zh-CN"/>
+                        </w:rPr>
+                        <w:t>，</w:t>
+                      </w:r>
+                      <w:r>
+                        <w:rPr>
+                          <w:rFonts w:hint="default" w:ascii="Times New Roman" w:hAnsi="Times New Roman" w:cs="Times New Roman"/>
+                          <w:sz w:val="21"/>
+                          <w:szCs w:val="21"/>
+                          <w:lang w:val="en-US" w:eastAsia="zh-CN"/>
+                        </w:rPr>
+                        <w:t>公开号: CN113722906A</w:t>
+                      </w:r>
+                      <w:r>
+                        <w:rPr>
+                          <w:rFonts w:hint="eastAsia" w:ascii="Times New Roman" w:hAnsi="Times New Roman" w:cs="Times New Roman"/>
+                          <w:sz w:val="21"/>
+                          <w:szCs w:val="21"/>
+                          <w:lang w:val="en-US" w:eastAsia="zh-CN"/>
+                        </w:rPr>
+                        <w:t>。</w:t>
+                      </w:r>
+                    </w:p>
+                    <w:p>
+                      <w:pPr>
+                        <w:pStyle w:val="3"/>
+                        <w:keepNext w:val="0"/>
+                        <w:keepLines w:val="0"/>
+                        <w:pageBreakBefore w:val="0"/>
+                        <w:widowControl/>
+                        <w:suppressLineNumbers w:val="0"/>
+                        <w:kinsoku/>
+                        <w:wordWrap/>
+                        <w:overflowPunct/>
+                        <w:topLinePunct w:val="0"/>
+                        <w:autoSpaceDE/>
+                        <w:autoSpaceDN/>
+                        <w:bidi w:val="0"/>
+                        <w:spacing w:line="300" w:lineRule="auto"/>
+                        <w:jc w:val="left"/>
+                        <w:textAlignment w:val="auto"/>
+                        <w:rPr>
+                          <w:rFonts w:hint="default" w:ascii="Times New Roman" w:hAnsi="Times New Roman" w:eastAsia="宋体" w:cs="Times New Roman"/>
+                          <w:sz w:val="22"/>
+                          <w:szCs w:val="22"/>
+                          <w:lang w:val="en-US" w:eastAsia="zh-CN"/>
+                        </w:rPr>
+                      </w:pPr>
+                    </w:p>
+                    <w:p>
+                      <w:pPr>
+                        <w:pStyle w:val="3"/>
+                        <w:keepNext w:val="0"/>
+                        <w:keepLines w:val="0"/>
+                        <w:pageBreakBefore w:val="0"/>
+                        <w:widowControl/>
+                        <w:suppressLineNumbers w:val="0"/>
+                        <w:kinsoku/>
+                        <w:wordWrap/>
+                        <w:overflowPunct/>
+                        <w:topLinePunct w:val="0"/>
+                        <w:autoSpaceDE/>
+                        <w:autoSpaceDN/>
+                        <w:bidi w:val="0"/>
+                        <w:spacing w:line="312" w:lineRule="auto"/>
+                        <w:jc w:val="left"/>
+                        <w:textAlignment w:val="auto"/>
+                        <w:rPr>
+                          <w:rFonts w:hint="eastAsia" w:ascii="Times New Roman" w:hAnsi="Times New Roman" w:eastAsia="宋体" w:cs="Times New Roman"/>
+                          <w:sz w:val="22"/>
+                          <w:szCs w:val="22"/>
+                          <w:lang w:val="en-US" w:eastAsia="zh-CN"/>
+                        </w:rPr>
+                      </w:pPr>
+                    </w:p>
+                    <w:p>
+                      <w:pPr>
+                        <w:keepNext w:val="0"/>
+                        <w:keepLines w:val="0"/>
+                        <w:widowControl w:val="0"/>
+                        <w:suppressLineNumbers w:val="0"/>
+                        <w:spacing w:before="0" w:beforeAutospacing="0" w:after="0" w:afterAutospacing="0"/>
+                        <w:ind w:left="0" w:right="0"/>
+                        <w:jc w:val="both"/>
+                        <w:rPr>
+                          <w:rFonts w:hint="eastAsia" w:ascii="Times New Roman" w:hAnsi="Times New Roman" w:eastAsia="宋体" w:cs="Times New Roman"/>
+                          <w:kern w:val="0"/>
+                          <w:sz w:val="21"/>
+                          <w:szCs w:val="21"/>
+                          <w:lang w:val="en-US" w:eastAsia="zh-CN" w:bidi="ar"/>
+                        </w:rPr>
+                      </w:pPr>
+                    </w:p>
+                    <w:p>
+                      <w:pPr>
+                        <w:pStyle w:val="7"/>
+                        <w:numPr>
+                          <w:ilvl w:val="0"/>
+                          <w:numId w:val="0"/>
+                        </w:numPr>
+                        <w:adjustRightInd w:val="0"/>
+                        <w:snapToGrid w:val="0"/>
+                        <w:spacing w:line="400" w:lineRule="exact"/>
+                        <w:ind w:leftChars="0"/>
+                        <w:rPr>
+                          <w:rFonts w:asciiTheme="minorEastAsia" w:hAnsiTheme="minorEastAsia" w:eastAsiaTheme="minorEastAsia"/>
+                          <w:color w:val="414141"/>
+                          <w:sz w:val="24"/>
+                          <w:szCs w:val="24"/>
+                        </w:rPr>
+                      </w:pPr>
+                      <w:r>
+                        <w:rPr>
+                          <w:rFonts w:hint="eastAsia" w:asciiTheme="minorEastAsia" w:hAnsiTheme="minorEastAsia" w:eastAsiaTheme="minorEastAsia"/>
+                          <w:color w:val="414141"/>
+                          <w:sz w:val="24"/>
+                          <w:szCs w:val="24"/>
+                        </w:rPr>
+                        <w:t xml:space="preserve">                                                                                                                                                                        </w:t>
+                      </w:r>
+                    </w:p>
+                    <w:p>
+                      <w:pPr>
+                        <w:adjustRightInd w:val="0"/>
+                        <w:snapToGrid w:val="0"/>
+                        <w:spacing w:line="400" w:lineRule="exact"/>
+                        <w:rPr>
+                          <w:rFonts w:asciiTheme="minorEastAsia" w:hAnsiTheme="minorEastAsia" w:eastAsiaTheme="minorEastAsia"/>
+                          <w:color w:val="414141"/>
+                          <w:sz w:val="24"/>
+                          <w:szCs w:val="24"/>
+                        </w:rPr>
+                      </w:pPr>
+                    </w:p>
+                    <w:p>
+                      <w:pPr>
+                        <w:spacing w:line="400" w:lineRule="exact"/>
+                        <w:rPr>
+                          <w:rFonts w:asciiTheme="minorEastAsia" w:hAnsiTheme="minorEastAsia" w:eastAsiaTheme="minorEastAsia"/>
+                          <w:sz w:val="24"/>
+                          <w:szCs w:val="24"/>
+                        </w:rPr>
+                      </w:pPr>
+                    </w:p>
+                  </w:txbxContent>
+                </v:textbox>
+              </v:shape>
+            </w:pict>
+          </mc:Fallback>
+        </mc:AlternateContent>
+      </w:r>
+      <w:r>
         <w:rPr>
           <w:sz w:val="21"/>
         </w:rPr>
@@ -3269,7 +3147,7 @@
                   <wp:posOffset>-632460</wp:posOffset>
                 </wp:positionH>
                 <wp:positionV relativeFrom="paragraph">
-                  <wp:posOffset>2716530</wp:posOffset>
+                  <wp:posOffset>2691130</wp:posOffset>
                 </wp:positionV>
                 <wp:extent cx="6665595" cy="299085"/>
                 <wp:effectExtent l="0" t="0" r="9525" b="5715"/>
@@ -3514,7 +3392,7 @@
           </mc:Choice>
           <mc:Fallback>
             <w:pict>
-              <v:group id="_x0000_s1026" o:spid="_x0000_s1026" o:spt="203" style="position:absolute;left:0pt;margin-left:-49.8pt;margin-top:213.9pt;height:23.55pt;width:524.85pt;z-index:251662336;mso-width-relative:page;mso-height-relative:page;" coordorigin="5843,5980" coordsize="10497,471" o:gfxdata="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">
+              <v:group id="_x0000_s1026" o:spid="_x0000_s1026" o:spt="203" style="position:absolute;left:0pt;margin-left:-49.8pt;margin-top:211.9pt;height:23.55pt;width:524.85pt;z-index:251662336;mso-width-relative:page;mso-height-relative:page;" coordorigin="5843,5980" coordsize="10497,471" o:gfxdata="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">
                 <o:lock v:ext="edit" aspectratio="f"/>
                 <v:group id="_x0000_s1026" o:spid="_x0000_s1026" o:spt="203" style="position:absolute;left:5843;top:5997;height:442;width:10497;" coordorigin="5497,3702" coordsize="10497,442" o:gfxdata="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">
                   <o:lock v:ext="edit" aspectratio="f"/>
@@ -3603,18 +3481,1086 @@
         </mc:AlternateContent>
       </w:r>
       <w:r>
+        <w:rPr>
+          <w:sz w:val="21"/>
+        </w:rPr>
+        <mc:AlternateContent>
+          <mc:Choice Requires="wps">
+            <w:drawing>
+              <wp:anchor distT="0" distB="0" distL="114300" distR="114300" simplePos="0" relativeHeight="251668480" behindDoc="0" locked="0" layoutInCell="1" allowOverlap="1">
+                <wp:simplePos x="0" y="0"/>
+                <wp:positionH relativeFrom="column">
+                  <wp:posOffset>-598805</wp:posOffset>
+                </wp:positionH>
+                <wp:positionV relativeFrom="paragraph">
+                  <wp:posOffset>8275320</wp:posOffset>
+                </wp:positionV>
+                <wp:extent cx="6548120" cy="588645"/>
+                <wp:effectExtent l="0" t="0" r="0" b="0"/>
+                <wp:wrapNone/>
+                <wp:docPr id="42" name="文本框 42"/>
+                <wp:cNvGraphicFramePr/>
+                <a:graphic xmlns:a="http://schemas.openxmlformats.org/drawingml/2006/main">
+                  <a:graphicData uri="http://schemas.microsoft.com/office/word/2010/wordprocessingShape">
+                    <wps:wsp>
+                      <wps:cNvSpPr txBox="1"/>
+                      <wps:spPr>
+                        <a:xfrm>
+                          <a:off x="584835" y="9427845"/>
+                          <a:ext cx="6548120" cy="588645"/>
+                        </a:xfrm>
+                        <a:prstGeom prst="rect">
+                          <a:avLst/>
+                        </a:prstGeom>
+                        <a:noFill/>
+                        <a:ln w="6350">
+                          <a:noFill/>
+                        </a:ln>
+                        <a:effectLst/>
+                      </wps:spPr>
+                      <wps:style>
+                        <a:lnRef idx="0">
+                          <a:schemeClr val="accent1"/>
+                        </a:lnRef>
+                        <a:fillRef idx="0">
+                          <a:schemeClr val="accent1"/>
+                        </a:fillRef>
+                        <a:effectRef idx="0">
+                          <a:schemeClr val="accent1"/>
+                        </a:effectRef>
+                        <a:fontRef idx="minor">
+                          <a:schemeClr val="dk1"/>
+                        </a:fontRef>
+                      </wps:style>
+                      <wps:txbx>
+                        <w:txbxContent>
+                          <w:p>
+                            <w:pPr>
+                              <w:rPr>
+                                <w:rFonts w:hint="default" w:ascii="Times New Roman" w:hAnsi="Times New Roman" w:cs="Times New Roman"/>
+                                <w:b w:val="0"/>
+                                <w:bCs w:val="0"/>
+                                <w:lang w:val="en-US" w:eastAsia="zh-CN"/>
+                              </w:rPr>
+                            </w:pPr>
+                            <w:r>
+                              <w:rPr>
+                                <w:rFonts w:hint="eastAsia"/>
+                                <w:b w:val="0"/>
+                                <w:bCs w:val="0"/>
+                                <w:lang w:val="en-US" w:eastAsia="zh-CN"/>
+                              </w:rPr>
+                              <w:t xml:space="preserve">个人主页: </w:t>
+                            </w:r>
+                            <w:r>
+                              <w:rPr>
+                                <w:rFonts w:hint="default" w:ascii="Times New Roman" w:hAnsi="Times New Roman" w:cs="Times New Roman"/>
+                                <w:b w:val="0"/>
+                                <w:bCs w:val="0"/>
+                                <w:lang w:val="en-US" w:eastAsia="zh-CN"/>
+                              </w:rPr>
+                              <w:fldChar w:fldCharType="begin"/>
+                            </w:r>
+                            <w:r>
+                              <w:rPr>
+                                <w:rFonts w:hint="default" w:ascii="Times New Roman" w:hAnsi="Times New Roman" w:cs="Times New Roman"/>
+                                <w:b w:val="0"/>
+                                <w:bCs w:val="0"/>
+                                <w:lang w:val="en-US" w:eastAsia="zh-CN"/>
+                              </w:rPr>
+                              <w:instrText xml:space="preserve"> HYPERLINK "https://zhouyangze.github.io/" </w:instrText>
+                            </w:r>
+                            <w:r>
+                              <w:rPr>
+                                <w:rFonts w:hint="default" w:ascii="Times New Roman" w:hAnsi="Times New Roman" w:cs="Times New Roman"/>
+                                <w:b w:val="0"/>
+                                <w:bCs w:val="0"/>
+                                <w:lang w:val="en-US" w:eastAsia="zh-CN"/>
+                              </w:rPr>
+                              <w:fldChar w:fldCharType="separate"/>
+                            </w:r>
+                            <w:r>
+                              <w:rPr>
+                                <w:rStyle w:val="6"/>
+                                <w:rFonts w:hint="default" w:ascii="Times New Roman" w:hAnsi="Times New Roman" w:cs="Times New Roman"/>
+                                <w:b w:val="0"/>
+                                <w:bCs w:val="0"/>
+                                <w:lang w:val="en-US" w:eastAsia="zh-CN"/>
+                              </w:rPr>
+                              <w:t>https://zhouyangze.github.io/</w:t>
+                            </w:r>
+                            <w:r>
+                              <w:rPr>
+                                <w:rFonts w:hint="default" w:ascii="Times New Roman" w:hAnsi="Times New Roman" w:cs="Times New Roman"/>
+                                <w:b w:val="0"/>
+                                <w:bCs w:val="0"/>
+                                <w:lang w:val="en-US" w:eastAsia="zh-CN"/>
+                              </w:rPr>
+                              <w:fldChar w:fldCharType="end"/>
+                            </w:r>
+                          </w:p>
+                          <w:p>
+                            <w:pPr>
+                              <w:rPr>
+                                <w:rFonts w:hint="default" w:ascii="Times New Roman" w:hAnsi="Times New Roman" w:cs="Times New Roman"/>
+                                <w:b w:val="0"/>
+                                <w:bCs w:val="0"/>
+                                <w:lang w:val="en-US" w:eastAsia="zh-CN"/>
+                              </w:rPr>
+                            </w:pPr>
+                            <w:r>
+                              <w:rPr>
+                                <w:rFonts w:hint="eastAsia" w:ascii="Times New Roman" w:hAnsi="Times New Roman" w:cs="Times New Roman"/>
+                                <w:b w:val="0"/>
+                                <w:bCs w:val="0"/>
+                                <w:lang w:val="en-US" w:eastAsia="zh-CN"/>
+                              </w:rPr>
+                              <w:t>谷歌学术: https://scholar.google.com/citations?user=ZxFQboUAAAAJ&amp;hl=zh-CN</w:t>
+                            </w:r>
+                          </w:p>
+                        </w:txbxContent>
+                      </wps:txbx>
+                      <wps:bodyPr rot="0" spcFirstLastPara="0" vertOverflow="overflow" horzOverflow="overflow" vert="horz" wrap="square" lIns="91440" tIns="45720" rIns="91440" bIns="45720" numCol="1" spcCol="0" rtlCol="0" fromWordArt="0" anchor="t" anchorCtr="0" forceAA="0" compatLnSpc="1">
+                        <a:noAutofit/>
+                      </wps:bodyPr>
+                    </wps:wsp>
+                  </a:graphicData>
+                </a:graphic>
+              </wp:anchor>
+            </w:drawing>
+          </mc:Choice>
+          <mc:Fallback>
+            <w:pict>
+              <v:shape id="_x0000_s1026" o:spid="_x0000_s1026" o:spt="202" type="#_x0000_t202" style="position:absolute;left:0pt;margin-left:-47.15pt;margin-top:651.6pt;height:46.35pt;width:515.6pt;z-index:251668480;mso-width-relative:page;mso-height-relative:page;" filled="f" stroked="f" coordsize="21600,21600" o:gfxdata="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">
+                <v:fill on="f" focussize="0,0"/>
+                <v:stroke on="f" weight="0.5pt"/>
+                <v:imagedata o:title=""/>
+                <o:lock v:ext="edit" aspectratio="f"/>
+                <v:textbox>
+                  <w:txbxContent>
+                    <w:p>
+                      <w:pPr>
+                        <w:rPr>
+                          <w:rFonts w:hint="default" w:ascii="Times New Roman" w:hAnsi="Times New Roman" w:cs="Times New Roman"/>
+                          <w:b w:val="0"/>
+                          <w:bCs w:val="0"/>
+                          <w:lang w:val="en-US" w:eastAsia="zh-CN"/>
+                        </w:rPr>
+                      </w:pPr>
+                      <w:r>
+                        <w:rPr>
+                          <w:rFonts w:hint="eastAsia"/>
+                          <w:b w:val="0"/>
+                          <w:bCs w:val="0"/>
+                          <w:lang w:val="en-US" w:eastAsia="zh-CN"/>
+                        </w:rPr>
+                        <w:t xml:space="preserve">个人主页: </w:t>
+                      </w:r>
+                      <w:r>
+                        <w:rPr>
+                          <w:rFonts w:hint="default" w:ascii="Times New Roman" w:hAnsi="Times New Roman" w:cs="Times New Roman"/>
+                          <w:b w:val="0"/>
+                          <w:bCs w:val="0"/>
+                          <w:lang w:val="en-US" w:eastAsia="zh-CN"/>
+                        </w:rPr>
+                        <w:fldChar w:fldCharType="begin"/>
+                      </w:r>
+                      <w:r>
+                        <w:rPr>
+                          <w:rFonts w:hint="default" w:ascii="Times New Roman" w:hAnsi="Times New Roman" w:cs="Times New Roman"/>
+                          <w:b w:val="0"/>
+                          <w:bCs w:val="0"/>
+                          <w:lang w:val="en-US" w:eastAsia="zh-CN"/>
+                        </w:rPr>
+                        <w:instrText xml:space="preserve"> HYPERLINK "https://zhouyangze.github.io/" </w:instrText>
+                      </w:r>
+                      <w:r>
+                        <w:rPr>
+                          <w:rFonts w:hint="default" w:ascii="Times New Roman" w:hAnsi="Times New Roman" w:cs="Times New Roman"/>
+                          <w:b w:val="0"/>
+                          <w:bCs w:val="0"/>
+                          <w:lang w:val="en-US" w:eastAsia="zh-CN"/>
+                        </w:rPr>
+                        <w:fldChar w:fldCharType="separate"/>
+                      </w:r>
+                      <w:r>
+                        <w:rPr>
+                          <w:rStyle w:val="6"/>
+                          <w:rFonts w:hint="default" w:ascii="Times New Roman" w:hAnsi="Times New Roman" w:cs="Times New Roman"/>
+                          <w:b w:val="0"/>
+                          <w:bCs w:val="0"/>
+                          <w:lang w:val="en-US" w:eastAsia="zh-CN"/>
+                        </w:rPr>
+                        <w:t>https://zhouyangze.github.io/</w:t>
+                      </w:r>
+                      <w:r>
+                        <w:rPr>
+                          <w:rFonts w:hint="default" w:ascii="Times New Roman" w:hAnsi="Times New Roman" w:cs="Times New Roman"/>
+                          <w:b w:val="0"/>
+                          <w:bCs w:val="0"/>
+                          <w:lang w:val="en-US" w:eastAsia="zh-CN"/>
+                        </w:rPr>
+                        <w:fldChar w:fldCharType="end"/>
+                      </w:r>
+                    </w:p>
+                    <w:p>
+                      <w:pPr>
+                        <w:rPr>
+                          <w:rFonts w:hint="default" w:ascii="Times New Roman" w:hAnsi="Times New Roman" w:cs="Times New Roman"/>
+                          <w:b w:val="0"/>
+                          <w:bCs w:val="0"/>
+                          <w:lang w:val="en-US" w:eastAsia="zh-CN"/>
+                        </w:rPr>
+                      </w:pPr>
+                      <w:r>
+                        <w:rPr>
+                          <w:rFonts w:hint="eastAsia" w:ascii="Times New Roman" w:hAnsi="Times New Roman" w:cs="Times New Roman"/>
+                          <w:b w:val="0"/>
+                          <w:bCs w:val="0"/>
+                          <w:lang w:val="en-US" w:eastAsia="zh-CN"/>
+                        </w:rPr>
+                        <w:t>谷歌学术: https://scholar.google.com/citations?user=ZxFQboUAAAAJ&amp;hl=zh-CN</w:t>
+                      </w:r>
+                    </w:p>
+                  </w:txbxContent>
+                </v:textbox>
+              </v:shape>
+            </w:pict>
+          </mc:Fallback>
+        </mc:AlternateContent>
+      </w:r>
+      <w:r>
+        <w:rPr>
+          <w:sz w:val="21"/>
+        </w:rPr>
+        <mc:AlternateContent>
+          <mc:Choice Requires="wps">
+            <w:drawing>
+              <wp:anchor distT="0" distB="0" distL="114300" distR="114300" simplePos="0" relativeHeight="251667456" behindDoc="0" locked="0" layoutInCell="1" allowOverlap="1">
+                <wp:simplePos x="0" y="0"/>
+                <wp:positionH relativeFrom="column">
+                  <wp:posOffset>-556260</wp:posOffset>
+                </wp:positionH>
+                <wp:positionV relativeFrom="paragraph">
+                  <wp:posOffset>8007350</wp:posOffset>
+                </wp:positionV>
+                <wp:extent cx="920750" cy="299085"/>
+                <wp:effectExtent l="0" t="0" r="0" b="0"/>
+                <wp:wrapNone/>
+                <wp:docPr id="108" name="文本框 2"/>
+                <wp:cNvGraphicFramePr/>
+                <a:graphic xmlns:a="http://schemas.openxmlformats.org/drawingml/2006/main">
+                  <a:graphicData uri="http://schemas.microsoft.com/office/word/2010/wordprocessingShape">
+                    <wps:wsp>
+                      <wps:cNvSpPr txBox="1">
+                        <a:spLocks noChangeArrowheads="1"/>
+                      </wps:cNvSpPr>
+                      <wps:spPr bwMode="auto">
+                        <a:xfrm>
+                          <a:off x="586740" y="9140190"/>
+                          <a:ext cx="920750" cy="299085"/>
+                        </a:xfrm>
+                        <a:prstGeom prst="rect">
+                          <a:avLst/>
+                        </a:prstGeom>
+                        <a:noFill/>
+                        <a:ln w="9525">
+                          <a:noFill/>
+                          <a:miter lim="800000"/>
+                        </a:ln>
+                      </wps:spPr>
+                      <wps:txbx>
+                        <w:txbxContent>
+                          <w:p>
+                            <w:pPr>
+                              <w:numPr>
+                                <w:ilvl w:val="0"/>
+                                <w:numId w:val="0"/>
+                              </w:numPr>
+                              <w:ind w:leftChars="0"/>
+                              <w:jc w:val="distribute"/>
+                              <w:rPr>
+                                <w:rFonts w:hint="eastAsia" w:ascii="宋体" w:hAnsi="宋体" w:eastAsia="宋体" w:cs="宋体"/>
+                                <w:b/>
+                                <w:bCs w:val="0"/>
+                                <w:color w:val="FFFFFF" w:themeColor="background1"/>
+                                <w:sz w:val="24"/>
+                                <w:szCs w:val="24"/>
+                                <w:lang w:val="en-US" w:eastAsia="zh-CN"/>
+                                <w14:textFill>
+                                  <w14:solidFill>
+                                    <w14:schemeClr w14:val="bg1"/>
+                                  </w14:solidFill>
+                                </w14:textFill>
+                              </w:rPr>
+                            </w:pPr>
+                            <w:r>
+                              <w:rPr>
+                                <w:rFonts w:hint="eastAsia" w:ascii="宋体" w:hAnsi="宋体" w:eastAsia="宋体" w:cs="宋体"/>
+                                <w:b/>
+                                <w:bCs w:val="0"/>
+                                <w:color w:val="FFFFFF" w:themeColor="background1"/>
+                                <w:sz w:val="24"/>
+                                <w:szCs w:val="24"/>
+                                <w:lang w:val="en-US" w:eastAsia="zh-CN"/>
+                                <w14:textFill>
+                                  <w14:solidFill>
+                                    <w14:schemeClr w14:val="bg1"/>
+                                  </w14:solidFill>
+                                </w14:textFill>
+                              </w:rPr>
+                              <w:t>其他信息</w:t>
+                            </w:r>
+                          </w:p>
+                        </w:txbxContent>
+                      </wps:txbx>
+                      <wps:bodyPr rot="0" vert="horz" wrap="square" lIns="91440" tIns="45720" rIns="91440" bIns="45720" anchor="ctr" anchorCtr="0">
+                        <a:spAutoFit/>
+                      </wps:bodyPr>
+                    </wps:wsp>
+                  </a:graphicData>
+                </a:graphic>
+              </wp:anchor>
+            </w:drawing>
+          </mc:Choice>
+          <mc:Fallback>
+            <w:pict>
+              <v:shape id="文本框 2" o:spid="_x0000_s1026" o:spt="202" type="#_x0000_t202" style="position:absolute;left:0pt;margin-left:-43.8pt;margin-top:630.5pt;height:23.55pt;width:72.5pt;z-index:251667456;v-text-anchor:middle;mso-width-relative:page;mso-height-relative:page;" filled="f" stroked="f" coordsize="21600,21600" o:gfxdata="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">
+                <v:fill on="f" focussize="0,0"/>
+                <v:stroke on="f" miterlimit="8" joinstyle="miter"/>
+                <v:imagedata o:title=""/>
+                <o:lock v:ext="edit" aspectratio="f"/>
+                <v:textbox style="mso-fit-shape-to-text:t;">
+                  <w:txbxContent>
+                    <w:p>
+                      <w:pPr>
+                        <w:numPr>
+                          <w:ilvl w:val="0"/>
+                          <w:numId w:val="0"/>
+                        </w:numPr>
+                        <w:ind w:leftChars="0"/>
+                        <w:jc w:val="distribute"/>
+                        <w:rPr>
+                          <w:rFonts w:hint="eastAsia" w:ascii="宋体" w:hAnsi="宋体" w:eastAsia="宋体" w:cs="宋体"/>
+                          <w:b/>
+                          <w:bCs w:val="0"/>
+                          <w:color w:val="FFFFFF" w:themeColor="background1"/>
+                          <w:sz w:val="24"/>
+                          <w:szCs w:val="24"/>
+                          <w:lang w:val="en-US" w:eastAsia="zh-CN"/>
+                          <w14:textFill>
+                            <w14:solidFill>
+                              <w14:schemeClr w14:val="bg1"/>
+                            </w14:solidFill>
+                          </w14:textFill>
+                        </w:rPr>
+                      </w:pPr>
+                      <w:r>
+                        <w:rPr>
+                          <w:rFonts w:hint="eastAsia" w:ascii="宋体" w:hAnsi="宋体" w:eastAsia="宋体" w:cs="宋体"/>
+                          <w:b/>
+                          <w:bCs w:val="0"/>
+                          <w:color w:val="FFFFFF" w:themeColor="background1"/>
+                          <w:sz w:val="24"/>
+                          <w:szCs w:val="24"/>
+                          <w:lang w:val="en-US" w:eastAsia="zh-CN"/>
+                          <w14:textFill>
+                            <w14:solidFill>
+                              <w14:schemeClr w14:val="bg1"/>
+                            </w14:solidFill>
+                          </w14:textFill>
+                        </w:rPr>
+                        <w:t>其他信息</w:t>
+                      </w:r>
+                    </w:p>
+                  </w:txbxContent>
+                </v:textbox>
+              </v:shape>
+            </w:pict>
+          </mc:Fallback>
+        </mc:AlternateContent>
+      </w:r>
+      <w:r>
+        <w:rPr>
+          <w:sz w:val="21"/>
+        </w:rPr>
+        <mc:AlternateContent>
+          <mc:Choice Requires="wpg">
+            <w:drawing>
+              <wp:anchor distT="0" distB="0" distL="114300" distR="114300" simplePos="0" relativeHeight="251666432" behindDoc="0" locked="0" layoutInCell="1" allowOverlap="1">
+                <wp:simplePos x="0" y="0"/>
+                <wp:positionH relativeFrom="column">
+                  <wp:posOffset>-632460</wp:posOffset>
+                </wp:positionH>
+                <wp:positionV relativeFrom="paragraph">
+                  <wp:posOffset>7995285</wp:posOffset>
+                </wp:positionV>
+                <wp:extent cx="6665595" cy="280670"/>
+                <wp:effectExtent l="0" t="0" r="9525" b="8890"/>
+                <wp:wrapNone/>
+                <wp:docPr id="19" name="组合 19"/>
+                <wp:cNvGraphicFramePr/>
+                <a:graphic xmlns:a="http://schemas.openxmlformats.org/drawingml/2006/main">
+                  <a:graphicData uri="http://schemas.microsoft.com/office/word/2010/wordprocessingGroup">
+                    <wpg:wgp>
+                      <wpg:cNvGrpSpPr/>
+                      <wpg:grpSpPr>
+                        <a:xfrm rot="0">
+                          <a:off x="510540" y="9163685"/>
+                          <a:ext cx="6665595" cy="280670"/>
+                          <a:chOff x="5497" y="3702"/>
+                          <a:chExt cx="10497" cy="442"/>
+                        </a:xfrm>
+                        <a:solidFill>
+                          <a:srgbClr val="222222"/>
+                        </a:solidFill>
+                      </wpg:grpSpPr>
+                      <wps:wsp>
+                        <wps:cNvPr id="21" name="直接连接符 9"/>
+                        <wps:cNvCnPr/>
+                        <wps:spPr>
+                          <a:xfrm flipV="1">
+                            <a:off x="5789" y="3900"/>
+                            <a:ext cx="10205" cy="35"/>
+                          </a:xfrm>
+                          <a:prstGeom prst="line">
+                            <a:avLst/>
+                          </a:prstGeom>
+                          <a:grpFill/>
+                          <a:ln>
+                            <a:solidFill>
+                              <a:schemeClr val="bg1">
+                                <a:lumMod val="85000"/>
+                              </a:schemeClr>
+                            </a:solidFill>
+                          </a:ln>
+                        </wps:spPr>
+                        <wps:style>
+                          <a:lnRef idx="1">
+                            <a:schemeClr val="accent1"/>
+                          </a:lnRef>
+                          <a:fillRef idx="0">
+                            <a:schemeClr val="accent1"/>
+                          </a:fillRef>
+                          <a:effectRef idx="0">
+                            <a:schemeClr val="accent1"/>
+                          </a:effectRef>
+                          <a:fontRef idx="minor">
+                            <a:schemeClr val="tx1"/>
+                          </a:fontRef>
+                        </wps:style>
+                        <wps:bodyPr/>
+                      </wps:wsp>
+                      <wps:wsp>
+                        <wps:cNvPr id="22" name="矩形: 圆角 26"/>
+                        <wps:cNvSpPr/>
+                        <wps:spPr>
+                          <a:xfrm>
+                            <a:off x="5497" y="3702"/>
+                            <a:ext cx="1858" cy="442"/>
+                          </a:xfrm>
+                          <a:custGeom>
+                            <a:avLst/>
+                            <a:gdLst>
+                              <a:gd name="connsiteX0" fmla="*/ 0 w 1858"/>
+                              <a:gd name="connsiteY0" fmla="*/ 442 h 442"/>
+                              <a:gd name="connsiteX1" fmla="*/ 0 w 1858"/>
+                              <a:gd name="connsiteY1" fmla="*/ 1 h 442"/>
+                              <a:gd name="connsiteX2" fmla="*/ 1786 w 1858"/>
+                              <a:gd name="connsiteY2" fmla="*/ 0 h 442"/>
+                              <a:gd name="connsiteX3" fmla="*/ 1858 w 1858"/>
+                              <a:gd name="connsiteY3" fmla="*/ 442 h 442"/>
+                              <a:gd name="connsiteX4" fmla="*/ 0 w 1858"/>
+                              <a:gd name="connsiteY4" fmla="*/ 442 h 442"/>
+                            </a:gdLst>
+                            <a:ahLst/>
+                            <a:cxnLst>
+                              <a:cxn ang="0">
+                                <a:pos x="connsiteX0" y="connsiteY0"/>
+                              </a:cxn>
+                              <a:cxn ang="0">
+                                <a:pos x="connsiteX1" y="connsiteY1"/>
+                              </a:cxn>
+                              <a:cxn ang="0">
+                                <a:pos x="connsiteX2" y="connsiteY2"/>
+                              </a:cxn>
+                              <a:cxn ang="0">
+                                <a:pos x="connsiteX3" y="connsiteY3"/>
+                              </a:cxn>
+                              <a:cxn ang="0">
+                                <a:pos x="connsiteX4" y="connsiteY4"/>
+                              </a:cxn>
+                            </a:cxnLst>
+                            <a:rect l="l" t="t" r="r" b="b"/>
+                            <a:pathLst>
+                              <a:path w="1858" h="442">
+                                <a:moveTo>
+                                  <a:pt x="0" y="442"/>
+                                </a:moveTo>
+                                <a:lnTo>
+                                  <a:pt x="0" y="1"/>
+                                </a:lnTo>
+                                <a:lnTo>
+                                  <a:pt x="1786" y="0"/>
+                                </a:lnTo>
+                                <a:lnTo>
+                                  <a:pt x="1858" y="442"/>
+                                </a:lnTo>
+                                <a:lnTo>
+                                  <a:pt x="0" y="442"/>
+                                </a:lnTo>
+                                <a:close/>
+                              </a:path>
+                            </a:pathLst>
+                          </a:custGeom>
+                          <a:grpFill/>
+                          <a:ln>
+                            <a:noFill/>
+                          </a:ln>
+                        </wps:spPr>
+                        <wps:style>
+                          <a:lnRef idx="2">
+                            <a:schemeClr val="accent1">
+                              <a:shade val="50000"/>
+                            </a:schemeClr>
+                          </a:lnRef>
+                          <a:fillRef idx="1">
+                            <a:schemeClr val="accent1"/>
+                          </a:fillRef>
+                          <a:effectRef idx="0">
+                            <a:schemeClr val="accent1"/>
+                          </a:effectRef>
+                          <a:fontRef idx="minor">
+                            <a:schemeClr val="lt1"/>
+                          </a:fontRef>
+                        </wps:style>
+                        <wps:bodyPr rtlCol="0" anchor="ctr"/>
+                      </wps:wsp>
+                    </wpg:wgp>
+                  </a:graphicData>
+                </a:graphic>
+              </wp:anchor>
+            </w:drawing>
+          </mc:Choice>
+          <mc:Fallback>
+            <w:pict>
+              <v:group id="_x0000_s1026" o:spid="_x0000_s1026" o:spt="203" style="position:absolute;left:0pt;margin-left:-49.8pt;margin-top:629.55pt;height:22.1pt;width:524.85pt;z-index:251666432;mso-width-relative:page;mso-height-relative:page;" coordorigin="5497,3702" coordsize="10497,442" o:gfxdata="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">
+                <o:lock v:ext="edit" aspectratio="f"/>
+                <v:line id="直接连接符 9" o:spid="_x0000_s1026" o:spt="20" style="position:absolute;left:5789;top:3900;flip:y;height:35;width:10205;" filled="t" stroked="t" coordsize="21600,21600" o:gfxdata="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">
+                  <v:fill on="t" focussize="0,0"/>
+                  <v:stroke weight="0.5pt" color="#D9D9D9 [2732]" miterlimit="8" joinstyle="miter"/>
+                  <v:imagedata o:title=""/>
+                  <o:lock v:ext="edit" aspectratio="f"/>
+                </v:line>
+                <v:shape id="矩形: 圆角 26" o:spid="_x0000_s1026" o:spt="100" style="position:absolute;left:5497;top:3702;height:442;width:1858;v-text-anchor:middle;" filled="t" stroked="f" coordsize="1858,442" o:gfxdata="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" path="m0,442l0,1,1786,0,1858,442,0,442xe">
+                  <v:path o:connectlocs="0,442;0,1;1786,0;1858,442;0,442" o:connectangles="0,0,0,0,0"/>
+                  <v:fill on="t" focussize="0,0"/>
+                  <v:stroke on="f" weight="1pt" miterlimit="8" joinstyle="miter"/>
+                  <v:imagedata o:title=""/>
+                  <o:lock v:ext="edit" aspectratio="f"/>
+                </v:shape>
+              </v:group>
+            </w:pict>
+          </mc:Fallback>
+        </mc:AlternateContent>
+      </w:r>
+      <w:r>
+        <w:rPr>
+          <w:sz w:val="21"/>
+        </w:rPr>
+        <mc:AlternateContent>
+          <mc:Choice Requires="wps">
+            <w:drawing>
+              <wp:anchor distT="0" distB="0" distL="114300" distR="114300" simplePos="0" relativeHeight="251674624" behindDoc="0" locked="0" layoutInCell="1" allowOverlap="1">
+                <wp:simplePos x="0" y="0"/>
+                <wp:positionH relativeFrom="column">
+                  <wp:posOffset>-603885</wp:posOffset>
+                </wp:positionH>
+                <wp:positionV relativeFrom="paragraph">
+                  <wp:posOffset>7422515</wp:posOffset>
+                </wp:positionV>
+                <wp:extent cx="6546215" cy="563880"/>
+                <wp:effectExtent l="0" t="0" r="0" b="0"/>
+                <wp:wrapNone/>
+                <wp:docPr id="25" name="文本框 42"/>
+                <wp:cNvGraphicFramePr/>
+                <a:graphic xmlns:a="http://schemas.openxmlformats.org/drawingml/2006/main">
+                  <a:graphicData uri="http://schemas.microsoft.com/office/word/2010/wordprocessingShape">
+                    <wps:wsp>
+                      <wps:cNvSpPr txBox="1"/>
+                      <wps:spPr>
+                        <a:xfrm>
+                          <a:off x="603250" y="8556625"/>
+                          <a:ext cx="6546215" cy="563880"/>
+                        </a:xfrm>
+                        <a:prstGeom prst="rect">
+                          <a:avLst/>
+                        </a:prstGeom>
+                        <a:noFill/>
+                        <a:ln w="6350">
+                          <a:noFill/>
+                        </a:ln>
+                        <a:effectLst/>
+                      </wps:spPr>
+                      <wps:style>
+                        <a:lnRef idx="0">
+                          <a:schemeClr val="accent1"/>
+                        </a:lnRef>
+                        <a:fillRef idx="0">
+                          <a:schemeClr val="accent1"/>
+                        </a:fillRef>
+                        <a:effectRef idx="0">
+                          <a:schemeClr val="accent1"/>
+                        </a:effectRef>
+                        <a:fontRef idx="minor">
+                          <a:schemeClr val="dk1"/>
+                        </a:fontRef>
+                      </wps:style>
+                      <wps:txbx>
+                        <w:txbxContent>
+                          <w:p>
+                            <w:pPr>
+                              <w:keepNext w:val="0"/>
+                              <w:keepLines w:val="0"/>
+                              <w:pageBreakBefore w:val="0"/>
+                              <w:widowControl w:val="0"/>
+                              <w:kinsoku/>
+                              <w:wordWrap/>
+                              <w:overflowPunct/>
+                              <w:topLinePunct w:val="0"/>
+                              <w:autoSpaceDE/>
+                              <w:autoSpaceDN/>
+                              <w:bidi w:val="0"/>
+                              <w:adjustRightInd/>
+                              <w:snapToGrid/>
+                              <w:spacing w:line="312" w:lineRule="auto"/>
+                              <w:textAlignment w:val="auto"/>
+                              <w:rPr>
+                                <w:rFonts w:hint="default" w:ascii="Times New Roman" w:hAnsi="Times New Roman" w:eastAsia="宋体" w:cs="Times New Roman"/>
+                                <w:kern w:val="0"/>
+                                <w:sz w:val="21"/>
+                                <w:szCs w:val="21"/>
+                                <w:lang w:val="en-US" w:eastAsia="zh-CN" w:bidi="ar"/>
+                              </w:rPr>
+                            </w:pPr>
+                            <w:r>
+                              <w:rPr>
+                                <w:rFonts w:hint="eastAsia" w:ascii="Times New Roman" w:hAnsi="Times New Roman" w:eastAsia="宋体" w:cs="Times New Roman"/>
+                                <w:kern w:val="0"/>
+                                <w:sz w:val="21"/>
+                                <w:szCs w:val="21"/>
+                                <w:lang w:val="en-US" w:eastAsia="zh-CN" w:bidi="ar"/>
+                              </w:rPr>
+                              <w:t>浙江省政府奖学金、浙江大学一等奖学金、永平奖学金、领航奖学金、浙江省校级优秀团员、浙江大学创新创业标兵、浙江大学学业优秀标兵、浙江大学优秀学生、浙江大学五星级志愿者</w:t>
+                            </w:r>
+                          </w:p>
+                        </w:txbxContent>
+                      </wps:txbx>
+                      <wps:bodyPr rot="0" spcFirstLastPara="0" vertOverflow="overflow" horzOverflow="overflow" vert="horz" wrap="square" lIns="91440" tIns="45720" rIns="91440" bIns="45720" numCol="1" spcCol="0" rtlCol="0" fromWordArt="0" anchor="t" anchorCtr="0" forceAA="0" compatLnSpc="1">
+                        <a:noAutofit/>
+                      </wps:bodyPr>
+                    </wps:wsp>
+                  </a:graphicData>
+                </a:graphic>
+              </wp:anchor>
+            </w:drawing>
+          </mc:Choice>
+          <mc:Fallback>
+            <w:pict>
+              <v:shape id="文本框 42" o:spid="_x0000_s1026" o:spt="202" type="#_x0000_t202" style="position:absolute;left:0pt;margin-left:-47.55pt;margin-top:584.45pt;height:44.4pt;width:515.45pt;z-index:251674624;mso-width-relative:page;mso-height-relative:page;" filled="f" stroked="f" coordsize="21600,21600" o:gfxdata="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">
+                <v:fill on="f" focussize="0,0"/>
+                <v:stroke on="f" weight="0.5pt"/>
+                <v:imagedata o:title=""/>
+                <o:lock v:ext="edit" aspectratio="f"/>
+                <v:textbox>
+                  <w:txbxContent>
+                    <w:p>
+                      <w:pPr>
+                        <w:keepNext w:val="0"/>
+                        <w:keepLines w:val="0"/>
+                        <w:pageBreakBefore w:val="0"/>
+                        <w:widowControl w:val="0"/>
+                        <w:kinsoku/>
+                        <w:wordWrap/>
+                        <w:overflowPunct/>
+                        <w:topLinePunct w:val="0"/>
+                        <w:autoSpaceDE/>
+                        <w:autoSpaceDN/>
+                        <w:bidi w:val="0"/>
+                        <w:adjustRightInd/>
+                        <w:snapToGrid/>
+                        <w:spacing w:line="312" w:lineRule="auto"/>
+                        <w:textAlignment w:val="auto"/>
+                        <w:rPr>
+                          <w:rFonts w:hint="default" w:ascii="Times New Roman" w:hAnsi="Times New Roman" w:eastAsia="宋体" w:cs="Times New Roman"/>
+                          <w:kern w:val="0"/>
+                          <w:sz w:val="21"/>
+                          <w:szCs w:val="21"/>
+                          <w:lang w:val="en-US" w:eastAsia="zh-CN" w:bidi="ar"/>
+                        </w:rPr>
+                      </w:pPr>
+                      <w:r>
+                        <w:rPr>
+                          <w:rFonts w:hint="eastAsia" w:ascii="Times New Roman" w:hAnsi="Times New Roman" w:eastAsia="宋体" w:cs="Times New Roman"/>
+                          <w:kern w:val="0"/>
+                          <w:sz w:val="21"/>
+                          <w:szCs w:val="21"/>
+                          <w:lang w:val="en-US" w:eastAsia="zh-CN" w:bidi="ar"/>
+                        </w:rPr>
+                        <w:t>浙江省政府奖学金、浙江大学一等奖学金、永平奖学金、领航奖学金、浙江省校级优秀团员、浙江大学创新创业标兵、浙江大学学业优秀标兵、浙江大学优秀学生、浙江大学五星级志愿者</w:t>
+                      </w:r>
+                    </w:p>
+                  </w:txbxContent>
+                </v:textbox>
+              </v:shape>
+            </w:pict>
+          </mc:Fallback>
+        </mc:AlternateContent>
+      </w:r>
+      <w:r>
+        <w:rPr>
+          <w:sz w:val="21"/>
+        </w:rPr>
+        <mc:AlternateContent>
+          <mc:Choice Requires="wpg">
+            <w:drawing>
+              <wp:anchor distT="0" distB="0" distL="114300" distR="114300" simplePos="0" relativeHeight="251672576" behindDoc="0" locked="0" layoutInCell="1" allowOverlap="1">
+                <wp:simplePos x="0" y="0"/>
+                <wp:positionH relativeFrom="column">
+                  <wp:posOffset>-632460</wp:posOffset>
+                </wp:positionH>
+                <wp:positionV relativeFrom="paragraph">
+                  <wp:posOffset>7140575</wp:posOffset>
+                </wp:positionV>
+                <wp:extent cx="6665595" cy="280670"/>
+                <wp:effectExtent l="0" t="0" r="9525" b="8890"/>
+                <wp:wrapNone/>
+                <wp:docPr id="12" name="组合 19"/>
+                <wp:cNvGraphicFramePr/>
+                <a:graphic xmlns:a="http://schemas.openxmlformats.org/drawingml/2006/main">
+                  <a:graphicData uri="http://schemas.microsoft.com/office/word/2010/wordprocessingGroup">
+                    <wpg:wgp>
+                      <wpg:cNvGrpSpPr/>
+                      <wpg:grpSpPr>
+                        <a:xfrm rot="0">
+                          <a:off x="510540" y="8303895"/>
+                          <a:ext cx="6665595" cy="280670"/>
+                          <a:chOff x="5497" y="3702"/>
+                          <a:chExt cx="10497" cy="442"/>
+                        </a:xfrm>
+                        <a:solidFill>
+                          <a:srgbClr val="222222"/>
+                        </a:solidFill>
+                      </wpg:grpSpPr>
+                      <wps:wsp>
+                        <wps:cNvPr id="20" name="直接连接符 9"/>
+                        <wps:cNvCnPr/>
+                        <wps:spPr>
+                          <a:xfrm flipV="1">
+                            <a:off x="5789" y="3900"/>
+                            <a:ext cx="10205" cy="35"/>
+                          </a:xfrm>
+                          <a:prstGeom prst="line">
+                            <a:avLst/>
+                          </a:prstGeom>
+                          <a:grpFill/>
+                          <a:ln>
+                            <a:solidFill>
+                              <a:schemeClr val="bg1">
+                                <a:lumMod val="85000"/>
+                              </a:schemeClr>
+                            </a:solidFill>
+                          </a:ln>
+                        </wps:spPr>
+                        <wps:style>
+                          <a:lnRef idx="1">
+                            <a:schemeClr val="accent1"/>
+                          </a:lnRef>
+                          <a:fillRef idx="0">
+                            <a:schemeClr val="accent1"/>
+                          </a:fillRef>
+                          <a:effectRef idx="0">
+                            <a:schemeClr val="accent1"/>
+                          </a:effectRef>
+                          <a:fontRef idx="minor">
+                            <a:schemeClr val="tx1"/>
+                          </a:fontRef>
+                        </wps:style>
+                        <wps:bodyPr/>
+                      </wps:wsp>
+                      <wps:wsp>
+                        <wps:cNvPr id="23" name="矩形: 圆角 26"/>
+                        <wps:cNvSpPr/>
+                        <wps:spPr>
+                          <a:xfrm>
+                            <a:off x="5497" y="3702"/>
+                            <a:ext cx="1858" cy="442"/>
+                          </a:xfrm>
+                          <a:custGeom>
+                            <a:avLst/>
+                            <a:gdLst>
+                              <a:gd name="connsiteX0" fmla="*/ 0 w 1858"/>
+                              <a:gd name="connsiteY0" fmla="*/ 442 h 442"/>
+                              <a:gd name="connsiteX1" fmla="*/ 0 w 1858"/>
+                              <a:gd name="connsiteY1" fmla="*/ 1 h 442"/>
+                              <a:gd name="connsiteX2" fmla="*/ 1786 w 1858"/>
+                              <a:gd name="connsiteY2" fmla="*/ 0 h 442"/>
+                              <a:gd name="connsiteX3" fmla="*/ 1858 w 1858"/>
+                              <a:gd name="connsiteY3" fmla="*/ 442 h 442"/>
+                              <a:gd name="connsiteX4" fmla="*/ 0 w 1858"/>
+                              <a:gd name="connsiteY4" fmla="*/ 442 h 442"/>
+                            </a:gdLst>
+                            <a:ahLst/>
+                            <a:cxnLst>
+                              <a:cxn ang="0">
+                                <a:pos x="connsiteX0" y="connsiteY0"/>
+                              </a:cxn>
+                              <a:cxn ang="0">
+                                <a:pos x="connsiteX1" y="connsiteY1"/>
+                              </a:cxn>
+                              <a:cxn ang="0">
+                                <a:pos x="connsiteX2" y="connsiteY2"/>
+                              </a:cxn>
+                              <a:cxn ang="0">
+                                <a:pos x="connsiteX3" y="connsiteY3"/>
+                              </a:cxn>
+                              <a:cxn ang="0">
+                                <a:pos x="connsiteX4" y="connsiteY4"/>
+                              </a:cxn>
+                            </a:cxnLst>
+                            <a:rect l="l" t="t" r="r" b="b"/>
+                            <a:pathLst>
+                              <a:path w="1858" h="442">
+                                <a:moveTo>
+                                  <a:pt x="0" y="442"/>
+                                </a:moveTo>
+                                <a:lnTo>
+                                  <a:pt x="0" y="1"/>
+                                </a:lnTo>
+                                <a:lnTo>
+                                  <a:pt x="1786" y="0"/>
+                                </a:lnTo>
+                                <a:lnTo>
+                                  <a:pt x="1858" y="442"/>
+                                </a:lnTo>
+                                <a:lnTo>
+                                  <a:pt x="0" y="442"/>
+                                </a:lnTo>
+                                <a:close/>
+                              </a:path>
+                            </a:pathLst>
+                          </a:custGeom>
+                          <a:grpFill/>
+                          <a:ln>
+                            <a:noFill/>
+                          </a:ln>
+                        </wps:spPr>
+                        <wps:style>
+                          <a:lnRef idx="2">
+                            <a:schemeClr val="accent1">
+                              <a:shade val="50000"/>
+                            </a:schemeClr>
+                          </a:lnRef>
+                          <a:fillRef idx="1">
+                            <a:schemeClr val="accent1"/>
+                          </a:fillRef>
+                          <a:effectRef idx="0">
+                            <a:schemeClr val="accent1"/>
+                          </a:effectRef>
+                          <a:fontRef idx="minor">
+                            <a:schemeClr val="lt1"/>
+                          </a:fontRef>
+                        </wps:style>
+                        <wps:bodyPr rtlCol="0" anchor="ctr"/>
+                      </wps:wsp>
+                    </wpg:wgp>
+                  </a:graphicData>
+                </a:graphic>
+              </wp:anchor>
+            </w:drawing>
+          </mc:Choice>
+          <mc:Fallback>
+            <w:pict>
+              <v:group id="组合 19" o:spid="_x0000_s1026" o:spt="203" style="position:absolute;left:0pt;margin-left:-49.8pt;margin-top:562.25pt;height:22.1pt;width:524.85pt;z-index:251672576;mso-width-relative:page;mso-height-relative:page;" coordorigin="5497,3702" coordsize="10497,442" o:gfxdata="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">
+                <o:lock v:ext="edit" aspectratio="f"/>
+                <v:line id="直接连接符 9" o:spid="_x0000_s1026" o:spt="20" style="position:absolute;left:5789;top:3900;flip:y;height:35;width:10205;" filled="t" stroked="t" coordsize="21600,21600" o:gfxdata="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">
+                  <v:fill on="t" focussize="0,0"/>
+                  <v:stroke weight="0.5pt" color="#D9D9D9" miterlimit="8" joinstyle="miter"/>
+                  <v:imagedata o:title=""/>
+                  <o:lock v:ext="edit" aspectratio="f"/>
+                </v:line>
+                <v:shape id="矩形: 圆角 26" o:spid="_x0000_s1026" o:spt="100" style="position:absolute;left:5497;top:3702;height:442;width:1858;v-text-anchor:middle;" filled="t" stroked="f" coordsize="1858,442" o:gfxdata="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" path="m0,442l0,1,1786,0,1858,442,0,442xe">
+                  <v:path o:connectlocs="0,442;0,1;1786,0;1858,442;0,442" o:connectangles="0,0,0,0,0"/>
+                  <v:fill on="t" focussize="0,0"/>
+                  <v:stroke on="f" weight="1pt" miterlimit="8" joinstyle="miter"/>
+                  <v:imagedata o:title=""/>
+                  <o:lock v:ext="edit" aspectratio="f"/>
+                </v:shape>
+              </v:group>
+            </w:pict>
+          </mc:Fallback>
+        </mc:AlternateContent>
+      </w:r>
+      <w:r>
+        <w:rPr>
+          <w:sz w:val="21"/>
+        </w:rPr>
+        <mc:AlternateContent>
+          <mc:Choice Requires="wps">
+            <w:drawing>
+              <wp:anchor distT="0" distB="0" distL="114300" distR="114300" simplePos="0" relativeHeight="251673600" behindDoc="0" locked="0" layoutInCell="1" allowOverlap="1">
+                <wp:simplePos x="0" y="0"/>
+                <wp:positionH relativeFrom="column">
+                  <wp:posOffset>-534670</wp:posOffset>
+                </wp:positionH>
+                <wp:positionV relativeFrom="paragraph">
+                  <wp:posOffset>7113905</wp:posOffset>
+                </wp:positionV>
+                <wp:extent cx="920750" cy="299085"/>
+                <wp:effectExtent l="0" t="0" r="0" b="0"/>
+                <wp:wrapNone/>
+                <wp:docPr id="24" name="文本框 2"/>
+                <wp:cNvGraphicFramePr/>
+                <a:graphic xmlns:a="http://schemas.openxmlformats.org/drawingml/2006/main">
+                  <a:graphicData uri="http://schemas.microsoft.com/office/word/2010/wordprocessingShape">
+                    <wps:wsp>
+                      <wps:cNvSpPr txBox="1">
+                        <a:spLocks noChangeArrowheads="1"/>
+                      </wps:cNvSpPr>
+                      <wps:spPr bwMode="auto">
+                        <a:xfrm>
+                          <a:off x="586740" y="8305800"/>
+                          <a:ext cx="920750" cy="299085"/>
+                        </a:xfrm>
+                        <a:prstGeom prst="rect">
+                          <a:avLst/>
+                        </a:prstGeom>
+                        <a:noFill/>
+                        <a:ln w="9525">
+                          <a:noFill/>
+                          <a:miter lim="800000"/>
+                        </a:ln>
+                      </wps:spPr>
+                      <wps:txbx>
+                        <w:txbxContent>
+                          <w:p>
+                            <w:pPr>
+                              <w:numPr>
+                                <w:ilvl w:val="0"/>
+                                <w:numId w:val="0"/>
+                              </w:numPr>
+                              <w:ind w:leftChars="0"/>
+                              <w:jc w:val="distribute"/>
+                              <w:rPr>
+                                <w:rFonts w:hint="eastAsia" w:ascii="宋体" w:hAnsi="宋体" w:eastAsia="宋体" w:cs="宋体"/>
+                                <w:b/>
+                                <w:color w:val="FFFFFF" w:themeColor="background1"/>
+                                <w:sz w:val="24"/>
+                                <w:szCs w:val="24"/>
+                                <w:lang w:val="en-US" w:eastAsia="zh-CN"/>
+                                <w14:textFill>
+                                  <w14:solidFill>
+                                    <w14:schemeClr w14:val="bg1"/>
+                                  </w14:solidFill>
+                                </w14:textFill>
+                              </w:rPr>
+                            </w:pPr>
+                            <w:r>
+                              <w:rPr>
+                                <w:rFonts w:hint="eastAsia" w:ascii="宋体" w:hAnsi="宋体" w:eastAsia="宋体" w:cs="宋体"/>
+                                <w:b/>
+                                <w:color w:val="FFFFFF" w:themeColor="background1"/>
+                                <w:sz w:val="24"/>
+                                <w:szCs w:val="24"/>
+                                <w:lang w:val="en-US" w:eastAsia="zh-CN"/>
+                                <w14:textFill>
+                                  <w14:solidFill>
+                                    <w14:schemeClr w14:val="bg1"/>
+                                  </w14:solidFill>
+                                </w14:textFill>
+                              </w:rPr>
+                              <w:t>所获荣誉</w:t>
+                            </w:r>
+                          </w:p>
+                        </w:txbxContent>
+                      </wps:txbx>
+                      <wps:bodyPr rot="0" vert="horz" wrap="square" lIns="91440" tIns="45720" rIns="91440" bIns="45720" anchor="ctr" anchorCtr="0">
+                        <a:spAutoFit/>
+                      </wps:bodyPr>
+                    </wps:wsp>
+                  </a:graphicData>
+                </a:graphic>
+              </wp:anchor>
+            </w:drawing>
+          </mc:Choice>
+          <mc:Fallback>
+            <w:pict>
+              <v:shape id="文本框 2" o:spid="_x0000_s1026" o:spt="202" type="#_x0000_t202" style="position:absolute;left:0pt;margin-left:-42.1pt;margin-top:560.15pt;height:23.55pt;width:72.5pt;z-index:251673600;v-text-anchor:middle;mso-width-relative:page;mso-height-relative:page;" filled="f" stroked="f" coordsize="21600,21600" o:gfxdata="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">
+                <v:fill on="f" focussize="0,0"/>
+                <v:stroke on="f" miterlimit="8" joinstyle="miter"/>
+                <v:imagedata o:title=""/>
+                <o:lock v:ext="edit" aspectratio="f"/>
+                <v:textbox style="mso-fit-shape-to-text:t;">
+                  <w:txbxContent>
+                    <w:p>
+                      <w:pPr>
+                        <w:numPr>
+                          <w:ilvl w:val="0"/>
+                          <w:numId w:val="0"/>
+                        </w:numPr>
+                        <w:ind w:leftChars="0"/>
+                        <w:jc w:val="distribute"/>
+                        <w:rPr>
+                          <w:rFonts w:hint="eastAsia" w:ascii="宋体" w:hAnsi="宋体" w:eastAsia="宋体" w:cs="宋体"/>
+                          <w:b/>
+                          <w:color w:val="FFFFFF" w:themeColor="background1"/>
+                          <w:sz w:val="24"/>
+                          <w:szCs w:val="24"/>
+                          <w:lang w:val="en-US" w:eastAsia="zh-CN"/>
+                          <w14:textFill>
+                            <w14:solidFill>
+                              <w14:schemeClr w14:val="bg1"/>
+                            </w14:solidFill>
+                          </w14:textFill>
+                        </w:rPr>
+                      </w:pPr>
+                      <w:r>
+                        <w:rPr>
+                          <w:rFonts w:hint="eastAsia" w:ascii="宋体" w:hAnsi="宋体" w:eastAsia="宋体" w:cs="宋体"/>
+                          <w:b/>
+                          <w:color w:val="FFFFFF" w:themeColor="background1"/>
+                          <w:sz w:val="24"/>
+                          <w:szCs w:val="24"/>
+                          <w:lang w:val="en-US" w:eastAsia="zh-CN"/>
+                          <w14:textFill>
+                            <w14:solidFill>
+                              <w14:schemeClr w14:val="bg1"/>
+                            </w14:solidFill>
+                          </w14:textFill>
+                        </w:rPr>
+                        <w:t>所获荣誉</w:t>
+                      </w:r>
+                    </w:p>
+                  </w:txbxContent>
+                </v:textbox>
+              </v:shape>
+            </w:pict>
+          </mc:Fallback>
+        </mc:AlternateContent>
+      </w:r>
+      <w:r>
         <mc:AlternateContent>
           <mc:Choice Requires="wps">
             <w:drawing>
               <wp:anchor distT="0" distB="0" distL="114300" distR="114300" simplePos="0" relativeHeight="251663360" behindDoc="0" locked="0" layoutInCell="1" allowOverlap="1">
                 <wp:simplePos x="0" y="0"/>
                 <wp:positionH relativeFrom="margin">
-                  <wp:posOffset>-596265</wp:posOffset>
+                  <wp:posOffset>-630555</wp:posOffset>
                 </wp:positionH>
                 <wp:positionV relativeFrom="paragraph">
                   <wp:posOffset>1058545</wp:posOffset>
                 </wp:positionV>
-                <wp:extent cx="6590665" cy="1638935"/>
+                <wp:extent cx="6814820" cy="1638935"/>
                 <wp:effectExtent l="0" t="0" r="0" b="0"/>
                 <wp:wrapNone/>
                 <wp:docPr id="109" name="文本框 109"/>
@@ -3626,7 +4572,7 @@
                       <wps:spPr>
                         <a:xfrm>
                           <a:off x="0" y="0"/>
-                          <a:ext cx="6590665" cy="1638935"/>
+                          <a:ext cx="6814820" cy="1638935"/>
                         </a:xfrm>
                         <a:prstGeom prst="rect">
                           <a:avLst/>
@@ -3671,7 +4617,50 @@
                               <w:spacing w:line="312" w:lineRule="auto"/>
                               <w:textAlignment w:val="auto"/>
                               <w:rPr>
-                                <w:rFonts w:hint="default" w:ascii="Times New Roman" w:hAnsi="Times New Roman" w:eastAsia="宋体" w:cs="Times New Roman"/>
+                                <w:rFonts w:hint="eastAsia" w:ascii="Times New Roman" w:hAnsi="Times New Roman" w:eastAsia="宋体" w:cs="Times New Roman"/>
+                                <w:kern w:val="0"/>
+                                <w:sz w:val="21"/>
+                                <w:szCs w:val="21"/>
+                                <w:lang w:val="en-US" w:eastAsia="zh-CN" w:bidi="ar"/>
+                              </w:rPr>
+                            </w:pPr>
+                            <w:r>
+                              <w:rPr>
+                                <w:rFonts w:hint="eastAsia" w:ascii="Times New Roman" w:hAnsi="Times New Roman" w:eastAsia="宋体" w:cs="Times New Roman"/>
+                                <w:b/>
+                                <w:bCs/>
+                                <w:kern w:val="0"/>
+                                <w:sz w:val="21"/>
+                                <w:szCs w:val="21"/>
+                                <w:lang w:val="en-US" w:eastAsia="zh-CN" w:bidi="ar"/>
+                              </w:rPr>
+                              <w:t xml:space="preserve">学校名称: </w:t>
+                            </w:r>
+                            <w:r>
+                              <w:rPr>
+                                <w:rFonts w:hint="eastAsia" w:ascii="Times New Roman" w:hAnsi="Times New Roman" w:eastAsia="宋体" w:cs="Times New Roman"/>
+                                <w:kern w:val="0"/>
+                                <w:sz w:val="21"/>
+                                <w:szCs w:val="21"/>
+                                <w:lang w:val="en-US" w:eastAsia="zh-CN" w:bidi="ar"/>
+                              </w:rPr>
+                              <w:t xml:space="preserve">浙江大学   </w:t>
+                            </w:r>
+                            <w:r>
+                              <w:rPr>
+                                <w:rFonts w:hint="eastAsia" w:ascii="Times New Roman" w:hAnsi="Times New Roman" w:eastAsia="宋体" w:cs="Times New Roman"/>
+                                <w:b/>
+                                <w:bCs/>
+                                <w:kern w:val="0"/>
+                                <w:sz w:val="21"/>
+                                <w:szCs w:val="21"/>
+                                <w:lang w:val="en-US" w:eastAsia="zh-CN" w:bidi="ar"/>
+                              </w:rPr>
+                              <w:t xml:space="preserve">院系: </w:t>
+                            </w:r>
+                            <w:r>
+                              <w:rPr>
+                                <w:rFonts w:hint="eastAsia" w:ascii="Times New Roman" w:hAnsi="Times New Roman" w:eastAsia="宋体" w:cs="Times New Roman"/>
                                 <w:b w:val="0"/>
                                 <w:bCs w:val="0"/>
                                 <w:kern w:val="0"/>
@@ -3679,7 +4668,8 @@
                                 <w:szCs w:val="21"/>
                                 <w:lang w:val="en-US" w:eastAsia="zh-CN" w:bidi="ar"/>
                               </w:rPr>
-                            </w:pPr>
+                              <w:t xml:space="preserve">竺可桢学院           </w:t>
+                            </w:r>
                             <w:r>
                               <w:rPr>
                                 <w:rFonts w:hint="eastAsia" w:ascii="Times New Roman" w:hAnsi="Times New Roman" w:eastAsia="宋体" w:cs="Times New Roman"/>
@@ -3690,28 +4680,6 @@
                                 <w:szCs w:val="21"/>
                                 <w:lang w:val="en-US" w:eastAsia="zh-CN" w:bidi="ar"/>
                               </w:rPr>
-                              <w:t xml:space="preserve">学校名称: </w:t>
-                            </w:r>
-                            <w:r>
-                              <w:rPr>
-                                <w:rFonts w:hint="eastAsia" w:ascii="Times New Roman" w:hAnsi="Times New Roman" w:eastAsia="宋体" w:cs="Times New Roman"/>
-                                <w:kern w:val="0"/>
-                                <w:sz w:val="21"/>
-                                <w:szCs w:val="21"/>
-                                <w:lang w:val="en-US" w:eastAsia="zh-CN" w:bidi="ar"/>
-                              </w:rPr>
-                              <w:t xml:space="preserve">浙江大学   </w:t>
-                            </w:r>
-                            <w:r>
-                              <w:rPr>
-                                <w:rFonts w:hint="eastAsia" w:ascii="Times New Roman" w:hAnsi="Times New Roman" w:eastAsia="宋体" w:cs="Times New Roman"/>
-                                <w:b/>
-                                <w:bCs/>
-                                <w:kern w:val="0"/>
-                                <w:sz w:val="21"/>
-                                <w:szCs w:val="21"/>
-                                <w:lang w:val="en-US" w:eastAsia="zh-CN" w:bidi="ar"/>
-                              </w:rPr>
                               <w:t xml:space="preserve">所学专业: </w:t>
                             </w:r>
                             <w:r>
@@ -3723,30 +4691,6 @@
                                 <w:lang w:val="en-US" w:eastAsia="zh-CN" w:bidi="ar"/>
                               </w:rPr>
                               <w:t xml:space="preserve">能源与环境系统工程(智慧能源班)   </w:t>
-                            </w:r>
-                            <w:r>
-                              <w:rPr>
-                                <w:rFonts w:hint="eastAsia" w:ascii="Times New Roman" w:hAnsi="Times New Roman" w:eastAsia="宋体" w:cs="Times New Roman"/>
-                                <w:b/>
-                                <w:bCs/>
-                                <w:kern w:val="0"/>
-                                <w:sz w:val="21"/>
-                                <w:szCs w:val="21"/>
-                                <w:lang w:val="en-US" w:eastAsia="zh-CN" w:bidi="ar"/>
-                              </w:rPr>
-                              <w:t xml:space="preserve">院系: </w:t>
-                            </w:r>
-                            <w:r>
-                              <w:rPr>
-                                <w:rFonts w:hint="eastAsia" w:ascii="Times New Roman" w:hAnsi="Times New Roman" w:eastAsia="宋体" w:cs="Times New Roman"/>
-                                <w:b w:val="0"/>
-                                <w:bCs w:val="0"/>
-                                <w:kern w:val="0"/>
-                                <w:sz w:val="21"/>
-                                <w:szCs w:val="21"/>
-                                <w:lang w:val="en-US" w:eastAsia="zh-CN" w:bidi="ar"/>
-                              </w:rPr>
-                              <w:t>竺可桢学院</w:t>
                             </w:r>
                           </w:p>
                           <w:p>
@@ -3806,17 +4750,17 @@
                                 <w:szCs w:val="21"/>
                                 <w:lang w:val="en-US" w:eastAsia="zh-CN" w:bidi="ar"/>
                               </w:rPr>
-                              <w:t xml:space="preserve">主修专业成绩: </w:t>
-                            </w:r>
-                            <w:r>
-                              <w:rPr>
-                                <w:rFonts w:hint="eastAsia" w:ascii="Times New Roman" w:hAnsi="Times New Roman" w:eastAsia="宋体" w:cs="Times New Roman"/>
-                                <w:kern w:val="0"/>
-                                <w:sz w:val="21"/>
-                                <w:szCs w:val="21"/>
-                                <w:lang w:val="en-US" w:eastAsia="zh-CN" w:bidi="ar"/>
-                              </w:rPr>
-                              <w:t xml:space="preserve">4.54/5 or 90.25/100 (共23门课程4.8及以上) </w:t>
+                              <w:t xml:space="preserve">辅修: </w:t>
+                            </w:r>
+                            <w:r>
+                              <w:rPr>
+                                <w:rFonts w:hint="eastAsia" w:ascii="Times New Roman" w:hAnsi="Times New Roman" w:eastAsia="宋体" w:cs="Times New Roman"/>
+                                <w:kern w:val="0"/>
+                                <w:sz w:val="21"/>
+                                <w:szCs w:val="21"/>
+                                <w:lang w:val="en-US" w:eastAsia="zh-CN" w:bidi="ar"/>
+                              </w:rPr>
+                              <w:t xml:space="preserve">AI+X &amp; 机器人工程   </w:t>
                             </w:r>
                             <w:r>
                               <w:rPr>
@@ -3828,17 +4772,17 @@
                                 <w:szCs w:val="21"/>
                                 <w:lang w:val="en-US" w:eastAsia="zh-CN" w:bidi="ar"/>
                               </w:rPr>
-                              <w:t xml:space="preserve">辅修: </w:t>
-                            </w:r>
-                            <w:r>
-                              <w:rPr>
-                                <w:rFonts w:hint="eastAsia" w:ascii="Times New Roman" w:hAnsi="Times New Roman" w:eastAsia="宋体" w:cs="Times New Roman"/>
-                                <w:kern w:val="0"/>
-                                <w:sz w:val="21"/>
-                                <w:szCs w:val="21"/>
-                                <w:lang w:val="en-US" w:eastAsia="zh-CN" w:bidi="ar"/>
-                              </w:rPr>
-                              <w:t>AI+X &amp; 机器人工程</w:t>
+                              <w:t xml:space="preserve">主修专业成绩: </w:t>
+                            </w:r>
+                            <w:r>
+                              <w:rPr>
+                                <w:rFonts w:hint="eastAsia" w:ascii="Times New Roman" w:hAnsi="Times New Roman" w:eastAsia="宋体" w:cs="Times New Roman"/>
+                                <w:kern w:val="0"/>
+                                <w:sz w:val="21"/>
+                                <w:szCs w:val="21"/>
+                                <w:lang w:val="en-US" w:eastAsia="zh-CN" w:bidi="ar"/>
+                              </w:rPr>
+                              <w:t xml:space="preserve">4.54/5 or 90.25/100 (共23门课程4.8及以上) </w:t>
                             </w:r>
                           </w:p>
                           <w:p>
@@ -4042,7 +4986,31 @@
                                 <w:szCs w:val="21"/>
                                 <w:lang w:val="en-US" w:eastAsia="zh-CN" w:bidi="ar"/>
                               </w:rPr>
-                              <w:t xml:space="preserve"> C、Python、Matlab、Latex、MySQL           深度学习框架: Pytorch、Tensorflow</w:t>
+                              <w:t xml:space="preserve"> C、Python、Java、Matlab、Latex、MySQL      </w:t>
+                            </w:r>
+                            <w:r>
+                              <w:rPr>
+                                <w:rFonts w:hint="eastAsia" w:ascii="Times New Roman" w:hAnsi="Times New Roman" w:eastAsia="宋体" w:cs="Times New Roman"/>
+                                <w:b/>
+                                <w:bCs/>
+                                <w:kern w:val="0"/>
+                                <w:sz w:val="21"/>
+                                <w:szCs w:val="21"/>
+                                <w:lang w:val="en-US" w:eastAsia="zh-CN" w:bidi="ar"/>
+                              </w:rPr>
+                              <w:t>深度学习框架:</w:t>
+                            </w:r>
+                            <w:r>
+                              <w:rPr>
+                                <w:rFonts w:hint="eastAsia" w:ascii="Times New Roman" w:hAnsi="Times New Roman" w:eastAsia="宋体" w:cs="Times New Roman"/>
+                                <w:b w:val="0"/>
+                                <w:bCs w:val="0"/>
+                                <w:kern w:val="0"/>
+                                <w:sz w:val="21"/>
+                                <w:szCs w:val="21"/>
+                                <w:lang w:val="en-US" w:eastAsia="zh-CN" w:bidi="ar"/>
+                              </w:rPr>
+                              <w:t xml:space="preserve"> Pytorch、Tensorflow</w:t>
                             </w:r>
                           </w:p>
                           <w:p>
@@ -4098,7 +5066,7 @@
           </mc:Choice>
           <mc:Fallback>
             <w:pict>
-              <v:shape id="_x0000_s1026" o:spid="_x0000_s1026" o:spt="202" type="#_x0000_t202" style="position:absolute;left:0pt;margin-left:-46.95pt;margin-top:83.35pt;height:129.05pt;width:518.95pt;mso-position-horizontal-relative:margin;z-index:251663360;mso-width-relative:page;mso-height-relative:page;" filled="f" stroked="f" coordsize="21600,21600" o:gfxdata="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">
+              <v:shape id="_x0000_s1026" o:spid="_x0000_s1026" o:spt="202" type="#_x0000_t202" style="position:absolute;left:0pt;margin-left:-49.65pt;margin-top:83.35pt;height:129.05pt;width:536.6pt;mso-position-horizontal-relative:margin;z-index:251663360;mso-width-relative:page;mso-height-relative:page;" filled="f" stroked="f" coordsize="21600,21600" o:gfxdata="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">
                 <v:fill on="f" focussize="0,0"/>
                 <v:stroke on="f" weight="0.5pt"/>
                 <v:imagedata o:title=""/>
@@ -4123,7 +5091,50 @@
                         <w:spacing w:line="312" w:lineRule="auto"/>
                         <w:textAlignment w:val="auto"/>
                         <w:rPr>
-                          <w:rFonts w:hint="default" w:ascii="Times New Roman" w:hAnsi="Times New Roman" w:eastAsia="宋体" w:cs="Times New Roman"/>
+                          <w:rFonts w:hint="eastAsia" w:ascii="Times New Roman" w:hAnsi="Times New Roman" w:eastAsia="宋体" w:cs="Times New Roman"/>
+                          <w:kern w:val="0"/>
+                          <w:sz w:val="21"/>
+                          <w:szCs w:val="21"/>
+                          <w:lang w:val="en-US" w:eastAsia="zh-CN" w:bidi="ar"/>
+                        </w:rPr>
+                      </w:pPr>
+                      <w:r>
+                        <w:rPr>
+                          <w:rFonts w:hint="eastAsia" w:ascii="Times New Roman" w:hAnsi="Times New Roman" w:eastAsia="宋体" w:cs="Times New Roman"/>
+                          <w:b/>
+                          <w:bCs/>
+                          <w:kern w:val="0"/>
+                          <w:sz w:val="21"/>
+                          <w:szCs w:val="21"/>
+                          <w:lang w:val="en-US" w:eastAsia="zh-CN" w:bidi="ar"/>
+                        </w:rPr>
+                        <w:t xml:space="preserve">学校名称: </w:t>
+                      </w:r>
+                      <w:r>
+                        <w:rPr>
+                          <w:rFonts w:hint="eastAsia" w:ascii="Times New Roman" w:hAnsi="Times New Roman" w:eastAsia="宋体" w:cs="Times New Roman"/>
+                          <w:kern w:val="0"/>
+                          <w:sz w:val="21"/>
+                          <w:szCs w:val="21"/>
+                          <w:lang w:val="en-US" w:eastAsia="zh-CN" w:bidi="ar"/>
+                        </w:rPr>
+                        <w:t xml:space="preserve">浙江大学   </w:t>
+                      </w:r>
+                      <w:r>
+                        <w:rPr>
+                          <w:rFonts w:hint="eastAsia" w:ascii="Times New Roman" w:hAnsi="Times New Roman" w:eastAsia="宋体" w:cs="Times New Roman"/>
+                          <w:b/>
+                          <w:bCs/>
+                          <w:kern w:val="0"/>
+                          <w:sz w:val="21"/>
+                          <w:szCs w:val="21"/>
+                          <w:lang w:val="en-US" w:eastAsia="zh-CN" w:bidi="ar"/>
+                        </w:rPr>
+                        <w:t xml:space="preserve">院系: </w:t>
+                      </w:r>
+                      <w:r>
+                        <w:rPr>
+                          <w:rFonts w:hint="eastAsia" w:ascii="Times New Roman" w:hAnsi="Times New Roman" w:eastAsia="宋体" w:cs="Times New Roman"/>
                           <w:b w:val="0"/>
                           <w:bCs w:val="0"/>
                           <w:kern w:val="0"/>
@@ -4131,7 +5142,8 @@
                           <w:szCs w:val="21"/>
                           <w:lang w:val="en-US" w:eastAsia="zh-CN" w:bidi="ar"/>
                         </w:rPr>
-                      </w:pPr>
+                        <w:t xml:space="preserve">竺可桢学院           </w:t>
+                      </w:r>
                       <w:r>
                         <w:rPr>
                           <w:rFonts w:hint="eastAsia" w:ascii="Times New Roman" w:hAnsi="Times New Roman" w:eastAsia="宋体" w:cs="Times New Roman"/>
@@ -4142,28 +5154,6 @@
                           <w:szCs w:val="21"/>
                           <w:lang w:val="en-US" w:eastAsia="zh-CN" w:bidi="ar"/>
                         </w:rPr>
-                        <w:t xml:space="preserve">学校名称: </w:t>
-                      </w:r>
-                      <w:r>
-                        <w:rPr>
-                          <w:rFonts w:hint="eastAsia" w:ascii="Times New Roman" w:hAnsi="Times New Roman" w:eastAsia="宋体" w:cs="Times New Roman"/>
-                          <w:kern w:val="0"/>
-                          <w:sz w:val="21"/>
-                          <w:szCs w:val="21"/>
-                          <w:lang w:val="en-US" w:eastAsia="zh-CN" w:bidi="ar"/>
-                        </w:rPr>
-                        <w:t xml:space="preserve">浙江大学   </w:t>
-                      </w:r>
-                      <w:r>
-                        <w:rPr>
-                          <w:rFonts w:hint="eastAsia" w:ascii="Times New Roman" w:hAnsi="Times New Roman" w:eastAsia="宋体" w:cs="Times New Roman"/>
-                          <w:b/>
-                          <w:bCs/>
-                          <w:kern w:val="0"/>
-                          <w:sz w:val="21"/>
-                          <w:szCs w:val="21"/>
-                          <w:lang w:val="en-US" w:eastAsia="zh-CN" w:bidi="ar"/>
-                        </w:rPr>
                         <w:t xml:space="preserve">所学专业: </w:t>
                       </w:r>
                       <w:r>
@@ -4175,30 +5165,6 @@
                           <w:lang w:val="en-US" w:eastAsia="zh-CN" w:bidi="ar"/>
                         </w:rPr>
                         <w:t xml:space="preserve">能源与环境系统工程(智慧能源班)   </w:t>
-                      </w:r>
-                      <w:r>
-                        <w:rPr>
-                          <w:rFonts w:hint="eastAsia" w:ascii="Times New Roman" w:hAnsi="Times New Roman" w:eastAsia="宋体" w:cs="Times New Roman"/>
-                          <w:b/>
-                          <w:bCs/>
-                          <w:kern w:val="0"/>
-                          <w:sz w:val="21"/>
-                          <w:szCs w:val="21"/>
-                          <w:lang w:val="en-US" w:eastAsia="zh-CN" w:bidi="ar"/>
-                        </w:rPr>
-                        <w:t xml:space="preserve">院系: </w:t>
-                      </w:r>
-                      <w:r>
-                        <w:rPr>
-                          <w:rFonts w:hint="eastAsia" w:ascii="Times New Roman" w:hAnsi="Times New Roman" w:eastAsia="宋体" w:cs="Times New Roman"/>
-                          <w:b w:val="0"/>
-                          <w:bCs w:val="0"/>
-                          <w:kern w:val="0"/>
-                          <w:sz w:val="21"/>
-                          <w:szCs w:val="21"/>
-                          <w:lang w:val="en-US" w:eastAsia="zh-CN" w:bidi="ar"/>
-                        </w:rPr>
-                        <w:t>竺可桢学院</w:t>
                       </w:r>
                     </w:p>
                     <w:p>
@@ -4258,17 +5224,17 @@
                           <w:szCs w:val="21"/>
                           <w:lang w:val="en-US" w:eastAsia="zh-CN" w:bidi="ar"/>
                         </w:rPr>
-                        <w:t xml:space="preserve">主修专业成绩: </w:t>
-                      </w:r>
-                      <w:r>
-                        <w:rPr>
-                          <w:rFonts w:hint="eastAsia" w:ascii="Times New Roman" w:hAnsi="Times New Roman" w:eastAsia="宋体" w:cs="Times New Roman"/>
-                          <w:kern w:val="0"/>
-                          <w:sz w:val="21"/>
-                          <w:szCs w:val="21"/>
-                          <w:lang w:val="en-US" w:eastAsia="zh-CN" w:bidi="ar"/>
-                        </w:rPr>
-                        <w:t xml:space="preserve">4.54/5 or 90.25/100 (共23门课程4.8及以上) </w:t>
+                        <w:t xml:space="preserve">辅修: </w:t>
+                      </w:r>
+                      <w:r>
+                        <w:rPr>
+                          <w:rFonts w:hint="eastAsia" w:ascii="Times New Roman" w:hAnsi="Times New Roman" w:eastAsia="宋体" w:cs="Times New Roman"/>
+                          <w:kern w:val="0"/>
+                          <w:sz w:val="21"/>
+                          <w:szCs w:val="21"/>
+                          <w:lang w:val="en-US" w:eastAsia="zh-CN" w:bidi="ar"/>
+                        </w:rPr>
+                        <w:t xml:space="preserve">AI+X &amp; 机器人工程   </w:t>
                       </w:r>
                       <w:r>
                         <w:rPr>
@@ -4280,17 +5246,17 @@
                           <w:szCs w:val="21"/>
                           <w:lang w:val="en-US" w:eastAsia="zh-CN" w:bidi="ar"/>
                         </w:rPr>
-                        <w:t xml:space="preserve">辅修: </w:t>
-                      </w:r>
-                      <w:r>
-                        <w:rPr>
-                          <w:rFonts w:hint="eastAsia" w:ascii="Times New Roman" w:hAnsi="Times New Roman" w:eastAsia="宋体" w:cs="Times New Roman"/>
-                          <w:kern w:val="0"/>
-                          <w:sz w:val="21"/>
-                          <w:szCs w:val="21"/>
-                          <w:lang w:val="en-US" w:eastAsia="zh-CN" w:bidi="ar"/>
-                        </w:rPr>
-                        <w:t>AI+X &amp; 机器人工程</w:t>
+                        <w:t xml:space="preserve">主修专业成绩: </w:t>
+                      </w:r>
+                      <w:r>
+                        <w:rPr>
+                          <w:rFonts w:hint="eastAsia" w:ascii="Times New Roman" w:hAnsi="Times New Roman" w:eastAsia="宋体" w:cs="Times New Roman"/>
+                          <w:kern w:val="0"/>
+                          <w:sz w:val="21"/>
+                          <w:szCs w:val="21"/>
+                          <w:lang w:val="en-US" w:eastAsia="zh-CN" w:bidi="ar"/>
+                        </w:rPr>
+                        <w:t xml:space="preserve">4.54/5 or 90.25/100 (共23门课程4.8及以上) </w:t>
                       </w:r>
                     </w:p>
                     <w:p>
@@ -4494,7 +5460,31 @@
                           <w:szCs w:val="21"/>
                           <w:lang w:val="en-US" w:eastAsia="zh-CN" w:bidi="ar"/>
                         </w:rPr>
-                        <w:t xml:space="preserve"> C、Python、Matlab、Latex、MySQL           深度学习框架: Pytorch、Tensorflow</w:t>
+                        <w:t xml:space="preserve"> C、Python、Java、Matlab、Latex、MySQL      </w:t>
+                      </w:r>
+                      <w:r>
+                        <w:rPr>
+                          <w:rFonts w:hint="eastAsia" w:ascii="Times New Roman" w:hAnsi="Times New Roman" w:eastAsia="宋体" w:cs="Times New Roman"/>
+                          <w:b/>
+                          <w:bCs/>
+                          <w:kern w:val="0"/>
+                          <w:sz w:val="21"/>
+                          <w:szCs w:val="21"/>
+                          <w:lang w:val="en-US" w:eastAsia="zh-CN" w:bidi="ar"/>
+                        </w:rPr>
+                        <w:t>深度学习框架:</w:t>
+                      </w:r>
+                      <w:r>
+                        <w:rPr>
+                          <w:rFonts w:hint="eastAsia" w:ascii="Times New Roman" w:hAnsi="Times New Roman" w:eastAsia="宋体" w:cs="Times New Roman"/>
+                          <w:b w:val="0"/>
+                          <w:bCs w:val="0"/>
+                          <w:kern w:val="0"/>
+                          <w:sz w:val="21"/>
+                          <w:szCs w:val="21"/>
+                          <w:lang w:val="en-US" w:eastAsia="zh-CN" w:bidi="ar"/>
+                        </w:rPr>
+                        <w:t xml:space="preserve"> Pytorch、Tensorflow</w:t>
                       </w:r>
                     </w:p>
                     <w:p>
@@ -5059,7 +6049,7 @@
                                 <w:szCs w:val="21"/>
                                 <w:lang w:val="en-US" w:eastAsia="zh-CN" w:bidi="ar"/>
                               </w:rPr>
-                              <w:t>3190104059@zju.edu.cn</w:t>
+                              <w:t>yangze.zhou@zju.edu.cn</w:t>
                             </w:r>
                           </w:p>
                           <w:p>
@@ -5293,7 +6283,7 @@
                           <w:szCs w:val="21"/>
                           <w:lang w:val="en-US" w:eastAsia="zh-CN" w:bidi="ar"/>
                         </w:rPr>
-                        <w:t>3190104059@zju.edu.cn</w:t>
+                        <w:t>yangze.zhou@zju.edu.cn</w:t>
                       </w:r>
                     </w:p>
                     <w:p>
@@ -5541,7 +6531,7 @@
                                 <w:szCs w:val="21"/>
                                 <w:lang w:val="en-US" w:eastAsia="zh-CN" w:bidi="ar"/>
                               </w:rPr>
-                              <w:t xml:space="preserve">籍贯: </w:t>
+                              <w:t xml:space="preserve">籍 贯: </w:t>
                             </w:r>
                             <w:r>
                               <w:rPr>
@@ -5778,7 +6768,7 @@
                           <w:szCs w:val="21"/>
                           <w:lang w:val="en-US" w:eastAsia="zh-CN" w:bidi="ar"/>
                         </w:rPr>
-                        <w:t xml:space="preserve">籍贯: </w:t>
+                        <w:t xml:space="preserve">籍 贯: </w:t>
                       </w:r>
                       <w:r>
                         <w:rPr>
@@ -6176,813 +7166,12 @@
       </w:r>
       <w:r>
         <w:rPr>
-          <w:sz w:val="21"/>
-        </w:rPr>
-        <mc:AlternateContent>
-          <mc:Choice Requires="wps">
-            <w:drawing>
-              <wp:anchor distT="0" distB="0" distL="114300" distR="114300" simplePos="0" relativeHeight="251668480" behindDoc="0" locked="0" layoutInCell="1" allowOverlap="1">
-                <wp:simplePos x="0" y="0"/>
-                <wp:positionH relativeFrom="column">
-                  <wp:posOffset>-598805</wp:posOffset>
-                </wp:positionH>
-                <wp:positionV relativeFrom="paragraph">
-                  <wp:posOffset>8534400</wp:posOffset>
-                </wp:positionV>
-                <wp:extent cx="6548120" cy="327660"/>
-                <wp:effectExtent l="0" t="0" r="0" b="0"/>
-                <wp:wrapNone/>
-                <wp:docPr id="42" name="文本框 42"/>
-                <wp:cNvGraphicFramePr/>
-                <a:graphic xmlns:a="http://schemas.openxmlformats.org/drawingml/2006/main">
-                  <a:graphicData uri="http://schemas.microsoft.com/office/word/2010/wordprocessingShape">
-                    <wps:wsp>
-                      <wps:cNvSpPr txBox="1"/>
-                      <wps:spPr>
-                        <a:xfrm>
-                          <a:off x="584835" y="9427845"/>
-                          <a:ext cx="6548120" cy="327660"/>
-                        </a:xfrm>
-                        <a:prstGeom prst="rect">
-                          <a:avLst/>
-                        </a:prstGeom>
-                        <a:noFill/>
-                        <a:ln w="6350">
-                          <a:noFill/>
-                        </a:ln>
-                        <a:effectLst/>
-                      </wps:spPr>
-                      <wps:style>
-                        <a:lnRef idx="0">
-                          <a:schemeClr val="accent1"/>
-                        </a:lnRef>
-                        <a:fillRef idx="0">
-                          <a:schemeClr val="accent1"/>
-                        </a:fillRef>
-                        <a:effectRef idx="0">
-                          <a:schemeClr val="accent1"/>
-                        </a:effectRef>
-                        <a:fontRef idx="minor">
-                          <a:schemeClr val="dk1"/>
-                        </a:fontRef>
-                      </wps:style>
-                      <wps:txbx>
-                        <w:txbxContent>
-                          <w:p>
-                            <w:pPr>
-                              <w:rPr>
-                                <w:rFonts w:hint="default" w:ascii="Times New Roman" w:hAnsi="Times New Roman" w:cs="Times New Roman"/>
-                                <w:b w:val="0"/>
-                                <w:bCs w:val="0"/>
-                                <w:lang w:val="en-US" w:eastAsia="zh-CN"/>
-                              </w:rPr>
-                            </w:pPr>
-                            <w:r>
-                              <w:rPr>
-                                <w:rFonts w:hint="eastAsia"/>
-                                <w:b w:val="0"/>
-                                <w:bCs w:val="0"/>
-                                <w:lang w:val="en-US" w:eastAsia="zh-CN"/>
-                              </w:rPr>
-                              <w:t xml:space="preserve">个人主页: </w:t>
-                            </w:r>
-                            <w:r>
-                              <w:rPr>
-                                <w:rFonts w:hint="default" w:ascii="Times New Roman" w:hAnsi="Times New Roman" w:cs="Times New Roman"/>
-                                <w:b w:val="0"/>
-                                <w:bCs w:val="0"/>
-                                <w:lang w:val="en-US" w:eastAsia="zh-CN"/>
-                              </w:rPr>
-                              <w:t>https://zhouyangze.github.io/</w:t>
-                            </w:r>
-                          </w:p>
-                        </w:txbxContent>
-                      </wps:txbx>
-                      <wps:bodyPr rot="0" spcFirstLastPara="0" vertOverflow="overflow" horzOverflow="overflow" vert="horz" wrap="square" lIns="91440" tIns="45720" rIns="91440" bIns="45720" numCol="1" spcCol="0" rtlCol="0" fromWordArt="0" anchor="t" anchorCtr="0" forceAA="0" compatLnSpc="1">
-                        <a:noAutofit/>
-                      </wps:bodyPr>
-                    </wps:wsp>
-                  </a:graphicData>
-                </a:graphic>
-              </wp:anchor>
-            </w:drawing>
-          </mc:Choice>
-          <mc:Fallback>
-            <w:pict>
-              <v:shape id="_x0000_s1026" o:spid="_x0000_s1026" o:spt="202" type="#_x0000_t202" style="position:absolute;left:0pt;margin-left:-47.15pt;margin-top:672pt;height:25.8pt;width:515.6pt;z-index:251668480;mso-width-relative:page;mso-height-relative:page;" filled="f" stroked="f" coordsize="21600,21600" o:gfxdata="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">
-                <v:fill on="f" focussize="0,0"/>
-                <v:stroke on="f" weight="0.5pt"/>
-                <v:imagedata o:title=""/>
-                <o:lock v:ext="edit" aspectratio="f"/>
-                <v:textbox>
-                  <w:txbxContent>
-                    <w:p>
-                      <w:pPr>
-                        <w:rPr>
-                          <w:rFonts w:hint="default" w:ascii="Times New Roman" w:hAnsi="Times New Roman" w:cs="Times New Roman"/>
-                          <w:b w:val="0"/>
-                          <w:bCs w:val="0"/>
-                          <w:lang w:val="en-US" w:eastAsia="zh-CN"/>
-                        </w:rPr>
-                      </w:pPr>
-                      <w:r>
-                        <w:rPr>
-                          <w:rFonts w:hint="eastAsia"/>
-                          <w:b w:val="0"/>
-                          <w:bCs w:val="0"/>
-                          <w:lang w:val="en-US" w:eastAsia="zh-CN"/>
-                        </w:rPr>
-                        <w:t xml:space="preserve">个人主页: </w:t>
-                      </w:r>
-                      <w:r>
-                        <w:rPr>
-                          <w:rFonts w:hint="default" w:ascii="Times New Roman" w:hAnsi="Times New Roman" w:cs="Times New Roman"/>
-                          <w:b w:val="0"/>
-                          <w:bCs w:val="0"/>
-                          <w:lang w:val="en-US" w:eastAsia="zh-CN"/>
-                        </w:rPr>
-                        <w:t>https://zhouyangze.github.io/</w:t>
-                      </w:r>
-                    </w:p>
-                  </w:txbxContent>
-                </v:textbox>
-              </v:shape>
-            </w:pict>
-          </mc:Fallback>
-        </mc:AlternateContent>
-      </w:r>
-      <w:r>
-        <w:rPr>
-          <w:sz w:val="21"/>
-        </w:rPr>
-        <mc:AlternateContent>
-          <mc:Choice Requires="wps">
-            <w:drawing>
-              <wp:anchor distT="0" distB="0" distL="114300" distR="114300" simplePos="0" relativeHeight="251673600" behindDoc="0" locked="0" layoutInCell="1" allowOverlap="1">
-                <wp:simplePos x="0" y="0"/>
-                <wp:positionH relativeFrom="column">
-                  <wp:posOffset>-556260</wp:posOffset>
-                </wp:positionH>
-                <wp:positionV relativeFrom="paragraph">
-                  <wp:posOffset>7391400</wp:posOffset>
-                </wp:positionV>
-                <wp:extent cx="920750" cy="299085"/>
-                <wp:effectExtent l="0" t="0" r="0" b="0"/>
-                <wp:wrapNone/>
-                <wp:docPr id="24" name="文本框 2"/>
-                <wp:cNvGraphicFramePr/>
-                <a:graphic xmlns:a="http://schemas.openxmlformats.org/drawingml/2006/main">
-                  <a:graphicData uri="http://schemas.microsoft.com/office/word/2010/wordprocessingShape">
-                    <wps:wsp>
-                      <wps:cNvSpPr txBox="1">
-                        <a:spLocks noChangeArrowheads="1"/>
-                      </wps:cNvSpPr>
-                      <wps:spPr bwMode="auto">
-                        <a:xfrm>
-                          <a:off x="586740" y="8305800"/>
-                          <a:ext cx="920750" cy="299085"/>
-                        </a:xfrm>
-                        <a:prstGeom prst="rect">
-                          <a:avLst/>
-                        </a:prstGeom>
-                        <a:noFill/>
-                        <a:ln w="9525">
-                          <a:noFill/>
-                          <a:miter lim="800000"/>
-                        </a:ln>
-                      </wps:spPr>
-                      <wps:txbx>
-                        <w:txbxContent>
-                          <w:p>
-                            <w:pPr>
-                              <w:numPr>
-                                <w:ilvl w:val="0"/>
-                                <w:numId w:val="0"/>
-                              </w:numPr>
-                              <w:ind w:leftChars="0"/>
-                              <w:jc w:val="distribute"/>
-                              <w:rPr>
-                                <w:rFonts w:hint="eastAsia" w:ascii="宋体" w:hAnsi="宋体" w:eastAsia="宋体" w:cs="宋体"/>
-                                <w:b/>
-                                <w:color w:val="FFFFFF" w:themeColor="background1"/>
-                                <w:sz w:val="24"/>
-                                <w:szCs w:val="24"/>
-                                <w:lang w:val="en-US" w:eastAsia="zh-CN"/>
-                                <w14:textFill>
-                                  <w14:solidFill>
-                                    <w14:schemeClr w14:val="bg1"/>
-                                  </w14:solidFill>
-                                </w14:textFill>
-                              </w:rPr>
-                            </w:pPr>
-                            <w:r>
-                              <w:rPr>
-                                <w:rFonts w:hint="eastAsia" w:ascii="宋体" w:hAnsi="宋体" w:eastAsia="宋体" w:cs="宋体"/>
-                                <w:b/>
-                                <w:color w:val="FFFFFF" w:themeColor="background1"/>
-                                <w:sz w:val="24"/>
-                                <w:szCs w:val="24"/>
-                                <w:lang w:val="en-US" w:eastAsia="zh-CN"/>
-                                <w14:textFill>
-                                  <w14:solidFill>
-                                    <w14:schemeClr w14:val="bg1"/>
-                                  </w14:solidFill>
-                                </w14:textFill>
-                              </w:rPr>
-                              <w:t>所获荣誉</w:t>
-                            </w:r>
-                          </w:p>
-                        </w:txbxContent>
-                      </wps:txbx>
-                      <wps:bodyPr rot="0" vert="horz" wrap="square" lIns="91440" tIns="45720" rIns="91440" bIns="45720" anchor="ctr" anchorCtr="0">
-                        <a:spAutoFit/>
-                      </wps:bodyPr>
-                    </wps:wsp>
-                  </a:graphicData>
-                </a:graphic>
-              </wp:anchor>
-            </w:drawing>
-          </mc:Choice>
-          <mc:Fallback>
-            <w:pict>
-              <v:shape id="文本框 2" o:spid="_x0000_s1026" o:spt="202" type="#_x0000_t202" style="position:absolute;left:0pt;margin-left:-43.8pt;margin-top:582pt;height:23.55pt;width:72.5pt;z-index:251673600;v-text-anchor:middle;mso-width-relative:page;mso-height-relative:page;" filled="f" stroked="f" coordsize="21600,21600" o:gfxdata="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">
-                <v:fill on="f" focussize="0,0"/>
-                <v:stroke on="f" miterlimit="8" joinstyle="miter"/>
-                <v:imagedata o:title=""/>
-                <o:lock v:ext="edit" aspectratio="f"/>
-                <v:textbox style="mso-fit-shape-to-text:t;">
-                  <w:txbxContent>
-                    <w:p>
-                      <w:pPr>
-                        <w:numPr>
-                          <w:ilvl w:val="0"/>
-                          <w:numId w:val="0"/>
-                        </w:numPr>
-                        <w:ind w:leftChars="0"/>
-                        <w:jc w:val="distribute"/>
-                        <w:rPr>
-                          <w:rFonts w:hint="eastAsia" w:ascii="宋体" w:hAnsi="宋体" w:eastAsia="宋体" w:cs="宋体"/>
-                          <w:b/>
-                          <w:color w:val="FFFFFF" w:themeColor="background1"/>
-                          <w:sz w:val="24"/>
-                          <w:szCs w:val="24"/>
-                          <w:lang w:val="en-US" w:eastAsia="zh-CN"/>
-                          <w14:textFill>
-                            <w14:solidFill>
-                              <w14:schemeClr w14:val="bg1"/>
-                            </w14:solidFill>
-                          </w14:textFill>
-                        </w:rPr>
-                      </w:pPr>
-                      <w:r>
-                        <w:rPr>
-                          <w:rFonts w:hint="eastAsia" w:ascii="宋体" w:hAnsi="宋体" w:eastAsia="宋体" w:cs="宋体"/>
-                          <w:b/>
-                          <w:color w:val="FFFFFF" w:themeColor="background1"/>
-                          <w:sz w:val="24"/>
-                          <w:szCs w:val="24"/>
-                          <w:lang w:val="en-US" w:eastAsia="zh-CN"/>
-                          <w14:textFill>
-                            <w14:solidFill>
-                              <w14:schemeClr w14:val="bg1"/>
-                            </w14:solidFill>
-                          </w14:textFill>
-                        </w:rPr>
-                        <w:t>所获荣誉</w:t>
-                      </w:r>
-                    </w:p>
-                  </w:txbxContent>
-                </v:textbox>
-              </v:shape>
-            </w:pict>
-          </mc:Fallback>
-        </mc:AlternateContent>
-      </w:r>
-      <w:r>
-        <w:rPr>
-          <w:sz w:val="21"/>
-        </w:rPr>
-        <mc:AlternateContent>
-          <mc:Choice Requires="wpg">
-            <w:drawing>
-              <wp:anchor distT="0" distB="0" distL="114300" distR="114300" simplePos="0" relativeHeight="251672576" behindDoc="0" locked="0" layoutInCell="1" allowOverlap="1">
-                <wp:simplePos x="0" y="0"/>
-                <wp:positionH relativeFrom="column">
-                  <wp:posOffset>-632460</wp:posOffset>
-                </wp:positionH>
-                <wp:positionV relativeFrom="paragraph">
-                  <wp:posOffset>7389495</wp:posOffset>
-                </wp:positionV>
-                <wp:extent cx="6665595" cy="280670"/>
-                <wp:effectExtent l="0" t="0" r="9525" b="8890"/>
-                <wp:wrapNone/>
-                <wp:docPr id="12" name="组合 19"/>
-                <wp:cNvGraphicFramePr/>
-                <a:graphic xmlns:a="http://schemas.openxmlformats.org/drawingml/2006/main">
-                  <a:graphicData uri="http://schemas.microsoft.com/office/word/2010/wordprocessingGroup">
-                    <wpg:wgp>
-                      <wpg:cNvGrpSpPr/>
-                      <wpg:grpSpPr>
-                        <a:xfrm rot="0">
-                          <a:off x="510540" y="8303895"/>
-                          <a:ext cx="6665595" cy="280670"/>
-                          <a:chOff x="5497" y="3702"/>
-                          <a:chExt cx="10497" cy="442"/>
-                        </a:xfrm>
-                        <a:solidFill>
-                          <a:srgbClr val="222222"/>
-                        </a:solidFill>
-                      </wpg:grpSpPr>
-                      <wps:wsp>
-                        <wps:cNvPr id="20" name="直接连接符 9"/>
-                        <wps:cNvCnPr/>
-                        <wps:spPr>
-                          <a:xfrm flipV="1">
-                            <a:off x="5789" y="3900"/>
-                            <a:ext cx="10205" cy="35"/>
-                          </a:xfrm>
-                          <a:prstGeom prst="line">
-                            <a:avLst/>
-                          </a:prstGeom>
-                          <a:grpFill/>
-                          <a:ln>
-                            <a:solidFill>
-                              <a:schemeClr val="bg1">
-                                <a:lumMod val="85000"/>
-                              </a:schemeClr>
-                            </a:solidFill>
-                          </a:ln>
-                        </wps:spPr>
-                        <wps:style>
-                          <a:lnRef idx="1">
-                            <a:schemeClr val="accent1"/>
-                          </a:lnRef>
-                          <a:fillRef idx="0">
-                            <a:schemeClr val="accent1"/>
-                          </a:fillRef>
-                          <a:effectRef idx="0">
-                            <a:schemeClr val="accent1"/>
-                          </a:effectRef>
-                          <a:fontRef idx="minor">
-                            <a:schemeClr val="tx1"/>
-                          </a:fontRef>
-                        </wps:style>
-                        <wps:bodyPr/>
-                      </wps:wsp>
-                      <wps:wsp>
-                        <wps:cNvPr id="23" name="矩形: 圆角 26"/>
-                        <wps:cNvSpPr/>
-                        <wps:spPr>
-                          <a:xfrm>
-                            <a:off x="5497" y="3702"/>
-                            <a:ext cx="1858" cy="442"/>
-                          </a:xfrm>
-                          <a:custGeom>
-                            <a:avLst/>
-                            <a:gdLst>
-                              <a:gd name="connsiteX0" fmla="*/ 0 w 1858"/>
-                              <a:gd name="connsiteY0" fmla="*/ 442 h 442"/>
-                              <a:gd name="connsiteX1" fmla="*/ 0 w 1858"/>
-                              <a:gd name="connsiteY1" fmla="*/ 1 h 442"/>
-                              <a:gd name="connsiteX2" fmla="*/ 1786 w 1858"/>
-                              <a:gd name="connsiteY2" fmla="*/ 0 h 442"/>
-                              <a:gd name="connsiteX3" fmla="*/ 1858 w 1858"/>
-                              <a:gd name="connsiteY3" fmla="*/ 442 h 442"/>
-                              <a:gd name="connsiteX4" fmla="*/ 0 w 1858"/>
-                              <a:gd name="connsiteY4" fmla="*/ 442 h 442"/>
-                            </a:gdLst>
-                            <a:ahLst/>
-                            <a:cxnLst>
-                              <a:cxn ang="0">
-                                <a:pos x="connsiteX0" y="connsiteY0"/>
-                              </a:cxn>
-                              <a:cxn ang="0">
-                                <a:pos x="connsiteX1" y="connsiteY1"/>
-                              </a:cxn>
-                              <a:cxn ang="0">
-                                <a:pos x="connsiteX2" y="connsiteY2"/>
-                              </a:cxn>
-                              <a:cxn ang="0">
-                                <a:pos x="connsiteX3" y="connsiteY3"/>
-                              </a:cxn>
-                              <a:cxn ang="0">
-                                <a:pos x="connsiteX4" y="connsiteY4"/>
-                              </a:cxn>
-                            </a:cxnLst>
-                            <a:rect l="l" t="t" r="r" b="b"/>
-                            <a:pathLst>
-                              <a:path w="1858" h="442">
-                                <a:moveTo>
-                                  <a:pt x="0" y="442"/>
-                                </a:moveTo>
-                                <a:lnTo>
-                                  <a:pt x="0" y="1"/>
-                                </a:lnTo>
-                                <a:lnTo>
-                                  <a:pt x="1786" y="0"/>
-                                </a:lnTo>
-                                <a:lnTo>
-                                  <a:pt x="1858" y="442"/>
-                                </a:lnTo>
-                                <a:lnTo>
-                                  <a:pt x="0" y="442"/>
-                                </a:lnTo>
-                                <a:close/>
-                              </a:path>
-                            </a:pathLst>
-                          </a:custGeom>
-                          <a:grpFill/>
-                          <a:ln>
-                            <a:noFill/>
-                          </a:ln>
-                        </wps:spPr>
-                        <wps:style>
-                          <a:lnRef idx="2">
-                            <a:schemeClr val="accent1">
-                              <a:shade val="50000"/>
-                            </a:schemeClr>
-                          </a:lnRef>
-                          <a:fillRef idx="1">
-                            <a:schemeClr val="accent1"/>
-                          </a:fillRef>
-                          <a:effectRef idx="0">
-                            <a:schemeClr val="accent1"/>
-                          </a:effectRef>
-                          <a:fontRef idx="minor">
-                            <a:schemeClr val="lt1"/>
-                          </a:fontRef>
-                        </wps:style>
-                        <wps:bodyPr rtlCol="0" anchor="ctr"/>
-                      </wps:wsp>
-                    </wpg:wgp>
-                  </a:graphicData>
-                </a:graphic>
-              </wp:anchor>
-            </w:drawing>
-          </mc:Choice>
-          <mc:Fallback>
-            <w:pict>
-              <v:group id="组合 19" o:spid="_x0000_s1026" o:spt="203" style="position:absolute;left:0pt;margin-left:-49.8pt;margin-top:581.85pt;height:22.1pt;width:524.85pt;z-index:251672576;mso-width-relative:page;mso-height-relative:page;" coordorigin="5497,3702" coordsize="10497,442" o:gfxdata="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">
-                <o:lock v:ext="edit" aspectratio="f"/>
-                <v:line id="直接连接符 9" o:spid="_x0000_s1026" o:spt="20" style="position:absolute;left:5789;top:3900;flip:y;height:35;width:10205;" filled="t" stroked="t" coordsize="21600,21600" o:gfxdata="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">
-                  <v:fill on="t" focussize="0,0"/>
-                  <v:stroke weight="0.5pt" color="#D9D9D9 [2732]" miterlimit="8" joinstyle="miter"/>
-                  <v:imagedata o:title=""/>
-                  <o:lock v:ext="edit" aspectratio="f"/>
-                </v:line>
-                <v:shape id="矩形: 圆角 26" o:spid="_x0000_s1026" o:spt="100" style="position:absolute;left:5497;top:3702;height:442;width:1858;v-text-anchor:middle;" filled="t" stroked="f" coordsize="1858,442" o:gfxdata="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" path="m0,442l0,1,1786,0,1858,442,0,442xe">
-                  <v:path o:connectlocs="0,442;0,1;1786,0;1858,442;0,442" o:connectangles="0,0,0,0,0"/>
-                  <v:fill on="t" focussize="0,0"/>
-                  <v:stroke on="f" weight="1pt" miterlimit="8" joinstyle="miter"/>
-                  <v:imagedata o:title=""/>
-                  <o:lock v:ext="edit" aspectratio="f"/>
-                </v:shape>
-              </v:group>
-            </w:pict>
-          </mc:Fallback>
-        </mc:AlternateContent>
-      </w:r>
-      <w:r>
-        <w:rPr>
-          <w:sz w:val="21"/>
-        </w:rPr>
-        <mc:AlternateContent>
-          <mc:Choice Requires="wps">
-            <w:drawing>
-              <wp:anchor distT="0" distB="0" distL="114300" distR="114300" simplePos="0" relativeHeight="251667456" behindDoc="0" locked="0" layoutInCell="1" allowOverlap="1">
-                <wp:simplePos x="0" y="0"/>
-                <wp:positionH relativeFrom="column">
-                  <wp:posOffset>-556260</wp:posOffset>
-                </wp:positionH>
-                <wp:positionV relativeFrom="paragraph">
-                  <wp:posOffset>8225790</wp:posOffset>
-                </wp:positionV>
-                <wp:extent cx="920750" cy="299085"/>
-                <wp:effectExtent l="0" t="0" r="0" b="0"/>
-                <wp:wrapNone/>
-                <wp:docPr id="108" name="文本框 2"/>
-                <wp:cNvGraphicFramePr/>
-                <a:graphic xmlns:a="http://schemas.openxmlformats.org/drawingml/2006/main">
-                  <a:graphicData uri="http://schemas.microsoft.com/office/word/2010/wordprocessingShape">
-                    <wps:wsp>
-                      <wps:cNvSpPr txBox="1">
-                        <a:spLocks noChangeArrowheads="1"/>
-                      </wps:cNvSpPr>
-                      <wps:spPr bwMode="auto">
-                        <a:xfrm>
-                          <a:off x="586740" y="9140190"/>
-                          <a:ext cx="920750" cy="299085"/>
-                        </a:xfrm>
-                        <a:prstGeom prst="rect">
-                          <a:avLst/>
-                        </a:prstGeom>
-                        <a:noFill/>
-                        <a:ln w="9525">
-                          <a:noFill/>
-                          <a:miter lim="800000"/>
-                        </a:ln>
-                      </wps:spPr>
-                      <wps:txbx>
-                        <w:txbxContent>
-                          <w:p>
-                            <w:pPr>
-                              <w:numPr>
-                                <w:ilvl w:val="0"/>
-                                <w:numId w:val="0"/>
-                              </w:numPr>
-                              <w:ind w:leftChars="0"/>
-                              <w:jc w:val="distribute"/>
-                              <w:rPr>
-                                <w:rFonts w:hint="eastAsia" w:ascii="宋体" w:hAnsi="宋体" w:eastAsia="宋体" w:cs="宋体"/>
-                                <w:b/>
-                                <w:bCs w:val="0"/>
-                                <w:color w:val="FFFFFF" w:themeColor="background1"/>
-                                <w:sz w:val="24"/>
-                                <w:szCs w:val="24"/>
-                                <w:lang w:val="en-US" w:eastAsia="zh-CN"/>
-                                <w14:textFill>
-                                  <w14:solidFill>
-                                    <w14:schemeClr w14:val="bg1"/>
-                                  </w14:solidFill>
-                                </w14:textFill>
-                              </w:rPr>
-                            </w:pPr>
-                            <w:r>
-                              <w:rPr>
-                                <w:rFonts w:hint="eastAsia" w:ascii="宋体" w:hAnsi="宋体" w:eastAsia="宋体" w:cs="宋体"/>
-                                <w:b/>
-                                <w:bCs w:val="0"/>
-                                <w:color w:val="FFFFFF" w:themeColor="background1"/>
-                                <w:sz w:val="24"/>
-                                <w:szCs w:val="24"/>
-                                <w:lang w:val="en-US" w:eastAsia="zh-CN"/>
-                                <w14:textFill>
-                                  <w14:solidFill>
-                                    <w14:schemeClr w14:val="bg1"/>
-                                  </w14:solidFill>
-                                </w14:textFill>
-                              </w:rPr>
-                              <w:t>其他信息</w:t>
-                            </w:r>
-                          </w:p>
-                        </w:txbxContent>
-                      </wps:txbx>
-                      <wps:bodyPr rot="0" vert="horz" wrap="square" lIns="91440" tIns="45720" rIns="91440" bIns="45720" anchor="ctr" anchorCtr="0">
-                        <a:spAutoFit/>
-                      </wps:bodyPr>
-                    </wps:wsp>
-                  </a:graphicData>
-                </a:graphic>
-              </wp:anchor>
-            </w:drawing>
-          </mc:Choice>
-          <mc:Fallback>
-            <w:pict>
-              <v:shape id="文本框 2" o:spid="_x0000_s1026" o:spt="202" type="#_x0000_t202" style="position:absolute;left:0pt;margin-left:-43.8pt;margin-top:647.7pt;height:23.55pt;width:72.5pt;z-index:251667456;v-text-anchor:middle;mso-width-relative:page;mso-height-relative:page;" filled="f" stroked="f" coordsize="21600,21600" o:gfxdata="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">
-                <v:fill on="f" focussize="0,0"/>
-                <v:stroke on="f" miterlimit="8" joinstyle="miter"/>
-                <v:imagedata o:title=""/>
-                <o:lock v:ext="edit" aspectratio="f"/>
-                <v:textbox style="mso-fit-shape-to-text:t;">
-                  <w:txbxContent>
-                    <w:p>
-                      <w:pPr>
-                        <w:numPr>
-                          <w:ilvl w:val="0"/>
-                          <w:numId w:val="0"/>
-                        </w:numPr>
-                        <w:ind w:leftChars="0"/>
-                        <w:jc w:val="distribute"/>
-                        <w:rPr>
-                          <w:rFonts w:hint="eastAsia" w:ascii="宋体" w:hAnsi="宋体" w:eastAsia="宋体" w:cs="宋体"/>
-                          <w:b/>
-                          <w:bCs w:val="0"/>
-                          <w:color w:val="FFFFFF" w:themeColor="background1"/>
-                          <w:sz w:val="24"/>
-                          <w:szCs w:val="24"/>
-                          <w:lang w:val="en-US" w:eastAsia="zh-CN"/>
-                          <w14:textFill>
-                            <w14:solidFill>
-                              <w14:schemeClr w14:val="bg1"/>
-                            </w14:solidFill>
-                          </w14:textFill>
-                        </w:rPr>
-                      </w:pPr>
-                      <w:r>
-                        <w:rPr>
-                          <w:rFonts w:hint="eastAsia" w:ascii="宋体" w:hAnsi="宋体" w:eastAsia="宋体" w:cs="宋体"/>
-                          <w:b/>
-                          <w:bCs w:val="0"/>
-                          <w:color w:val="FFFFFF" w:themeColor="background1"/>
-                          <w:sz w:val="24"/>
-                          <w:szCs w:val="24"/>
-                          <w:lang w:val="en-US" w:eastAsia="zh-CN"/>
-                          <w14:textFill>
-                            <w14:solidFill>
-                              <w14:schemeClr w14:val="bg1"/>
-                            </w14:solidFill>
-                          </w14:textFill>
-                        </w:rPr>
-                        <w:t>其他信息</w:t>
-                      </w:r>
-                    </w:p>
-                  </w:txbxContent>
-                </v:textbox>
-              </v:shape>
-            </w:pict>
-          </mc:Fallback>
-        </mc:AlternateContent>
-      </w:r>
-      <w:r>
-        <w:rPr>
-          <w:sz w:val="21"/>
-        </w:rPr>
-        <mc:AlternateContent>
-          <mc:Choice Requires="wpg">
-            <w:drawing>
-              <wp:anchor distT="0" distB="0" distL="114300" distR="114300" simplePos="0" relativeHeight="251666432" behindDoc="0" locked="0" layoutInCell="1" allowOverlap="1">
-                <wp:simplePos x="0" y="0"/>
-                <wp:positionH relativeFrom="column">
-                  <wp:posOffset>-632460</wp:posOffset>
-                </wp:positionH>
-                <wp:positionV relativeFrom="paragraph">
-                  <wp:posOffset>8249285</wp:posOffset>
-                </wp:positionV>
-                <wp:extent cx="6665595" cy="280670"/>
-                <wp:effectExtent l="0" t="0" r="9525" b="8890"/>
-                <wp:wrapNone/>
-                <wp:docPr id="19" name="组合 19"/>
-                <wp:cNvGraphicFramePr/>
-                <a:graphic xmlns:a="http://schemas.openxmlformats.org/drawingml/2006/main">
-                  <a:graphicData uri="http://schemas.microsoft.com/office/word/2010/wordprocessingGroup">
-                    <wpg:wgp>
-                      <wpg:cNvGrpSpPr/>
-                      <wpg:grpSpPr>
-                        <a:xfrm rot="0">
-                          <a:off x="510540" y="9163685"/>
-                          <a:ext cx="6665595" cy="280670"/>
-                          <a:chOff x="5497" y="3702"/>
-                          <a:chExt cx="10497" cy="442"/>
-                        </a:xfrm>
-                        <a:solidFill>
-                          <a:srgbClr val="222222"/>
-                        </a:solidFill>
-                      </wpg:grpSpPr>
-                      <wps:wsp>
-                        <wps:cNvPr id="21" name="直接连接符 9"/>
-                        <wps:cNvCnPr/>
-                        <wps:spPr>
-                          <a:xfrm flipV="1">
-                            <a:off x="5789" y="3900"/>
-                            <a:ext cx="10205" cy="35"/>
-                          </a:xfrm>
-                          <a:prstGeom prst="line">
-                            <a:avLst/>
-                          </a:prstGeom>
-                          <a:grpFill/>
-                          <a:ln>
-                            <a:solidFill>
-                              <a:schemeClr val="bg1">
-                                <a:lumMod val="85000"/>
-                              </a:schemeClr>
-                            </a:solidFill>
-                          </a:ln>
-                        </wps:spPr>
-                        <wps:style>
-                          <a:lnRef idx="1">
-                            <a:schemeClr val="accent1"/>
-                          </a:lnRef>
-                          <a:fillRef idx="0">
-                            <a:schemeClr val="accent1"/>
-                          </a:fillRef>
-                          <a:effectRef idx="0">
-                            <a:schemeClr val="accent1"/>
-                          </a:effectRef>
-                          <a:fontRef idx="minor">
-                            <a:schemeClr val="tx1"/>
-                          </a:fontRef>
-                        </wps:style>
-                        <wps:bodyPr/>
-                      </wps:wsp>
-                      <wps:wsp>
-                        <wps:cNvPr id="22" name="矩形: 圆角 26"/>
-                        <wps:cNvSpPr/>
-                        <wps:spPr>
-                          <a:xfrm>
-                            <a:off x="5497" y="3702"/>
-                            <a:ext cx="1858" cy="442"/>
-                          </a:xfrm>
-                          <a:custGeom>
-                            <a:avLst/>
-                            <a:gdLst>
-                              <a:gd name="connsiteX0" fmla="*/ 0 w 1858"/>
-                              <a:gd name="connsiteY0" fmla="*/ 442 h 442"/>
-                              <a:gd name="connsiteX1" fmla="*/ 0 w 1858"/>
-                              <a:gd name="connsiteY1" fmla="*/ 1 h 442"/>
-                              <a:gd name="connsiteX2" fmla="*/ 1786 w 1858"/>
-                              <a:gd name="connsiteY2" fmla="*/ 0 h 442"/>
-                              <a:gd name="connsiteX3" fmla="*/ 1858 w 1858"/>
-                              <a:gd name="connsiteY3" fmla="*/ 442 h 442"/>
-                              <a:gd name="connsiteX4" fmla="*/ 0 w 1858"/>
-                              <a:gd name="connsiteY4" fmla="*/ 442 h 442"/>
-                            </a:gdLst>
-                            <a:ahLst/>
-                            <a:cxnLst>
-                              <a:cxn ang="0">
-                                <a:pos x="connsiteX0" y="connsiteY0"/>
-                              </a:cxn>
-                              <a:cxn ang="0">
-                                <a:pos x="connsiteX1" y="connsiteY1"/>
-                              </a:cxn>
-                              <a:cxn ang="0">
-                                <a:pos x="connsiteX2" y="connsiteY2"/>
-                              </a:cxn>
-                              <a:cxn ang="0">
-                                <a:pos x="connsiteX3" y="connsiteY3"/>
-                              </a:cxn>
-                              <a:cxn ang="0">
-                                <a:pos x="connsiteX4" y="connsiteY4"/>
-                              </a:cxn>
-                            </a:cxnLst>
-                            <a:rect l="l" t="t" r="r" b="b"/>
-                            <a:pathLst>
-                              <a:path w="1858" h="442">
-                                <a:moveTo>
-                                  <a:pt x="0" y="442"/>
-                                </a:moveTo>
-                                <a:lnTo>
-                                  <a:pt x="0" y="1"/>
-                                </a:lnTo>
-                                <a:lnTo>
-                                  <a:pt x="1786" y="0"/>
-                                </a:lnTo>
-                                <a:lnTo>
-                                  <a:pt x="1858" y="442"/>
-                                </a:lnTo>
-                                <a:lnTo>
-                                  <a:pt x="0" y="442"/>
-                                </a:lnTo>
-                                <a:close/>
-                              </a:path>
-                            </a:pathLst>
-                          </a:custGeom>
-                          <a:grpFill/>
-                          <a:ln>
-                            <a:noFill/>
-                          </a:ln>
-                        </wps:spPr>
-                        <wps:style>
-                          <a:lnRef idx="2">
-                            <a:schemeClr val="accent1">
-                              <a:shade val="50000"/>
-                            </a:schemeClr>
-                          </a:lnRef>
-                          <a:fillRef idx="1">
-                            <a:schemeClr val="accent1"/>
-                          </a:fillRef>
-                          <a:effectRef idx="0">
-                            <a:schemeClr val="accent1"/>
-                          </a:effectRef>
-                          <a:fontRef idx="minor">
-                            <a:schemeClr val="lt1"/>
-                          </a:fontRef>
-                        </wps:style>
-                        <wps:bodyPr rtlCol="0" anchor="ctr"/>
-                      </wps:wsp>
-                    </wpg:wgp>
-                  </a:graphicData>
-                </a:graphic>
-              </wp:anchor>
-            </w:drawing>
-          </mc:Choice>
-          <mc:Fallback>
-            <w:pict>
-              <v:group id="_x0000_s1026" o:spid="_x0000_s1026" o:spt="203" style="position:absolute;left:0pt;margin-left:-49.8pt;margin-top:649.55pt;height:22.1pt;width:524.85pt;z-index:251666432;mso-width-relative:page;mso-height-relative:page;" coordorigin="5497,3702" coordsize="10497,442" o:gfxdata="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">
-                <o:lock v:ext="edit" aspectratio="f"/>
-                <v:line id="直接连接符 9" o:spid="_x0000_s1026" o:spt="20" style="position:absolute;left:5789;top:3900;flip:y;height:35;width:10205;" filled="t" stroked="t" coordsize="21600,21600" o:gfxdata="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">
-                  <v:fill on="t" focussize="0,0"/>
-                  <v:stroke weight="0.5pt" color="#D9D9D9 [2732]" miterlimit="8" joinstyle="miter"/>
-                  <v:imagedata o:title=""/>
-                  <o:lock v:ext="edit" aspectratio="f"/>
-                </v:line>
-                <v:shape id="矩形: 圆角 26" o:spid="_x0000_s1026" o:spt="100" style="position:absolute;left:5497;top:3702;height:442;width:1858;v-text-anchor:middle;" filled="t" stroked="f" coordsize="1858,442" o:gfxdata="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" path="m0,442l0,1,1786,0,1858,442,0,442xe">
-                  <v:path o:connectlocs="0,442;0,1;1786,0;1858,442;0,442" o:connectangles="0,0,0,0,0"/>
-                  <v:fill on="t" focussize="0,0"/>
-                  <v:stroke on="f" weight="1pt" miterlimit="8" joinstyle="miter"/>
-                  <v:imagedata o:title=""/>
-                  <o:lock v:ext="edit" aspectratio="f"/>
-                </v:shape>
-              </v:group>
-            </w:pict>
-          </mc:Fallback>
-        </mc:AlternateContent>
-      </w:r>
-      <w:r>
-        <w:rPr>
           <w:rFonts w:hint="eastAsia"/>
         </w:rPr>
         <w:t>https://scholar.google.com/citations?hl=zh-CN&amp;user=01deHsQAAAAJ&amp;view_op=list_works&amp;sortby=pubdatehttps://scholar.google.com/citations?hl=zh-CN&amp;user=01deHsQAAAAJ&amp;view_op=list_works&amp;sortby=pubdate</w:t>
       </w:r>
+      <w:bookmarkStart w:id="0" w:name="_GoBack"/>
+      <w:bookmarkEnd w:id="0"/>
       <w:r>
         <mc:AlternateContent>
           <mc:Choice Requires="wps">
@@ -7542,7 +7731,16 @@
       <w:lang w:val="en-US" w:eastAsia="zh-CN" w:bidi="ar"/>
     </w:rPr>
   </w:style>
-  <w:style w:type="paragraph" w:customStyle="1" w:styleId="6">
+  <w:style w:type="character" w:styleId="6">
+    <w:name w:val="Hyperlink"/>
+    <w:basedOn w:val="5"/>
+    <w:uiPriority w:val="0"/>
+    <w:rPr>
+      <w:color w:val="0000FF"/>
+      <w:u w:val="single"/>
+    </w:rPr>
+  </w:style>
+  <w:style w:type="paragraph" w:customStyle="1" w:styleId="7">
     <w:name w:val="列出段落1"/>
     <w:basedOn w:val="1"/>
     <w:qFormat/>
